--- a/14_UI/Макарчук_14_Графический_интерфейс.docx
+++ b/14_UI/Макарчук_14_Графический_интерфейс.docx
@@ -1,6 +1,6 @@
 
 <file path=word/document.xml><?xml version="1.0" encoding="utf-8"?>
-<w:document xmlns:wpc="http://schemas.microsoft.com/office/word/2010/wordprocessingCanvas" xmlns:cx="http://schemas.microsoft.com/office/drawing/2014/chartex" xmlns:cx1="http://schemas.microsoft.com/office/drawing/2015/9/8/chartex" xmlns:cx2="http://schemas.microsoft.com/office/drawing/2015/10/21/chartex" xmlns:cx3="http://schemas.microsoft.com/office/drawing/2016/5/9/chartex" xmlns:cx4="http://schemas.microsoft.com/office/drawing/2016/5/10/chartex" xmlns:cx5="http://schemas.microsoft.com/office/drawing/2016/5/11/chartex" xmlns:cx6="http://schemas.microsoft.com/office/drawing/2016/5/12/chartex" xmlns:cx7="http://schemas.microsoft.com/office/drawing/2016/5/13/chartex" xmlns:cx8="http://schemas.microsoft.com/office/drawing/2016/5/14/chartex" xmlns:mc="http://schemas.openxmlformats.org/markup-compatibility/2006" xmlns:aink="http://schemas.microsoft.com/office/drawing/2016/ink" xmlns:am3d="http://schemas.microsoft.com/office/drawing/2017/model3d" xmlns:o="urn:schemas-microsoft-com:office:office" xmlns:oel="http://schemas.microsoft.com/office/2019/extlst" xmlns:r="http://schemas.openxmlformats.org/officeDocument/2006/relationships" xmlns:m="http://schemas.openxmlformats.org/officeDocument/2006/math" xmlns:v="urn:schemas-microsoft-com:vml" xmlns:wp14="http://schemas.microsoft.com/office/word/2010/wordprocessingDrawing" xmlns:wp="http://schemas.openxmlformats.org/drawingml/2006/wordprocessingDrawing" xmlns:w10="urn:schemas-microsoft-com:office:word" xmlns:w="http://schemas.openxmlformats.org/wordprocessingml/2006/main" xmlns:w14="http://schemas.microsoft.com/office/word/2010/wordml" xmlns:w15="http://schemas.microsoft.com/office/word/2012/wordml" xmlns:w16cex="http://schemas.microsoft.com/office/word/2018/wordml/cex" xmlns:w16cid="http://schemas.microsoft.com/office/word/2016/wordml/cid" xmlns:w16="http://schemas.microsoft.com/office/word/2018/wordml" xmlns:w16du="http://schemas.microsoft.com/office/word/2023/wordml/word16du" xmlns:w16sdtdh="http://schemas.microsoft.com/office/word/2020/wordml/sdtdatahash" xmlns:w16se="http://schemas.microsoft.com/office/word/2015/wordml/symex" xmlns:wpg="http://schemas.microsoft.com/office/word/2010/wordprocessingGroup" xmlns:wpi="http://schemas.microsoft.com/office/word/2010/wordprocessingInk" xmlns:wne="http://schemas.microsoft.com/office/word/2006/wordml" xmlns:wps="http://schemas.microsoft.com/office/word/2010/wordprocessingShape" mc:Ignorable="w14 w15 w16se w16cid w16 w16cex w16sdtdh w16du wp14">
+<w:document xmlns:wpc="http://schemas.microsoft.com/office/word/2010/wordprocessingCanvas" xmlns:cx="http://schemas.microsoft.com/office/drawing/2014/chartex" xmlns:cx1="http://schemas.microsoft.com/office/drawing/2015/9/8/chartex" xmlns:cx2="http://schemas.microsoft.com/office/drawing/2015/10/21/chartex" xmlns:cx3="http://schemas.microsoft.com/office/drawing/2016/5/9/chartex" xmlns:cx4="http://schemas.microsoft.com/office/drawing/2016/5/10/chartex" xmlns:cx5="http://schemas.microsoft.com/office/drawing/2016/5/11/chartex" xmlns:cx6="http://schemas.microsoft.com/office/drawing/2016/5/12/chartex" xmlns:cx7="http://schemas.microsoft.com/office/drawing/2016/5/13/chartex" xmlns:cx8="http://schemas.microsoft.com/office/drawing/2016/5/14/chartex" xmlns:mc="http://schemas.openxmlformats.org/markup-compatibility/2006" xmlns:aink="http://schemas.microsoft.com/office/drawing/2016/ink" xmlns:am3d="http://schemas.microsoft.com/office/drawing/2017/model3d" xmlns:o="urn:schemas-microsoft-com:office:office" xmlns:oel="http://schemas.microsoft.com/office/2019/extlst" xmlns:r="http://schemas.openxmlformats.org/officeDocument/2006/relationships" xmlns:m="http://schemas.openxmlformats.org/officeDocument/2006/math" xmlns:v="urn:schemas-microsoft-com:vml" xmlns:wp14="http://schemas.microsoft.com/office/word/2010/wordprocessingDrawing" xmlns:wp="http://schemas.openxmlformats.org/drawingml/2006/wordprocessingDrawing" xmlns:w10="urn:schemas-microsoft-com:office:word" xmlns:w="http://schemas.openxmlformats.org/wordprocessingml/2006/main" xmlns:w14="http://schemas.microsoft.com/office/word/2010/wordml" xmlns:w15="http://schemas.microsoft.com/office/word/2012/wordml" xmlns:w16cex="http://schemas.microsoft.com/office/word/2018/wordml/cex" xmlns:w16cid="http://schemas.microsoft.com/office/word/2016/wordml/cid" xmlns:w16="http://schemas.microsoft.com/office/word/2018/wordml" xmlns:w16du="http://schemas.microsoft.com/office/word/2023/wordml/word16du" xmlns:w16sdtdh="http://schemas.microsoft.com/office/word/2020/wordml/sdtdatahash" xmlns:w16sdtfl="http://schemas.microsoft.com/office/word/2024/wordml/sdtformatlock" xmlns:w16se="http://schemas.microsoft.com/office/word/2015/wordml/symex" xmlns:wpg="http://schemas.microsoft.com/office/word/2010/wordprocessingGroup" xmlns:wpi="http://schemas.microsoft.com/office/word/2010/wordprocessingInk" xmlns:wne="http://schemas.microsoft.com/office/word/2006/wordml" xmlns:wps="http://schemas.microsoft.com/office/word/2010/wordprocessingShape" mc:Ignorable="w14 w15 w16se w16cid w16 w16cex w16sdtdh w16sdtfl w16du wp14">
   <w:body>
     <w:p>
       <w:pPr>
@@ -40,7 +40,6 @@
           <w:iCs/>
           <w:sz w:val="28"/>
           <w:szCs w:val="28"/>
-          <w:lang w:val="en-US"/>
         </w:rPr>
         <w:t>4</w:t>
       </w:r>
@@ -83,7 +82,6 @@
           <w:color w:val="000000"/>
           <w:sz w:val="28"/>
           <w:szCs w:val="28"/>
-          <w:lang w:val="en-US"/>
         </w:rPr>
       </w:pPr>
       <w:r>
@@ -193,15 +191,7 @@
           <w:sz w:val="28"/>
           <w:szCs w:val="28"/>
         </w:rPr>
-        <w:t>-</w:t>
-      </w:r>
-      <w:r>
-        <w:rPr>
-          <w:color w:val="000000"/>
-          <w:sz w:val="28"/>
-          <w:szCs w:val="28"/>
-        </w:rPr>
-        <w:t xml:space="preserve"> Привязка </w:t>
+        <w:t xml:space="preserve">- Привязка </w:t>
       </w:r>
       <w:proofErr w:type="spellStart"/>
       <w:r>
@@ -297,15 +287,7 @@
           <w:sz w:val="28"/>
           <w:szCs w:val="28"/>
         </w:rPr>
-        <w:t>-</w:t>
-      </w:r>
-      <w:r>
-        <w:rPr>
-          <w:color w:val="000000"/>
-          <w:sz w:val="28"/>
-          <w:szCs w:val="28"/>
-        </w:rPr>
-        <w:t xml:space="preserve"> </w:t>
+        <w:t xml:space="preserve">- </w:t>
       </w:r>
       <w:proofErr w:type="spellStart"/>
       <w:r>
@@ -409,15 +391,7 @@
           <w:sz w:val="28"/>
           <w:szCs w:val="28"/>
         </w:rPr>
-        <w:t>-</w:t>
-      </w:r>
-      <w:r>
-        <w:rPr>
-          <w:color w:val="000000"/>
-          <w:sz w:val="28"/>
-          <w:szCs w:val="28"/>
-        </w:rPr>
-        <w:t xml:space="preserve"> Использовать </w:t>
+        <w:t xml:space="preserve">- Использовать </w:t>
       </w:r>
       <w:proofErr w:type="spellStart"/>
       <w:r>
@@ -503,15 +477,7 @@
           <w:sz w:val="28"/>
           <w:szCs w:val="28"/>
         </w:rPr>
-        <w:t>-</w:t>
-      </w:r>
-      <w:r>
-        <w:rPr>
-          <w:color w:val="000000"/>
-          <w:sz w:val="28"/>
-          <w:szCs w:val="28"/>
-        </w:rPr>
-        <w:t xml:space="preserve"> Реализовать возможность удаления и добавления клиентов с</w:t>
+        <w:t>- Реализовать возможность удаления и добавления клиентов с</w:t>
       </w:r>
     </w:p>
     <w:p>
@@ -614,15 +580,7 @@
           <w:sz w:val="28"/>
           <w:szCs w:val="28"/>
         </w:rPr>
-        <w:t xml:space="preserve">- </w:t>
-      </w:r>
-      <w:r>
-        <w:rPr>
-          <w:color w:val="000000"/>
-          <w:sz w:val="28"/>
-          <w:szCs w:val="28"/>
-        </w:rPr>
-        <w:t xml:space="preserve"> </w:t>
+        <w:t xml:space="preserve">-  </w:t>
       </w:r>
       <w:proofErr w:type="spellStart"/>
       <w:r>
@@ -742,18 +700,8 @@
           <w:sz w:val="28"/>
           <w:szCs w:val="28"/>
         </w:rPr>
-        <w:t xml:space="preserve">; с </w:t>
-      </w:r>
-      <w:proofErr w:type="spellStart"/>
-      <w:r>
-        <w:rPr>
-          <w:color w:val="000000"/>
-          <w:sz w:val="28"/>
-          <w:szCs w:val="28"/>
-        </w:rPr>
-        <w:t>кастомным</w:t>
-      </w:r>
-      <w:proofErr w:type="spellEnd"/>
+        <w:t>; с кастомным</w:t>
+      </w:r>
     </w:p>
     <w:p>
       <w:pPr>
@@ -769,7 +717,6 @@
           <w:color w:val="000000"/>
           <w:sz w:val="28"/>
           <w:szCs w:val="28"/>
-          <w:lang w:val="en-US"/>
         </w:rPr>
       </w:pPr>
       <w:r>
@@ -795,7 +742,6 @@
           <w:color w:val="000000"/>
           <w:sz w:val="28"/>
           <w:szCs w:val="28"/>
-          <w:lang w:val="en-US"/>
         </w:rPr>
       </w:pPr>
     </w:p>
@@ -868,7 +814,25 @@
           <w:szCs w:val="28"/>
           <w:lang w:val="en-US"/>
         </w:rPr>
-        <w:t>using System;</w:t>
+        <w:t>namespace Task01</w:t>
+      </w:r>
+      <w:r>
+        <w:rPr>
+          <w:color w:val="000000" w:themeColor="text1"/>
+          <w:sz w:val="28"/>
+          <w:szCs w:val="28"/>
+          <w:lang w:val="en-US"/>
+        </w:rPr>
+        <w:t xml:space="preserve"> </w:t>
+      </w:r>
+      <w:r>
+        <w:rPr>
+          <w:color w:val="000000" w:themeColor="text1"/>
+          <w:sz w:val="28"/>
+          <w:szCs w:val="28"/>
+          <w:lang w:val="en-US"/>
+        </w:rPr>
+        <w:t>{</w:t>
       </w:r>
     </w:p>
     <w:p>
@@ -891,10 +855,8 @@
           <w:szCs w:val="28"/>
           <w:lang w:val="en-US"/>
         </w:rPr>
-        <w:t xml:space="preserve">using </w:t>
-      </w:r>
-      <w:proofErr w:type="spellStart"/>
-      <w:proofErr w:type="gramStart"/>
+        <w:t xml:space="preserve">    public class Client</w:t>
+      </w:r>
       <w:r>
         <w:rPr>
           <w:color w:val="000000" w:themeColor="text1"/>
@@ -902,10 +864,8 @@
           <w:szCs w:val="28"/>
           <w:lang w:val="en-US"/>
         </w:rPr>
-        <w:t>System.Collections.Generic</w:t>
-      </w:r>
-      <w:proofErr w:type="spellEnd"/>
-      <w:proofErr w:type="gramEnd"/>
+        <w:t xml:space="preserve"> </w:t>
+      </w:r>
       <w:r>
         <w:rPr>
           <w:color w:val="000000" w:themeColor="text1"/>
@@ -913,7 +873,7 @@
           <w:szCs w:val="28"/>
           <w:lang w:val="en-US"/>
         </w:rPr>
-        <w:t>;</w:t>
+        <w:t>{</w:t>
       </w:r>
     </w:p>
     <w:p>
@@ -936,7 +896,7 @@
           <w:szCs w:val="28"/>
           <w:lang w:val="en-US"/>
         </w:rPr>
-        <w:t xml:space="preserve">using </w:t>
+        <w:t xml:space="preserve">        public string </w:t>
       </w:r>
       <w:proofErr w:type="spellStart"/>
       <w:r>
@@ -946,7 +906,7 @@
           <w:szCs w:val="28"/>
           <w:lang w:val="en-US"/>
         </w:rPr>
-        <w:t>System.Linq</w:t>
+        <w:t>FullName</w:t>
       </w:r>
       <w:proofErr w:type="spellEnd"/>
       <w:r>
@@ -956,8 +916,39 @@
           <w:szCs w:val="28"/>
           <w:lang w:val="en-US"/>
         </w:rPr>
-        <w:t>;</w:t>
-      </w:r>
+        <w:t xml:space="preserve"> </w:t>
+      </w:r>
+      <w:proofErr w:type="gramStart"/>
+      <w:r>
+        <w:rPr>
+          <w:color w:val="000000" w:themeColor="text1"/>
+          <w:sz w:val="28"/>
+          <w:szCs w:val="28"/>
+          <w:lang w:val="en-US"/>
+        </w:rPr>
+        <w:t>{ get</w:t>
+      </w:r>
+      <w:proofErr w:type="gramEnd"/>
+      <w:r>
+        <w:rPr>
+          <w:color w:val="000000" w:themeColor="text1"/>
+          <w:sz w:val="28"/>
+          <w:szCs w:val="28"/>
+          <w:lang w:val="en-US"/>
+        </w:rPr>
+        <w:t>; set</w:t>
+      </w:r>
+      <w:proofErr w:type="gramStart"/>
+      <w:r>
+        <w:rPr>
+          <w:color w:val="000000" w:themeColor="text1"/>
+          <w:sz w:val="28"/>
+          <w:szCs w:val="28"/>
+          <w:lang w:val="en-US"/>
+        </w:rPr>
+        <w:t>; }</w:t>
+      </w:r>
+      <w:proofErr w:type="gramEnd"/>
     </w:p>
     <w:p>
       <w:pPr>
@@ -979,9 +970,9 @@
           <w:szCs w:val="28"/>
           <w:lang w:val="en-US"/>
         </w:rPr>
-        <w:t xml:space="preserve">using </w:t>
-      </w:r>
-      <w:proofErr w:type="spellStart"/>
+        <w:t xml:space="preserve">        public string Contact </w:t>
+      </w:r>
+      <w:proofErr w:type="gramStart"/>
       <w:r>
         <w:rPr>
           <w:color w:val="000000" w:themeColor="text1"/>
@@ -989,9 +980,9 @@
           <w:szCs w:val="28"/>
           <w:lang w:val="en-US"/>
         </w:rPr>
-        <w:t>System.Text</w:t>
-      </w:r>
-      <w:proofErr w:type="spellEnd"/>
+        <w:t>{ get</w:t>
+      </w:r>
+      <w:proofErr w:type="gramEnd"/>
       <w:r>
         <w:rPr>
           <w:color w:val="000000" w:themeColor="text1"/>
@@ -999,8 +990,19 @@
           <w:szCs w:val="28"/>
           <w:lang w:val="en-US"/>
         </w:rPr>
-        <w:t>;</w:t>
-      </w:r>
+        <w:t>; set</w:t>
+      </w:r>
+      <w:proofErr w:type="gramStart"/>
+      <w:r>
+        <w:rPr>
+          <w:color w:val="000000" w:themeColor="text1"/>
+          <w:sz w:val="28"/>
+          <w:szCs w:val="28"/>
+          <w:lang w:val="en-US"/>
+        </w:rPr>
+        <w:t>; }</w:t>
+      </w:r>
+      <w:proofErr w:type="gramEnd"/>
     </w:p>
     <w:p>
       <w:pPr>
@@ -1022,9 +1024,8 @@
           <w:szCs w:val="28"/>
           <w:lang w:val="en-US"/>
         </w:rPr>
-        <w:t xml:space="preserve">using </w:t>
-      </w:r>
-      <w:proofErr w:type="spellStart"/>
+        <w:t xml:space="preserve">        public string History </w:t>
+      </w:r>
       <w:proofErr w:type="gramStart"/>
       <w:r>
         <w:rPr>
@@ -1033,9 +1034,8 @@
           <w:szCs w:val="28"/>
           <w:lang w:val="en-US"/>
         </w:rPr>
-        <w:t>System.Threading.Tasks</w:t>
-      </w:r>
-      <w:proofErr w:type="spellEnd"/>
+        <w:t>{ get</w:t>
+      </w:r>
       <w:proofErr w:type="gramEnd"/>
       <w:r>
         <w:rPr>
@@ -1044,8 +1044,19 @@
           <w:szCs w:val="28"/>
           <w:lang w:val="en-US"/>
         </w:rPr>
-        <w:t>;</w:t>
-      </w:r>
+        <w:t>; set</w:t>
+      </w:r>
+      <w:proofErr w:type="gramStart"/>
+      <w:r>
+        <w:rPr>
+          <w:color w:val="000000" w:themeColor="text1"/>
+          <w:sz w:val="28"/>
+          <w:szCs w:val="28"/>
+          <w:lang w:val="en-US"/>
+        </w:rPr>
+        <w:t>; }</w:t>
+      </w:r>
+      <w:proofErr w:type="gramEnd"/>
     </w:p>
     <w:p>
       <w:pPr>
@@ -1067,25 +1078,7 @@
           <w:szCs w:val="28"/>
           <w:lang w:val="en-US"/>
         </w:rPr>
-        <w:t>namespace Task01</w:t>
-      </w:r>
-      <w:r>
-        <w:rPr>
-          <w:color w:val="000000" w:themeColor="text1"/>
-          <w:sz w:val="28"/>
-          <w:szCs w:val="28"/>
-          <w:lang w:val="en-US"/>
-        </w:rPr>
-        <w:t xml:space="preserve"> </w:t>
-      </w:r>
-      <w:r>
-        <w:rPr>
-          <w:color w:val="000000" w:themeColor="text1"/>
-          <w:sz w:val="28"/>
-          <w:szCs w:val="28"/>
-          <w:lang w:val="en-US"/>
-        </w:rPr>
-        <w:t>{</w:t>
+        <w:t xml:space="preserve">    }</w:t>
       </w:r>
     </w:p>
     <w:p>
@@ -1098,7 +1091,6 @@
           <w:color w:val="000000" w:themeColor="text1"/>
           <w:sz w:val="28"/>
           <w:szCs w:val="28"/>
-          <w:lang w:val="en-US"/>
         </w:rPr>
       </w:pPr>
       <w:r>
@@ -1108,25 +1100,7 @@
           <w:szCs w:val="28"/>
           <w:lang w:val="en-US"/>
         </w:rPr>
-        <w:t xml:space="preserve">    public class Client</w:t>
-      </w:r>
-      <w:r>
-        <w:rPr>
-          <w:color w:val="000000" w:themeColor="text1"/>
-          <w:sz w:val="28"/>
-          <w:szCs w:val="28"/>
-          <w:lang w:val="en-US"/>
-        </w:rPr>
-        <w:t xml:space="preserve"> </w:t>
-      </w:r>
-      <w:r>
-        <w:rPr>
-          <w:color w:val="000000" w:themeColor="text1"/>
-          <w:sz w:val="28"/>
-          <w:szCs w:val="28"/>
-          <w:lang w:val="en-US"/>
-        </w:rPr>
-        <w:t>{</w:t>
+        <w:t>}</w:t>
       </w:r>
     </w:p>
     <w:p>
@@ -1136,60 +1110,42 @@
         <w:ind w:firstLine="709"/>
         <w:jc w:val="both"/>
         <w:rPr>
-          <w:color w:val="000000" w:themeColor="text1"/>
-          <w:sz w:val="28"/>
-          <w:szCs w:val="28"/>
-          <w:lang w:val="en-US"/>
-        </w:rPr>
-      </w:pPr>
-      <w:r>
-        <w:rPr>
-          <w:color w:val="000000" w:themeColor="text1"/>
-          <w:sz w:val="28"/>
-          <w:szCs w:val="28"/>
-          <w:lang w:val="en-US"/>
-        </w:rPr>
-        <w:t xml:space="preserve">        public string </w:t>
+          <w:color w:val="000000"/>
+          <w:sz w:val="28"/>
+          <w:szCs w:val="28"/>
+          <w:lang w:val="en-US"/>
+        </w:rPr>
+      </w:pPr>
+      <w:r>
+        <w:rPr>
+          <w:color w:val="000000"/>
+          <w:sz w:val="28"/>
+          <w:szCs w:val="28"/>
+          <w:lang w:val="en-US"/>
+        </w:rPr>
+        <w:t xml:space="preserve">using </w:t>
       </w:r>
       <w:proofErr w:type="spellStart"/>
-      <w:r>
-        <w:rPr>
-          <w:color w:val="000000" w:themeColor="text1"/>
-          <w:sz w:val="28"/>
-          <w:szCs w:val="28"/>
-          <w:lang w:val="en-US"/>
-        </w:rPr>
-        <w:t>FullName</w:t>
+      <w:proofErr w:type="gramStart"/>
+      <w:r>
+        <w:rPr>
+          <w:color w:val="000000"/>
+          <w:sz w:val="28"/>
+          <w:szCs w:val="28"/>
+          <w:lang w:val="en-US"/>
+        </w:rPr>
+        <w:t>System.Windows.Input</w:t>
       </w:r>
       <w:proofErr w:type="spellEnd"/>
-      <w:r>
-        <w:rPr>
-          <w:color w:val="000000" w:themeColor="text1"/>
-          <w:sz w:val="28"/>
-          <w:szCs w:val="28"/>
-          <w:lang w:val="en-US"/>
-        </w:rPr>
-        <w:t xml:space="preserve"> </w:t>
-      </w:r>
-      <w:proofErr w:type="gramStart"/>
-      <w:r>
-        <w:rPr>
-          <w:color w:val="000000" w:themeColor="text1"/>
-          <w:sz w:val="28"/>
-          <w:szCs w:val="28"/>
-          <w:lang w:val="en-US"/>
-        </w:rPr>
-        <w:t>{ get</w:t>
-      </w:r>
       <w:proofErr w:type="gramEnd"/>
       <w:r>
         <w:rPr>
-          <w:color w:val="000000" w:themeColor="text1"/>
-          <w:sz w:val="28"/>
-          <w:szCs w:val="28"/>
-          <w:lang w:val="en-US"/>
-        </w:rPr>
-        <w:t>; set; }</w:t>
+          <w:color w:val="000000"/>
+          <w:sz w:val="28"/>
+          <w:szCs w:val="28"/>
+          <w:lang w:val="en-US"/>
+        </w:rPr>
+        <w:t>;</w:t>
       </w:r>
     </w:p>
     <w:p>
@@ -1199,40 +1155,20 @@
         <w:ind w:firstLine="709"/>
         <w:jc w:val="both"/>
         <w:rPr>
-          <w:color w:val="000000" w:themeColor="text1"/>
-          <w:sz w:val="28"/>
-          <w:szCs w:val="28"/>
-          <w:lang w:val="en-US"/>
-        </w:rPr>
-      </w:pPr>
-      <w:r>
-        <w:rPr>
-          <w:color w:val="000000" w:themeColor="text1"/>
-          <w:sz w:val="28"/>
-          <w:szCs w:val="28"/>
-          <w:lang w:val="en-US"/>
-        </w:rPr>
-        <w:t xml:space="preserve">        public string Contact </w:t>
-      </w:r>
-      <w:proofErr w:type="gramStart"/>
-      <w:r>
-        <w:rPr>
-          <w:color w:val="000000" w:themeColor="text1"/>
-          <w:sz w:val="28"/>
-          <w:szCs w:val="28"/>
-          <w:lang w:val="en-US"/>
-        </w:rPr>
-        <w:t>{ get</w:t>
-      </w:r>
-      <w:proofErr w:type="gramEnd"/>
-      <w:r>
-        <w:rPr>
-          <w:color w:val="000000" w:themeColor="text1"/>
-          <w:sz w:val="28"/>
-          <w:szCs w:val="28"/>
-          <w:lang w:val="en-US"/>
-        </w:rPr>
-        <w:t>; set; }</w:t>
+          <w:color w:val="000000"/>
+          <w:sz w:val="28"/>
+          <w:szCs w:val="28"/>
+          <w:lang w:val="en-US"/>
+        </w:rPr>
+      </w:pPr>
+      <w:r>
+        <w:rPr>
+          <w:color w:val="000000"/>
+          <w:sz w:val="28"/>
+          <w:szCs w:val="28"/>
+          <w:lang w:val="en-US"/>
+        </w:rPr>
+        <w:t>using Task01.Windows;</w:t>
       </w:r>
     </w:p>
     <w:p>
@@ -1242,41 +1178,12 @@
         <w:ind w:firstLine="709"/>
         <w:jc w:val="both"/>
         <w:rPr>
-          <w:color w:val="000000" w:themeColor="text1"/>
-          <w:sz w:val="28"/>
-          <w:szCs w:val="28"/>
-          <w:lang w:val="en-US"/>
-        </w:rPr>
-      </w:pPr>
-      <w:r>
-        <w:rPr>
-          <w:color w:val="000000" w:themeColor="text1"/>
-          <w:sz w:val="28"/>
-          <w:szCs w:val="28"/>
-          <w:lang w:val="en-US"/>
-        </w:rPr>
-        <w:t xml:space="preserve">        public string History </w:t>
-      </w:r>
-      <w:proofErr w:type="gramStart"/>
-      <w:r>
-        <w:rPr>
-          <w:color w:val="000000" w:themeColor="text1"/>
-          <w:sz w:val="28"/>
-          <w:szCs w:val="28"/>
-          <w:lang w:val="en-US"/>
-        </w:rPr>
-        <w:t>{ get</w:t>
-      </w:r>
-      <w:proofErr w:type="gramEnd"/>
-      <w:r>
-        <w:rPr>
-          <w:color w:val="000000" w:themeColor="text1"/>
-          <w:sz w:val="28"/>
-          <w:szCs w:val="28"/>
-          <w:lang w:val="en-US"/>
-        </w:rPr>
-        <w:t>; set; }</w:t>
-      </w:r>
+          <w:color w:val="000000"/>
+          <w:sz w:val="28"/>
+          <w:szCs w:val="28"/>
+          <w:lang w:val="en-US"/>
+        </w:rPr>
+      </w:pPr>
     </w:p>
     <w:p>
       <w:pPr>
@@ -1285,20 +1192,20 @@
         <w:ind w:firstLine="709"/>
         <w:jc w:val="both"/>
         <w:rPr>
-          <w:color w:val="000000" w:themeColor="text1"/>
-          <w:sz w:val="28"/>
-          <w:szCs w:val="28"/>
-          <w:lang w:val="en-US"/>
-        </w:rPr>
-      </w:pPr>
-      <w:r>
-        <w:rPr>
-          <w:color w:val="000000" w:themeColor="text1"/>
-          <w:sz w:val="28"/>
-          <w:szCs w:val="28"/>
-          <w:lang w:val="en-US"/>
-        </w:rPr>
-        <w:t xml:space="preserve">    }</w:t>
+          <w:color w:val="000000"/>
+          <w:sz w:val="28"/>
+          <w:szCs w:val="28"/>
+          <w:lang w:val="en-US"/>
+        </w:rPr>
+      </w:pPr>
+      <w:r>
+        <w:rPr>
+          <w:color w:val="000000"/>
+          <w:sz w:val="28"/>
+          <w:szCs w:val="28"/>
+          <w:lang w:val="en-US"/>
+        </w:rPr>
+        <w:t>namespace Task01.ViewModels</w:t>
       </w:r>
     </w:p>
     <w:p>
@@ -1308,20 +1215,20 @@
         <w:ind w:firstLine="709"/>
         <w:jc w:val="both"/>
         <w:rPr>
-          <w:color w:val="000000" w:themeColor="text1"/>
-          <w:sz w:val="28"/>
-          <w:szCs w:val="28"/>
-          <w:lang w:val="en-US"/>
-        </w:rPr>
-      </w:pPr>
-      <w:r>
-        <w:rPr>
-          <w:color w:val="000000" w:themeColor="text1"/>
-          <w:sz w:val="28"/>
-          <w:szCs w:val="28"/>
-          <w:lang w:val="en-US"/>
-        </w:rPr>
-        <w:t>}</w:t>
+          <w:color w:val="000000"/>
+          <w:sz w:val="28"/>
+          <w:szCs w:val="28"/>
+          <w:lang w:val="en-US"/>
+        </w:rPr>
+      </w:pPr>
+      <w:r>
+        <w:rPr>
+          <w:color w:val="000000"/>
+          <w:sz w:val="28"/>
+          <w:szCs w:val="28"/>
+          <w:lang w:val="en-US"/>
+        </w:rPr>
+        <w:t>{</w:t>
       </w:r>
     </w:p>
     <w:p>
@@ -1344,8 +1251,19 @@
           <w:szCs w:val="28"/>
           <w:lang w:val="en-US"/>
         </w:rPr>
-        <w:t>using System;</w:t>
-      </w:r>
+        <w:t xml:space="preserve">    public class </w:t>
+      </w:r>
+      <w:proofErr w:type="spellStart"/>
+      <w:r>
+        <w:rPr>
+          <w:color w:val="000000"/>
+          <w:sz w:val="28"/>
+          <w:szCs w:val="28"/>
+          <w:lang w:val="en-US"/>
+        </w:rPr>
+        <w:t>MainWindowVM</w:t>
+      </w:r>
+      <w:proofErr w:type="spellEnd"/>
     </w:p>
     <w:p>
       <w:pPr>
@@ -1367,29 +1285,7 @@
           <w:szCs w:val="28"/>
           <w:lang w:val="en-US"/>
         </w:rPr>
-        <w:t xml:space="preserve">using </w:t>
-      </w:r>
-      <w:proofErr w:type="spellStart"/>
-      <w:proofErr w:type="gramStart"/>
-      <w:r>
-        <w:rPr>
-          <w:color w:val="000000"/>
-          <w:sz w:val="28"/>
-          <w:szCs w:val="28"/>
-          <w:lang w:val="en-US"/>
-        </w:rPr>
-        <w:t>System.Collections.Generic</w:t>
-      </w:r>
-      <w:proofErr w:type="spellEnd"/>
-      <w:proofErr w:type="gramEnd"/>
-      <w:r>
-        <w:rPr>
-          <w:color w:val="000000"/>
-          <w:sz w:val="28"/>
-          <w:szCs w:val="28"/>
-          <w:lang w:val="en-US"/>
-        </w:rPr>
-        <w:t>;</w:t>
+        <w:t xml:space="preserve">    {</w:t>
       </w:r>
     </w:p>
     <w:p>
@@ -1412,9 +1308,28 @@
           <w:szCs w:val="28"/>
           <w:lang w:val="en-US"/>
         </w:rPr>
-        <w:t xml:space="preserve">using </w:t>
+        <w:t xml:space="preserve">        public </w:t>
       </w:r>
       <w:proofErr w:type="spellStart"/>
+      <w:r>
+        <w:rPr>
+          <w:color w:val="000000"/>
+          <w:sz w:val="28"/>
+          <w:szCs w:val="28"/>
+          <w:lang w:val="en-US"/>
+        </w:rPr>
+        <w:t>ObservableCollection</w:t>
+      </w:r>
+      <w:proofErr w:type="spellEnd"/>
+      <w:r>
+        <w:rPr>
+          <w:color w:val="000000"/>
+          <w:sz w:val="28"/>
+          <w:szCs w:val="28"/>
+          <w:lang w:val="en-US"/>
+        </w:rPr>
+        <w:t xml:space="preserve">&lt;Client&gt; Clients </w:t>
+      </w:r>
       <w:proofErr w:type="gramStart"/>
       <w:r>
         <w:rPr>
@@ -1423,9 +1338,68 @@
           <w:szCs w:val="28"/>
           <w:lang w:val="en-US"/>
         </w:rPr>
-        <w:t>System.Collections.ObjectModel</w:t>
+        <w:t>{ get</w:t>
+      </w:r>
+      <w:proofErr w:type="gramEnd"/>
+      <w:r>
+        <w:rPr>
+          <w:color w:val="000000"/>
+          <w:sz w:val="28"/>
+          <w:szCs w:val="28"/>
+          <w:lang w:val="en-US"/>
+        </w:rPr>
+        <w:t>; set</w:t>
+      </w:r>
+      <w:proofErr w:type="gramStart"/>
+      <w:r>
+        <w:rPr>
+          <w:color w:val="000000"/>
+          <w:sz w:val="28"/>
+          <w:szCs w:val="28"/>
+          <w:lang w:val="en-US"/>
+        </w:rPr>
+        <w:t>; }</w:t>
+      </w:r>
+      <w:proofErr w:type="gramEnd"/>
+      <w:r>
+        <w:rPr>
+          <w:color w:val="000000"/>
+          <w:sz w:val="28"/>
+          <w:szCs w:val="28"/>
+          <w:lang w:val="en-US"/>
+        </w:rPr>
+        <w:t xml:space="preserve"> = new </w:t>
+      </w:r>
+      <w:proofErr w:type="spellStart"/>
+      <w:r>
+        <w:rPr>
+          <w:color w:val="000000"/>
+          <w:sz w:val="28"/>
+          <w:szCs w:val="28"/>
+          <w:lang w:val="en-US"/>
+        </w:rPr>
+        <w:t>ObservableCollection</w:t>
       </w:r>
       <w:proofErr w:type="spellEnd"/>
+      <w:r>
+        <w:rPr>
+          <w:color w:val="000000"/>
+          <w:sz w:val="28"/>
+          <w:szCs w:val="28"/>
+          <w:lang w:val="en-US"/>
+        </w:rPr>
+        <w:t>&lt;Client</w:t>
+      </w:r>
+      <w:proofErr w:type="gramStart"/>
+      <w:r>
+        <w:rPr>
+          <w:color w:val="000000"/>
+          <w:sz w:val="28"/>
+          <w:szCs w:val="28"/>
+          <w:lang w:val="en-US"/>
+        </w:rPr>
+        <w:t>&gt;(</w:t>
+      </w:r>
       <w:proofErr w:type="gramEnd"/>
       <w:r>
         <w:rPr>
@@ -1434,7 +1408,7 @@
           <w:szCs w:val="28"/>
           <w:lang w:val="en-US"/>
         </w:rPr>
-        <w:t>;</w:t>
+        <w:t>);</w:t>
       </w:r>
     </w:p>
     <w:p>
@@ -1450,35 +1424,6 @@
           <w:lang w:val="en-US"/>
         </w:rPr>
       </w:pPr>
-      <w:r>
-        <w:rPr>
-          <w:color w:val="000000"/>
-          <w:sz w:val="28"/>
-          <w:szCs w:val="28"/>
-          <w:lang w:val="en-US"/>
-        </w:rPr>
-        <w:t xml:space="preserve">using </w:t>
-      </w:r>
-      <w:proofErr w:type="spellStart"/>
-      <w:r>
-        <w:rPr>
-          <w:color w:val="000000"/>
-          <w:sz w:val="28"/>
-          <w:szCs w:val="28"/>
-          <w:lang w:val="en-US"/>
-        </w:rPr>
-        <w:t>System.Linq</w:t>
-      </w:r>
-      <w:proofErr w:type="spellEnd"/>
-      <w:r>
-        <w:rPr>
-          <w:color w:val="000000"/>
-          <w:sz w:val="28"/>
-          <w:szCs w:val="28"/>
-          <w:lang w:val="en-US"/>
-        </w:rPr>
-        <w:t>;</w:t>
-      </w:r>
     </w:p>
     <w:p>
       <w:pPr>
@@ -1500,7 +1445,7 @@
           <w:szCs w:val="28"/>
           <w:lang w:val="en-US"/>
         </w:rPr>
-        <w:t xml:space="preserve">using </w:t>
+        <w:t xml:space="preserve">        private Client _</w:t>
       </w:r>
       <w:proofErr w:type="spellStart"/>
       <w:r>
@@ -1510,7 +1455,7 @@
           <w:szCs w:val="28"/>
           <w:lang w:val="en-US"/>
         </w:rPr>
-        <w:t>System.Text</w:t>
+        <w:t>selectedClient</w:t>
       </w:r>
       <w:proofErr w:type="spellEnd"/>
       <w:r>
@@ -1543,29 +1488,27 @@
           <w:szCs w:val="28"/>
           <w:lang w:val="en-US"/>
         </w:rPr>
-        <w:t xml:space="preserve">using </w:t>
+        <w:t xml:space="preserve">        public Client </w:t>
       </w:r>
       <w:proofErr w:type="spellStart"/>
-      <w:proofErr w:type="gramStart"/>
-      <w:r>
-        <w:rPr>
-          <w:color w:val="000000"/>
-          <w:sz w:val="28"/>
-          <w:szCs w:val="28"/>
-          <w:lang w:val="en-US"/>
-        </w:rPr>
-        <w:t>System.Threading.Tasks</w:t>
+      <w:r>
+        <w:rPr>
+          <w:color w:val="000000"/>
+          <w:sz w:val="28"/>
+          <w:szCs w:val="28"/>
+          <w:lang w:val="en-US"/>
+        </w:rPr>
+        <w:t>SelectedClient</w:t>
       </w:r>
       <w:proofErr w:type="spellEnd"/>
-      <w:proofErr w:type="gramEnd"/>
-      <w:r>
-        <w:rPr>
-          <w:color w:val="000000"/>
-          <w:sz w:val="28"/>
-          <w:szCs w:val="28"/>
-          <w:lang w:val="en-US"/>
-        </w:rPr>
-        <w:t>;</w:t>
+      <w:r>
+        <w:rPr>
+          <w:color w:val="000000"/>
+          <w:sz w:val="28"/>
+          <w:szCs w:val="28"/>
+          <w:lang w:val="en-US"/>
+        </w:rPr>
+        <w:br w:type="page"/>
       </w:r>
     </w:p>
     <w:p>
@@ -1581,44 +1524,6 @@
           <w:lang w:val="en-US"/>
         </w:rPr>
       </w:pPr>
-      <w:r>
-        <w:rPr>
-          <w:color w:val="000000"/>
-          <w:sz w:val="28"/>
-          <w:szCs w:val="28"/>
-          <w:lang w:val="en-US"/>
-        </w:rPr>
-        <w:t xml:space="preserve">using </w:t>
-      </w:r>
-      <w:proofErr w:type="spellStart"/>
-      <w:r>
-        <w:rPr>
-          <w:color w:val="000000"/>
-          <w:sz w:val="28"/>
-          <w:szCs w:val="28"/>
-          <w:lang w:val="en-US"/>
-        </w:rPr>
-        <w:t>System.Windows</w:t>
-      </w:r>
-      <w:proofErr w:type="spellEnd"/>
-      <w:r>
-        <w:rPr>
-          <w:color w:val="000000"/>
-          <w:sz w:val="28"/>
-          <w:szCs w:val="28"/>
-          <w:lang w:val="en-US"/>
-        </w:rPr>
-        <w:t>;</w:t>
-      </w:r>
-      <w:r>
-        <w:rPr>
-          <w:color w:val="000000"/>
-          <w:sz w:val="28"/>
-          <w:szCs w:val="28"/>
-          <w:lang w:val="en-US"/>
-        </w:rPr>
-        <w:br w:type="page"/>
-      </w:r>
     </w:p>
     <w:p>
       <w:pPr>
@@ -1640,30 +1545,7 @@
           <w:szCs w:val="28"/>
           <w:lang w:val="en-US"/>
         </w:rPr>
-        <w:lastRenderedPageBreak/>
-        <w:t xml:space="preserve">using </w:t>
-      </w:r>
-      <w:proofErr w:type="spellStart"/>
-      <w:proofErr w:type="gramStart"/>
-      <w:r>
-        <w:rPr>
-          <w:color w:val="000000"/>
-          <w:sz w:val="28"/>
-          <w:szCs w:val="28"/>
-          <w:lang w:val="en-US"/>
-        </w:rPr>
-        <w:t>System.Windows.Input</w:t>
-      </w:r>
-      <w:proofErr w:type="spellEnd"/>
-      <w:proofErr w:type="gramEnd"/>
-      <w:r>
-        <w:rPr>
-          <w:color w:val="000000"/>
-          <w:sz w:val="28"/>
-          <w:szCs w:val="28"/>
-          <w:lang w:val="en-US"/>
-        </w:rPr>
-        <w:t>;</w:t>
+        <w:t xml:space="preserve">        {</w:t>
       </w:r>
     </w:p>
     <w:p>
@@ -1686,7 +1568,27 @@
           <w:szCs w:val="28"/>
           <w:lang w:val="en-US"/>
         </w:rPr>
-        <w:t>using Task01.Windows;</w:t>
+        <w:t xml:space="preserve">            get =&gt; _</w:t>
+      </w:r>
+      <w:proofErr w:type="spellStart"/>
+      <w:r>
+        <w:rPr>
+          <w:color w:val="000000"/>
+          <w:sz w:val="28"/>
+          <w:szCs w:val="28"/>
+          <w:lang w:val="en-US"/>
+        </w:rPr>
+        <w:t>selectedClient</w:t>
+      </w:r>
+      <w:proofErr w:type="spellEnd"/>
+      <w:r>
+        <w:rPr>
+          <w:color w:val="000000"/>
+          <w:sz w:val="28"/>
+          <w:szCs w:val="28"/>
+          <w:lang w:val="en-US"/>
+        </w:rPr>
+        <w:t>;</w:t>
       </w:r>
     </w:p>
     <w:p>
@@ -1702,6 +1604,15 @@
           <w:lang w:val="en-US"/>
         </w:rPr>
       </w:pPr>
+      <w:r>
+        <w:rPr>
+          <w:color w:val="000000"/>
+          <w:sz w:val="28"/>
+          <w:szCs w:val="28"/>
+          <w:lang w:val="en-US"/>
+        </w:rPr>
+        <w:t xml:space="preserve">            set</w:t>
+      </w:r>
     </w:p>
     <w:p>
       <w:pPr>
@@ -1723,7 +1634,7 @@
           <w:szCs w:val="28"/>
           <w:lang w:val="en-US"/>
         </w:rPr>
-        <w:t>namespace Task01.ViewModels</w:t>
+        <w:t xml:space="preserve">            {</w:t>
       </w:r>
     </w:p>
     <w:p>
@@ -1746,7 +1657,27 @@
           <w:szCs w:val="28"/>
           <w:lang w:val="en-US"/>
         </w:rPr>
-        <w:t>{</w:t>
+        <w:t xml:space="preserve">                _</w:t>
+      </w:r>
+      <w:proofErr w:type="spellStart"/>
+      <w:r>
+        <w:rPr>
+          <w:color w:val="000000"/>
+          <w:sz w:val="28"/>
+          <w:szCs w:val="28"/>
+          <w:lang w:val="en-US"/>
+        </w:rPr>
+        <w:t>selectedClient</w:t>
+      </w:r>
+      <w:proofErr w:type="spellEnd"/>
+      <w:r>
+        <w:rPr>
+          <w:color w:val="000000"/>
+          <w:sz w:val="28"/>
+          <w:szCs w:val="28"/>
+          <w:lang w:val="en-US"/>
+        </w:rPr>
+        <w:t xml:space="preserve"> = value;</w:t>
       </w:r>
     </w:p>
     <w:p>
@@ -1769,7 +1700,7 @@
           <w:szCs w:val="28"/>
           <w:lang w:val="en-US"/>
         </w:rPr>
-        <w:t xml:space="preserve">    public class </w:t>
+        <w:t xml:space="preserve">                </w:t>
       </w:r>
       <w:proofErr w:type="spellStart"/>
       <w:r>
@@ -1779,9 +1710,18 @@
           <w:szCs w:val="28"/>
           <w:lang w:val="en-US"/>
         </w:rPr>
-        <w:t>MainWindowVM</w:t>
+        <w:t>CommandManager.InvalidateRequerySuggested</w:t>
       </w:r>
       <w:proofErr w:type="spellEnd"/>
+      <w:r>
+        <w:rPr>
+          <w:color w:val="000000"/>
+          <w:sz w:val="28"/>
+          <w:szCs w:val="28"/>
+          <w:lang w:val="en-US"/>
+        </w:rPr>
+        <w:t>();</w:t>
+      </w:r>
     </w:p>
     <w:p>
       <w:pPr>
@@ -1803,7 +1743,7 @@
           <w:szCs w:val="28"/>
           <w:lang w:val="en-US"/>
         </w:rPr>
-        <w:t xml:space="preserve">    {</w:t>
+        <w:t xml:space="preserve">            }</w:t>
       </w:r>
     </w:p>
     <w:p>
@@ -1826,67 +1766,7 @@
           <w:szCs w:val="28"/>
           <w:lang w:val="en-US"/>
         </w:rPr>
-        <w:t xml:space="preserve">        public </w:t>
-      </w:r>
-      <w:proofErr w:type="spellStart"/>
-      <w:r>
-        <w:rPr>
-          <w:color w:val="000000"/>
-          <w:sz w:val="28"/>
-          <w:szCs w:val="28"/>
-          <w:lang w:val="en-US"/>
-        </w:rPr>
-        <w:t>ObservableCollection</w:t>
-      </w:r>
-      <w:proofErr w:type="spellEnd"/>
-      <w:r>
-        <w:rPr>
-          <w:color w:val="000000"/>
-          <w:sz w:val="28"/>
-          <w:szCs w:val="28"/>
-          <w:lang w:val="en-US"/>
-        </w:rPr>
-        <w:t xml:space="preserve">&lt;Client&gt; Clients </w:t>
-      </w:r>
-      <w:proofErr w:type="gramStart"/>
-      <w:r>
-        <w:rPr>
-          <w:color w:val="000000"/>
-          <w:sz w:val="28"/>
-          <w:szCs w:val="28"/>
-          <w:lang w:val="en-US"/>
-        </w:rPr>
-        <w:t>{ get</w:t>
-      </w:r>
-      <w:proofErr w:type="gramEnd"/>
-      <w:r>
-        <w:rPr>
-          <w:color w:val="000000"/>
-          <w:sz w:val="28"/>
-          <w:szCs w:val="28"/>
-          <w:lang w:val="en-US"/>
-        </w:rPr>
-        <w:t xml:space="preserve">; set; } = new </w:t>
-      </w:r>
-      <w:proofErr w:type="spellStart"/>
-      <w:r>
-        <w:rPr>
-          <w:color w:val="000000"/>
-          <w:sz w:val="28"/>
-          <w:szCs w:val="28"/>
-          <w:lang w:val="en-US"/>
-        </w:rPr>
-        <w:t>ObservableCollection</w:t>
-      </w:r>
-      <w:proofErr w:type="spellEnd"/>
-      <w:r>
-        <w:rPr>
-          <w:color w:val="000000"/>
-          <w:sz w:val="28"/>
-          <w:szCs w:val="28"/>
-          <w:lang w:val="en-US"/>
-        </w:rPr>
-        <w:t>&lt;Client&gt;();</w:t>
+        <w:t xml:space="preserve">        }</w:t>
       </w:r>
     </w:p>
     <w:p>
@@ -1923,7 +1803,7 @@
           <w:szCs w:val="28"/>
           <w:lang w:val="en-US"/>
         </w:rPr>
-        <w:t xml:space="preserve">        private Client _</w:t>
+        <w:t xml:space="preserve">        public </w:t>
       </w:r>
       <w:proofErr w:type="spellStart"/>
       <w:r>
@@ -1933,7 +1813,7 @@
           <w:szCs w:val="28"/>
           <w:lang w:val="en-US"/>
         </w:rPr>
-        <w:t>selectedClient</w:t>
+        <w:t>ICommand</w:t>
       </w:r>
       <w:proofErr w:type="spellEnd"/>
       <w:r>
@@ -1943,8 +1823,39 @@
           <w:szCs w:val="28"/>
           <w:lang w:val="en-US"/>
         </w:rPr>
-        <w:t>;</w:t>
-      </w:r>
+        <w:t xml:space="preserve"> </w:t>
+      </w:r>
+      <w:proofErr w:type="spellStart"/>
+      <w:r>
+        <w:rPr>
+          <w:color w:val="000000"/>
+          <w:sz w:val="28"/>
+          <w:szCs w:val="28"/>
+          <w:lang w:val="en-US"/>
+        </w:rPr>
+        <w:t>AddClientCommand</w:t>
+      </w:r>
+      <w:proofErr w:type="spellEnd"/>
+      <w:r>
+        <w:rPr>
+          <w:color w:val="000000"/>
+          <w:sz w:val="28"/>
+          <w:szCs w:val="28"/>
+          <w:lang w:val="en-US"/>
+        </w:rPr>
+        <w:t xml:space="preserve"> </w:t>
+      </w:r>
+      <w:proofErr w:type="gramStart"/>
+      <w:r>
+        <w:rPr>
+          <w:color w:val="000000"/>
+          <w:sz w:val="28"/>
+          <w:szCs w:val="28"/>
+          <w:lang w:val="en-US"/>
+        </w:rPr>
+        <w:t>{ get; }</w:t>
+      </w:r>
+      <w:proofErr w:type="gramEnd"/>
     </w:p>
     <w:p>
       <w:pPr>
@@ -1966,7 +1877,7 @@
           <w:szCs w:val="28"/>
           <w:lang w:val="en-US"/>
         </w:rPr>
-        <w:t xml:space="preserve">        public Client </w:t>
+        <w:t xml:space="preserve">        public </w:t>
       </w:r>
       <w:proofErr w:type="spellStart"/>
       <w:r>
@@ -1976,9 +1887,49 @@
           <w:szCs w:val="28"/>
           <w:lang w:val="en-US"/>
         </w:rPr>
-        <w:t>SelectedClient</w:t>
+        <w:t>ICommand</w:t>
       </w:r>
       <w:proofErr w:type="spellEnd"/>
+      <w:r>
+        <w:rPr>
+          <w:color w:val="000000"/>
+          <w:sz w:val="28"/>
+          <w:szCs w:val="28"/>
+          <w:lang w:val="en-US"/>
+        </w:rPr>
+        <w:t xml:space="preserve"> </w:t>
+      </w:r>
+      <w:proofErr w:type="spellStart"/>
+      <w:r>
+        <w:rPr>
+          <w:color w:val="000000"/>
+          <w:sz w:val="28"/>
+          <w:szCs w:val="28"/>
+          <w:lang w:val="en-US"/>
+        </w:rPr>
+        <w:t>DeleteClientCommand</w:t>
+      </w:r>
+      <w:proofErr w:type="spellEnd"/>
+      <w:r>
+        <w:rPr>
+          <w:color w:val="000000"/>
+          <w:sz w:val="28"/>
+          <w:szCs w:val="28"/>
+          <w:lang w:val="en-US"/>
+        </w:rPr>
+        <w:t xml:space="preserve"> </w:t>
+      </w:r>
+      <w:proofErr w:type="gramStart"/>
+      <w:r>
+        <w:rPr>
+          <w:color w:val="000000"/>
+          <w:sz w:val="28"/>
+          <w:szCs w:val="28"/>
+          <w:lang w:val="en-US"/>
+        </w:rPr>
+        <w:t>{ get; }</w:t>
+      </w:r>
+      <w:proofErr w:type="gramEnd"/>
     </w:p>
     <w:p>
       <w:pPr>
@@ -2000,8 +1951,59 @@
           <w:szCs w:val="28"/>
           <w:lang w:val="en-US"/>
         </w:rPr>
-        <w:t xml:space="preserve">        {</w:t>
-      </w:r>
+        <w:t xml:space="preserve">        public </w:t>
+      </w:r>
+      <w:proofErr w:type="spellStart"/>
+      <w:r>
+        <w:rPr>
+          <w:color w:val="000000"/>
+          <w:sz w:val="28"/>
+          <w:szCs w:val="28"/>
+          <w:lang w:val="en-US"/>
+        </w:rPr>
+        <w:t>ICommand</w:t>
+      </w:r>
+      <w:proofErr w:type="spellEnd"/>
+      <w:r>
+        <w:rPr>
+          <w:color w:val="000000"/>
+          <w:sz w:val="28"/>
+          <w:szCs w:val="28"/>
+          <w:lang w:val="en-US"/>
+        </w:rPr>
+        <w:t xml:space="preserve"> </w:t>
+      </w:r>
+      <w:proofErr w:type="spellStart"/>
+      <w:r>
+        <w:rPr>
+          <w:color w:val="000000"/>
+          <w:sz w:val="28"/>
+          <w:szCs w:val="28"/>
+          <w:lang w:val="en-US"/>
+        </w:rPr>
+        <w:t>EditClientCommand</w:t>
+      </w:r>
+      <w:proofErr w:type="spellEnd"/>
+      <w:r>
+        <w:rPr>
+          <w:color w:val="000000"/>
+          <w:sz w:val="28"/>
+          <w:szCs w:val="28"/>
+          <w:lang w:val="en-US"/>
+        </w:rPr>
+        <w:t xml:space="preserve"> </w:t>
+      </w:r>
+      <w:proofErr w:type="gramStart"/>
+      <w:r>
+        <w:rPr>
+          <w:color w:val="000000"/>
+          <w:sz w:val="28"/>
+          <w:szCs w:val="28"/>
+          <w:lang w:val="en-US"/>
+        </w:rPr>
+        <w:t>{ get; }</w:t>
+      </w:r>
+      <w:proofErr w:type="gramEnd"/>
     </w:p>
     <w:p>
       <w:pPr>
@@ -2016,35 +2018,6 @@
           <w:lang w:val="en-US"/>
         </w:rPr>
       </w:pPr>
-      <w:r>
-        <w:rPr>
-          <w:color w:val="000000"/>
-          <w:sz w:val="28"/>
-          <w:szCs w:val="28"/>
-          <w:lang w:val="en-US"/>
-        </w:rPr>
-        <w:t xml:space="preserve">            get =&gt; _</w:t>
-      </w:r>
-      <w:proofErr w:type="spellStart"/>
-      <w:r>
-        <w:rPr>
-          <w:color w:val="000000"/>
-          <w:sz w:val="28"/>
-          <w:szCs w:val="28"/>
-          <w:lang w:val="en-US"/>
-        </w:rPr>
-        <w:t>selectedClient</w:t>
-      </w:r>
-      <w:proofErr w:type="spellEnd"/>
-      <w:r>
-        <w:rPr>
-          <w:color w:val="000000"/>
-          <w:sz w:val="28"/>
-          <w:szCs w:val="28"/>
-          <w:lang w:val="en-US"/>
-        </w:rPr>
-        <w:t>;</w:t>
-      </w:r>
     </w:p>
     <w:p>
       <w:pPr>
@@ -2066,7 +2039,38 @@
           <w:szCs w:val="28"/>
           <w:lang w:val="en-US"/>
         </w:rPr>
-        <w:t xml:space="preserve">            set</w:t>
+        <w:t xml:space="preserve">        public </w:t>
+      </w:r>
+      <w:proofErr w:type="spellStart"/>
+      <w:proofErr w:type="gramStart"/>
+      <w:r>
+        <w:rPr>
+          <w:color w:val="000000"/>
+          <w:sz w:val="28"/>
+          <w:szCs w:val="28"/>
+          <w:lang w:val="en-US"/>
+        </w:rPr>
+        <w:t>MainWindowVM</w:t>
+      </w:r>
+      <w:proofErr w:type="spellEnd"/>
+      <w:r>
+        <w:rPr>
+          <w:color w:val="000000"/>
+          <w:sz w:val="28"/>
+          <w:szCs w:val="28"/>
+          <w:lang w:val="en-US"/>
+        </w:rPr>
+        <w:t>(</w:t>
+      </w:r>
+      <w:proofErr w:type="gramEnd"/>
+      <w:r>
+        <w:rPr>
+          <w:color w:val="000000"/>
+          <w:sz w:val="28"/>
+          <w:szCs w:val="28"/>
+          <w:lang w:val="en-US"/>
+        </w:rPr>
+        <w:t>)</w:t>
       </w:r>
     </w:p>
     <w:p>
@@ -2089,7 +2093,7 @@
           <w:szCs w:val="28"/>
           <w:lang w:val="en-US"/>
         </w:rPr>
-        <w:t xml:space="preserve">            {</w:t>
+        <w:t xml:space="preserve">        {</w:t>
       </w:r>
     </w:p>
     <w:p>
@@ -2112,7 +2116,7 @@
           <w:szCs w:val="28"/>
           <w:lang w:val="en-US"/>
         </w:rPr>
-        <w:t xml:space="preserve">                _</w:t>
+        <w:t xml:space="preserve">            </w:t>
       </w:r>
       <w:proofErr w:type="spellStart"/>
       <w:r>
@@ -2122,7 +2126,7 @@
           <w:szCs w:val="28"/>
           <w:lang w:val="en-US"/>
         </w:rPr>
-        <w:t>selectedClient</w:t>
+        <w:t>AddClientCommand</w:t>
       </w:r>
       <w:proofErr w:type="spellEnd"/>
       <w:r>
@@ -2132,7 +2136,69 @@
           <w:szCs w:val="28"/>
           <w:lang w:val="en-US"/>
         </w:rPr>
-        <w:t xml:space="preserve"> = value;</w:t>
+        <w:t xml:space="preserve"> = new </w:t>
+      </w:r>
+      <w:proofErr w:type="spellStart"/>
+      <w:proofErr w:type="gramStart"/>
+      <w:r>
+        <w:rPr>
+          <w:color w:val="000000"/>
+          <w:sz w:val="28"/>
+          <w:szCs w:val="28"/>
+          <w:lang w:val="en-US"/>
+        </w:rPr>
+        <w:t>RelayCommand</w:t>
+      </w:r>
+      <w:proofErr w:type="spellEnd"/>
+      <w:r>
+        <w:rPr>
+          <w:color w:val="000000"/>
+          <w:sz w:val="28"/>
+          <w:szCs w:val="28"/>
+          <w:lang w:val="en-US"/>
+        </w:rPr>
+        <w:t>(</w:t>
+      </w:r>
+      <w:proofErr w:type="gramEnd"/>
+      <w:r>
+        <w:rPr>
+          <w:color w:val="000000"/>
+          <w:sz w:val="28"/>
+          <w:szCs w:val="28"/>
+          <w:lang w:val="en-US"/>
+        </w:rPr>
+        <w:t xml:space="preserve">_ =&gt; </w:t>
+      </w:r>
+      <w:proofErr w:type="spellStart"/>
+      <w:proofErr w:type="gramStart"/>
+      <w:r>
+        <w:rPr>
+          <w:color w:val="000000"/>
+          <w:sz w:val="28"/>
+          <w:szCs w:val="28"/>
+          <w:lang w:val="en-US"/>
+        </w:rPr>
+        <w:t>AddClient</w:t>
+      </w:r>
+      <w:proofErr w:type="spellEnd"/>
+      <w:r>
+        <w:rPr>
+          <w:color w:val="000000"/>
+          <w:sz w:val="28"/>
+          <w:szCs w:val="28"/>
+          <w:lang w:val="en-US"/>
+        </w:rPr>
+        <w:t>(</w:t>
+      </w:r>
+      <w:proofErr w:type="gramEnd"/>
+      <w:r>
+        <w:rPr>
+          <w:color w:val="000000"/>
+          <w:sz w:val="28"/>
+          <w:szCs w:val="28"/>
+          <w:lang w:val="en-US"/>
+        </w:rPr>
+        <w:t>));</w:t>
       </w:r>
     </w:p>
     <w:p>
@@ -2155,7 +2221,7 @@
           <w:szCs w:val="28"/>
           <w:lang w:val="en-US"/>
         </w:rPr>
-        <w:t xml:space="preserve">                </w:t>
+        <w:t xml:space="preserve">            </w:t>
       </w:r>
       <w:proofErr w:type="spellStart"/>
       <w:r>
@@ -2165,7 +2231,7 @@
           <w:szCs w:val="28"/>
           <w:lang w:val="en-US"/>
         </w:rPr>
-        <w:t>CommandManager.InvalidateRequerySuggested</w:t>
+        <w:t>DeleteClientCommand</w:t>
       </w:r>
       <w:proofErr w:type="spellEnd"/>
       <w:r>
@@ -2175,7 +2241,100 @@
           <w:szCs w:val="28"/>
           <w:lang w:val="en-US"/>
         </w:rPr>
-        <w:t>();</w:t>
+        <w:t xml:space="preserve"> = new </w:t>
+      </w:r>
+      <w:proofErr w:type="spellStart"/>
+      <w:proofErr w:type="gramStart"/>
+      <w:r>
+        <w:rPr>
+          <w:color w:val="000000"/>
+          <w:sz w:val="28"/>
+          <w:szCs w:val="28"/>
+          <w:lang w:val="en-US"/>
+        </w:rPr>
+        <w:t>RelayCommand</w:t>
+      </w:r>
+      <w:proofErr w:type="spellEnd"/>
+      <w:r>
+        <w:rPr>
+          <w:color w:val="000000"/>
+          <w:sz w:val="28"/>
+          <w:szCs w:val="28"/>
+          <w:lang w:val="en-US"/>
+        </w:rPr>
+        <w:t>(</w:t>
+      </w:r>
+      <w:proofErr w:type="gramEnd"/>
+      <w:r>
+        <w:rPr>
+          <w:color w:val="000000"/>
+          <w:sz w:val="28"/>
+          <w:szCs w:val="28"/>
+          <w:lang w:val="en-US"/>
+        </w:rPr>
+        <w:t xml:space="preserve">_ =&gt; </w:t>
+      </w:r>
+      <w:proofErr w:type="spellStart"/>
+      <w:proofErr w:type="gramStart"/>
+      <w:r>
+        <w:rPr>
+          <w:color w:val="000000"/>
+          <w:sz w:val="28"/>
+          <w:szCs w:val="28"/>
+          <w:lang w:val="en-US"/>
+        </w:rPr>
+        <w:t>DelClient</w:t>
+      </w:r>
+      <w:proofErr w:type="spellEnd"/>
+      <w:r>
+        <w:rPr>
+          <w:color w:val="000000"/>
+          <w:sz w:val="28"/>
+          <w:szCs w:val="28"/>
+          <w:lang w:val="en-US"/>
+        </w:rPr>
+        <w:t>(</w:t>
+      </w:r>
+      <w:proofErr w:type="gramEnd"/>
+      <w:r>
+        <w:rPr>
+          <w:color w:val="000000"/>
+          <w:sz w:val="28"/>
+          <w:szCs w:val="28"/>
+          <w:lang w:val="en-US"/>
+        </w:rPr>
+        <w:t xml:space="preserve">), _ =&gt; </w:t>
+      </w:r>
+      <w:proofErr w:type="spellStart"/>
+      <w:proofErr w:type="gramStart"/>
+      <w:r>
+        <w:rPr>
+          <w:color w:val="000000"/>
+          <w:sz w:val="28"/>
+          <w:szCs w:val="28"/>
+          <w:lang w:val="en-US"/>
+        </w:rPr>
+        <w:t>SelectedClient</w:t>
+      </w:r>
+      <w:proofErr w:type="spellEnd"/>
+      <w:r>
+        <w:rPr>
+          <w:color w:val="000000"/>
+          <w:sz w:val="28"/>
+          <w:szCs w:val="28"/>
+          <w:lang w:val="en-US"/>
+        </w:rPr>
+        <w:t xml:space="preserve"> !</w:t>
+      </w:r>
+      <w:proofErr w:type="gramEnd"/>
+      <w:r>
+        <w:rPr>
+          <w:color w:val="000000"/>
+          <w:sz w:val="28"/>
+          <w:szCs w:val="28"/>
+          <w:lang w:val="en-US"/>
+        </w:rPr>
+        <w:t>= null);</w:t>
       </w:r>
     </w:p>
     <w:p>
@@ -2198,7 +2357,120 @@
           <w:szCs w:val="28"/>
           <w:lang w:val="en-US"/>
         </w:rPr>
-        <w:t xml:space="preserve">            }</w:t>
+        <w:t xml:space="preserve">            </w:t>
+      </w:r>
+      <w:proofErr w:type="spellStart"/>
+      <w:r>
+        <w:rPr>
+          <w:color w:val="000000"/>
+          <w:sz w:val="28"/>
+          <w:szCs w:val="28"/>
+          <w:lang w:val="en-US"/>
+        </w:rPr>
+        <w:t>EditClientCommand</w:t>
+      </w:r>
+      <w:proofErr w:type="spellEnd"/>
+      <w:r>
+        <w:rPr>
+          <w:color w:val="000000"/>
+          <w:sz w:val="28"/>
+          <w:szCs w:val="28"/>
+          <w:lang w:val="en-US"/>
+        </w:rPr>
+        <w:t xml:space="preserve"> = new </w:t>
+      </w:r>
+      <w:proofErr w:type="spellStart"/>
+      <w:proofErr w:type="gramStart"/>
+      <w:r>
+        <w:rPr>
+          <w:color w:val="000000"/>
+          <w:sz w:val="28"/>
+          <w:szCs w:val="28"/>
+          <w:lang w:val="en-US"/>
+        </w:rPr>
+        <w:t>RelayCommand</w:t>
+      </w:r>
+      <w:proofErr w:type="spellEnd"/>
+      <w:r>
+        <w:rPr>
+          <w:color w:val="000000"/>
+          <w:sz w:val="28"/>
+          <w:szCs w:val="28"/>
+          <w:lang w:val="en-US"/>
+        </w:rPr>
+        <w:t>(</w:t>
+      </w:r>
+      <w:proofErr w:type="gramEnd"/>
+      <w:r>
+        <w:rPr>
+          <w:color w:val="000000"/>
+          <w:sz w:val="28"/>
+          <w:szCs w:val="28"/>
+          <w:lang w:val="en-US"/>
+        </w:rPr>
+        <w:t xml:space="preserve">_ =&gt; </w:t>
+      </w:r>
+      <w:proofErr w:type="spellStart"/>
+      <w:proofErr w:type="gramStart"/>
+      <w:r>
+        <w:rPr>
+          <w:color w:val="000000"/>
+          <w:sz w:val="28"/>
+          <w:szCs w:val="28"/>
+          <w:lang w:val="en-US"/>
+        </w:rPr>
+        <w:t>EditClient</w:t>
+      </w:r>
+      <w:proofErr w:type="spellEnd"/>
+      <w:r>
+        <w:rPr>
+          <w:color w:val="000000"/>
+          <w:sz w:val="28"/>
+          <w:szCs w:val="28"/>
+          <w:lang w:val="en-US"/>
+        </w:rPr>
+        <w:t>(</w:t>
+      </w:r>
+      <w:proofErr w:type="gramEnd"/>
+      <w:r>
+        <w:rPr>
+          <w:color w:val="000000"/>
+          <w:sz w:val="28"/>
+          <w:szCs w:val="28"/>
+          <w:lang w:val="en-US"/>
+        </w:rPr>
+        <w:t xml:space="preserve">), _ =&gt; </w:t>
+      </w:r>
+      <w:proofErr w:type="spellStart"/>
+      <w:proofErr w:type="gramStart"/>
+      <w:r>
+        <w:rPr>
+          <w:color w:val="000000"/>
+          <w:sz w:val="28"/>
+          <w:szCs w:val="28"/>
+          <w:lang w:val="en-US"/>
+        </w:rPr>
+        <w:t>SelectedClient</w:t>
+      </w:r>
+      <w:proofErr w:type="spellEnd"/>
+      <w:r>
+        <w:rPr>
+          <w:color w:val="000000"/>
+          <w:sz w:val="28"/>
+          <w:szCs w:val="28"/>
+          <w:lang w:val="en-US"/>
+        </w:rPr>
+        <w:t xml:space="preserve"> !</w:t>
+      </w:r>
+      <w:proofErr w:type="gramEnd"/>
+      <w:r>
+        <w:rPr>
+          <w:color w:val="000000"/>
+          <w:sz w:val="28"/>
+          <w:szCs w:val="28"/>
+          <w:lang w:val="en-US"/>
+        </w:rPr>
+        <w:t>= null);</w:t>
       </w:r>
     </w:p>
     <w:p>
@@ -2258,17 +2530,18 @@
           <w:szCs w:val="28"/>
           <w:lang w:val="en-US"/>
         </w:rPr>
-        <w:t xml:space="preserve">        public </w:t>
+        <w:t xml:space="preserve">        public void </w:t>
       </w:r>
       <w:proofErr w:type="spellStart"/>
-      <w:r>
-        <w:rPr>
-          <w:color w:val="000000"/>
-          <w:sz w:val="28"/>
-          <w:szCs w:val="28"/>
-          <w:lang w:val="en-US"/>
-        </w:rPr>
-        <w:t>ICommand</w:t>
+      <w:proofErr w:type="gramStart"/>
+      <w:r>
+        <w:rPr>
+          <w:color w:val="000000"/>
+          <w:sz w:val="28"/>
+          <w:szCs w:val="28"/>
+          <w:lang w:val="en-US"/>
+        </w:rPr>
+        <w:t>AddClient</w:t>
       </w:r>
       <w:proofErr w:type="spellEnd"/>
       <w:r>
@@ -2278,37 +2551,7 @@
           <w:szCs w:val="28"/>
           <w:lang w:val="en-US"/>
         </w:rPr>
-        <w:t xml:space="preserve"> </w:t>
-      </w:r>
-      <w:proofErr w:type="spellStart"/>
-      <w:r>
-        <w:rPr>
-          <w:color w:val="000000"/>
-          <w:sz w:val="28"/>
-          <w:szCs w:val="28"/>
-          <w:lang w:val="en-US"/>
-        </w:rPr>
-        <w:t>AddClientCommand</w:t>
-      </w:r>
-      <w:proofErr w:type="spellEnd"/>
-      <w:r>
-        <w:rPr>
-          <w:color w:val="000000"/>
-          <w:sz w:val="28"/>
-          <w:szCs w:val="28"/>
-          <w:lang w:val="en-US"/>
-        </w:rPr>
-        <w:t xml:space="preserve"> </w:t>
-      </w:r>
-      <w:proofErr w:type="gramStart"/>
-      <w:r>
-        <w:rPr>
-          <w:color w:val="000000"/>
-          <w:sz w:val="28"/>
-          <w:szCs w:val="28"/>
-          <w:lang w:val="en-US"/>
-        </w:rPr>
-        <w:t>{ get</w:t>
+        <w:t>(</w:t>
       </w:r>
       <w:proofErr w:type="gramEnd"/>
       <w:r>
@@ -2318,7 +2561,7 @@
           <w:szCs w:val="28"/>
           <w:lang w:val="en-US"/>
         </w:rPr>
-        <w:t>; }</w:t>
+        <w:t>)</w:t>
       </w:r>
     </w:p>
     <w:p>
@@ -2341,67 +2584,7 @@
           <w:szCs w:val="28"/>
           <w:lang w:val="en-US"/>
         </w:rPr>
-        <w:t xml:space="preserve">        public </w:t>
-      </w:r>
-      <w:proofErr w:type="spellStart"/>
-      <w:r>
-        <w:rPr>
-          <w:color w:val="000000"/>
-          <w:sz w:val="28"/>
-          <w:szCs w:val="28"/>
-          <w:lang w:val="en-US"/>
-        </w:rPr>
-        <w:t>ICommand</w:t>
-      </w:r>
-      <w:proofErr w:type="spellEnd"/>
-      <w:r>
-        <w:rPr>
-          <w:color w:val="000000"/>
-          <w:sz w:val="28"/>
-          <w:szCs w:val="28"/>
-          <w:lang w:val="en-US"/>
-        </w:rPr>
-        <w:t xml:space="preserve"> </w:t>
-      </w:r>
-      <w:proofErr w:type="spellStart"/>
-      <w:r>
-        <w:rPr>
-          <w:color w:val="000000"/>
-          <w:sz w:val="28"/>
-          <w:szCs w:val="28"/>
-          <w:lang w:val="en-US"/>
-        </w:rPr>
-        <w:t>DeleteClientCommand</w:t>
-      </w:r>
-      <w:proofErr w:type="spellEnd"/>
-      <w:r>
-        <w:rPr>
-          <w:color w:val="000000"/>
-          <w:sz w:val="28"/>
-          <w:szCs w:val="28"/>
-          <w:lang w:val="en-US"/>
-        </w:rPr>
-        <w:t xml:space="preserve"> </w:t>
-      </w:r>
-      <w:proofErr w:type="gramStart"/>
-      <w:r>
-        <w:rPr>
-          <w:color w:val="000000"/>
-          <w:sz w:val="28"/>
-          <w:szCs w:val="28"/>
-          <w:lang w:val="en-US"/>
-        </w:rPr>
-        <w:t>{ get</w:t>
-      </w:r>
-      <w:proofErr w:type="gramEnd"/>
-      <w:r>
-        <w:rPr>
-          <w:color w:val="000000"/>
-          <w:sz w:val="28"/>
-          <w:szCs w:val="28"/>
-          <w:lang w:val="en-US"/>
-        </w:rPr>
-        <w:t>; }</w:t>
+        <w:t xml:space="preserve">        {</w:t>
       </w:r>
     </w:p>
     <w:p>
@@ -2424,7 +2607,7 @@
           <w:szCs w:val="28"/>
           <w:lang w:val="en-US"/>
         </w:rPr>
-        <w:t xml:space="preserve">        public </w:t>
+        <w:t xml:space="preserve">            var </w:t>
       </w:r>
       <w:proofErr w:type="spellStart"/>
       <w:r>
@@ -2434,7 +2617,7 @@
           <w:szCs w:val="28"/>
           <w:lang w:val="en-US"/>
         </w:rPr>
-        <w:t>ICommand</w:t>
+        <w:t>vm</w:t>
       </w:r>
       <w:proofErr w:type="spellEnd"/>
       <w:r>
@@ -2444,17 +2627,18 @@
           <w:szCs w:val="28"/>
           <w:lang w:val="en-US"/>
         </w:rPr>
-        <w:t xml:space="preserve"> </w:t>
+        <w:t xml:space="preserve"> = new </w:t>
       </w:r>
       <w:proofErr w:type="spellStart"/>
-      <w:r>
-        <w:rPr>
-          <w:color w:val="000000"/>
-          <w:sz w:val="28"/>
-          <w:szCs w:val="28"/>
-          <w:lang w:val="en-US"/>
-        </w:rPr>
-        <w:t>EditClientCommand</w:t>
+      <w:proofErr w:type="gramStart"/>
+      <w:r>
+        <w:rPr>
+          <w:color w:val="000000"/>
+          <w:sz w:val="28"/>
+          <w:szCs w:val="28"/>
+          <w:lang w:val="en-US"/>
+        </w:rPr>
+        <w:t>ClientDialogViewModel</w:t>
       </w:r>
       <w:proofErr w:type="spellEnd"/>
       <w:r>
@@ -2464,17 +2648,7 @@
           <w:szCs w:val="28"/>
           <w:lang w:val="en-US"/>
         </w:rPr>
-        <w:t xml:space="preserve"> </w:t>
-      </w:r>
-      <w:proofErr w:type="gramStart"/>
-      <w:r>
-        <w:rPr>
-          <w:color w:val="000000"/>
-          <w:sz w:val="28"/>
-          <w:szCs w:val="28"/>
-          <w:lang w:val="en-US"/>
-        </w:rPr>
-        <w:t>{ get</w:t>
+        <w:t>(</w:t>
       </w:r>
       <w:proofErr w:type="gramEnd"/>
       <w:r>
@@ -2484,7 +2658,7 @@
           <w:szCs w:val="28"/>
           <w:lang w:val="en-US"/>
         </w:rPr>
-        <w:t>; }</w:t>
+        <w:t>);</w:t>
       </w:r>
     </w:p>
     <w:p>
@@ -2500,6 +2674,26 @@
           <w:lang w:val="en-US"/>
         </w:rPr>
       </w:pPr>
+      <w:r>
+        <w:rPr>
+          <w:color w:val="000000"/>
+          <w:sz w:val="28"/>
+          <w:szCs w:val="28"/>
+          <w:lang w:val="en-US"/>
+        </w:rPr>
+        <w:t xml:space="preserve">            var window = new </w:t>
+      </w:r>
+      <w:proofErr w:type="spellStart"/>
+      <w:r>
+        <w:rPr>
+          <w:color w:val="000000"/>
+          <w:sz w:val="28"/>
+          <w:szCs w:val="28"/>
+          <w:lang w:val="en-US"/>
+        </w:rPr>
+        <w:t>ClientDialogWindow</w:t>
+      </w:r>
+      <w:proofErr w:type="spellEnd"/>
     </w:p>
     <w:p>
       <w:pPr>
@@ -2521,38 +2715,7 @@
           <w:szCs w:val="28"/>
           <w:lang w:val="en-US"/>
         </w:rPr>
-        <w:t xml:space="preserve">        public </w:t>
-      </w:r>
-      <w:proofErr w:type="spellStart"/>
-      <w:proofErr w:type="gramStart"/>
-      <w:r>
-        <w:rPr>
-          <w:color w:val="000000"/>
-          <w:sz w:val="28"/>
-          <w:szCs w:val="28"/>
-          <w:lang w:val="en-US"/>
-        </w:rPr>
-        <w:t>MainWindowVM</w:t>
-      </w:r>
-      <w:proofErr w:type="spellEnd"/>
-      <w:r>
-        <w:rPr>
-          <w:color w:val="000000"/>
-          <w:sz w:val="28"/>
-          <w:szCs w:val="28"/>
-          <w:lang w:val="en-US"/>
-        </w:rPr>
-        <w:t>(</w:t>
-      </w:r>
-      <w:proofErr w:type="gramEnd"/>
-      <w:r>
-        <w:rPr>
-          <w:color w:val="000000"/>
-          <w:sz w:val="28"/>
-          <w:szCs w:val="28"/>
-          <w:lang w:val="en-US"/>
-        </w:rPr>
-        <w:t>)</w:t>
+        <w:t xml:space="preserve">            {</w:t>
       </w:r>
     </w:p>
     <w:p>
@@ -2575,8 +2738,39 @@
           <w:szCs w:val="28"/>
           <w:lang w:val="en-US"/>
         </w:rPr>
-        <w:t xml:space="preserve">        {</w:t>
-      </w:r>
+        <w:t xml:space="preserve">                </w:t>
+      </w:r>
+      <w:proofErr w:type="spellStart"/>
+      <w:r>
+        <w:rPr>
+          <w:color w:val="000000"/>
+          <w:sz w:val="28"/>
+          <w:szCs w:val="28"/>
+          <w:lang w:val="en-US"/>
+        </w:rPr>
+        <w:t>DataContext</w:t>
+      </w:r>
+      <w:proofErr w:type="spellEnd"/>
+      <w:r>
+        <w:rPr>
+          <w:color w:val="000000"/>
+          <w:sz w:val="28"/>
+          <w:szCs w:val="28"/>
+          <w:lang w:val="en-US"/>
+        </w:rPr>
+        <w:t xml:space="preserve"> = </w:t>
+      </w:r>
+      <w:proofErr w:type="spellStart"/>
+      <w:r>
+        <w:rPr>
+          <w:color w:val="000000"/>
+          <w:sz w:val="28"/>
+          <w:szCs w:val="28"/>
+          <w:lang w:val="en-US"/>
+        </w:rPr>
+        <w:t>vm</w:t>
+      </w:r>
+      <w:proofErr w:type="spellEnd"/>
     </w:p>
     <w:p>
       <w:pPr>
@@ -2598,78 +2792,7 @@
           <w:szCs w:val="28"/>
           <w:lang w:val="en-US"/>
         </w:rPr>
-        <w:t xml:space="preserve">            </w:t>
-      </w:r>
-      <w:proofErr w:type="spellStart"/>
-      <w:r>
-        <w:rPr>
-          <w:color w:val="000000"/>
-          <w:sz w:val="28"/>
-          <w:szCs w:val="28"/>
-          <w:lang w:val="en-US"/>
-        </w:rPr>
-        <w:t>AddClientCommand</w:t>
-      </w:r>
-      <w:proofErr w:type="spellEnd"/>
-      <w:r>
-        <w:rPr>
-          <w:color w:val="000000"/>
-          <w:sz w:val="28"/>
-          <w:szCs w:val="28"/>
-          <w:lang w:val="en-US"/>
-        </w:rPr>
-        <w:t xml:space="preserve"> = new </w:t>
-      </w:r>
-      <w:proofErr w:type="spellStart"/>
-      <w:proofErr w:type="gramStart"/>
-      <w:r>
-        <w:rPr>
-          <w:color w:val="000000"/>
-          <w:sz w:val="28"/>
-          <w:szCs w:val="28"/>
-          <w:lang w:val="en-US"/>
-        </w:rPr>
-        <w:t>RelayCommand</w:t>
-      </w:r>
-      <w:proofErr w:type="spellEnd"/>
-      <w:r>
-        <w:rPr>
-          <w:color w:val="000000"/>
-          <w:sz w:val="28"/>
-          <w:szCs w:val="28"/>
-          <w:lang w:val="en-US"/>
-        </w:rPr>
-        <w:t>(</w:t>
-      </w:r>
-      <w:proofErr w:type="gramEnd"/>
-      <w:r>
-        <w:rPr>
-          <w:color w:val="000000"/>
-          <w:sz w:val="28"/>
-          <w:szCs w:val="28"/>
-          <w:lang w:val="en-US"/>
-        </w:rPr>
-        <w:t xml:space="preserve">_ =&gt; </w:t>
-      </w:r>
-      <w:proofErr w:type="spellStart"/>
-      <w:r>
-        <w:rPr>
-          <w:color w:val="000000"/>
-          <w:sz w:val="28"/>
-          <w:szCs w:val="28"/>
-          <w:lang w:val="en-US"/>
-        </w:rPr>
-        <w:t>AddClient</w:t>
-      </w:r>
-      <w:proofErr w:type="spellEnd"/>
-      <w:r>
-        <w:rPr>
-          <w:color w:val="000000"/>
-          <w:sz w:val="28"/>
-          <w:szCs w:val="28"/>
-          <w:lang w:val="en-US"/>
-        </w:rPr>
-        <w:t>());</w:t>
+        <w:t xml:space="preserve">            };</w:t>
       </w:r>
     </w:p>
     <w:p>
@@ -2695,46 +2818,17 @@
         <w:t xml:space="preserve">            </w:t>
       </w:r>
       <w:proofErr w:type="spellStart"/>
-      <w:r>
-        <w:rPr>
-          <w:color w:val="000000"/>
-          <w:sz w:val="28"/>
-          <w:szCs w:val="28"/>
-          <w:lang w:val="en-US"/>
-        </w:rPr>
-        <w:t>DeleteClientCommand</w:t>
+      <w:proofErr w:type="gramStart"/>
+      <w:r>
+        <w:rPr>
+          <w:color w:val="000000"/>
+          <w:sz w:val="28"/>
+          <w:szCs w:val="28"/>
+          <w:lang w:val="en-US"/>
+        </w:rPr>
+        <w:t>window.ShowDialog</w:t>
       </w:r>
       <w:proofErr w:type="spellEnd"/>
-      <w:r>
-        <w:rPr>
-          <w:color w:val="000000"/>
-          <w:sz w:val="28"/>
-          <w:szCs w:val="28"/>
-          <w:lang w:val="en-US"/>
-        </w:rPr>
-        <w:t xml:space="preserve"> = new </w:t>
-      </w:r>
-      <w:proofErr w:type="spellStart"/>
-      <w:proofErr w:type="gramStart"/>
-      <w:r>
-        <w:rPr>
-          <w:color w:val="000000"/>
-          <w:sz w:val="28"/>
-          <w:szCs w:val="28"/>
-          <w:lang w:val="en-US"/>
-        </w:rPr>
-        <w:t>RelayCommand</w:t>
-      </w:r>
-      <w:proofErr w:type="spellEnd"/>
-      <w:r>
-        <w:rPr>
-          <w:color w:val="000000"/>
-          <w:sz w:val="28"/>
-          <w:szCs w:val="28"/>
-          <w:lang w:val="en-US"/>
-        </w:rPr>
-        <w:t>(</w:t>
-      </w:r>
       <w:proofErr w:type="gramEnd"/>
       <w:r>
         <w:rPr>
@@ -2743,47 +2837,7 @@
           <w:szCs w:val="28"/>
           <w:lang w:val="en-US"/>
         </w:rPr>
-        <w:t xml:space="preserve">_ =&gt; </w:t>
-      </w:r>
-      <w:proofErr w:type="spellStart"/>
-      <w:r>
-        <w:rPr>
-          <w:color w:val="000000"/>
-          <w:sz w:val="28"/>
-          <w:szCs w:val="28"/>
-          <w:lang w:val="en-US"/>
-        </w:rPr>
-        <w:t>DelClient</w:t>
-      </w:r>
-      <w:proofErr w:type="spellEnd"/>
-      <w:r>
-        <w:rPr>
-          <w:color w:val="000000"/>
-          <w:sz w:val="28"/>
-          <w:szCs w:val="28"/>
-          <w:lang w:val="en-US"/>
-        </w:rPr>
-        <w:t xml:space="preserve">(), _ =&gt; </w:t>
-      </w:r>
-      <w:proofErr w:type="spellStart"/>
-      <w:r>
-        <w:rPr>
-          <w:color w:val="000000"/>
-          <w:sz w:val="28"/>
-          <w:szCs w:val="28"/>
-          <w:lang w:val="en-US"/>
-        </w:rPr>
-        <w:t>SelectedClient</w:t>
-      </w:r>
-      <w:proofErr w:type="spellEnd"/>
-      <w:r>
-        <w:rPr>
-          <w:color w:val="000000"/>
-          <w:sz w:val="28"/>
-          <w:szCs w:val="28"/>
-          <w:lang w:val="en-US"/>
-        </w:rPr>
-        <w:t xml:space="preserve"> != null);</w:t>
+        <w:t>();</w:t>
       </w:r>
     </w:p>
     <w:p>
@@ -2799,106 +2853,6 @@
           <w:lang w:val="en-US"/>
         </w:rPr>
       </w:pPr>
-      <w:r>
-        <w:rPr>
-          <w:color w:val="000000"/>
-          <w:sz w:val="28"/>
-          <w:szCs w:val="28"/>
-          <w:lang w:val="en-US"/>
-        </w:rPr>
-        <w:t xml:space="preserve">            </w:t>
-      </w:r>
-      <w:proofErr w:type="spellStart"/>
-      <w:r>
-        <w:rPr>
-          <w:color w:val="000000"/>
-          <w:sz w:val="28"/>
-          <w:szCs w:val="28"/>
-          <w:lang w:val="en-US"/>
-        </w:rPr>
-        <w:t>EditClientCommand</w:t>
-      </w:r>
-      <w:proofErr w:type="spellEnd"/>
-      <w:r>
-        <w:rPr>
-          <w:color w:val="000000"/>
-          <w:sz w:val="28"/>
-          <w:szCs w:val="28"/>
-          <w:lang w:val="en-US"/>
-        </w:rPr>
-        <w:t xml:space="preserve"> = new </w:t>
-      </w:r>
-      <w:proofErr w:type="spellStart"/>
-      <w:proofErr w:type="gramStart"/>
-      <w:r>
-        <w:rPr>
-          <w:color w:val="000000"/>
-          <w:sz w:val="28"/>
-          <w:szCs w:val="28"/>
-          <w:lang w:val="en-US"/>
-        </w:rPr>
-        <w:t>RelayCommand</w:t>
-      </w:r>
-      <w:proofErr w:type="spellEnd"/>
-      <w:r>
-        <w:rPr>
-          <w:color w:val="000000"/>
-          <w:sz w:val="28"/>
-          <w:szCs w:val="28"/>
-          <w:lang w:val="en-US"/>
-        </w:rPr>
-        <w:t>(</w:t>
-      </w:r>
-      <w:proofErr w:type="gramEnd"/>
-      <w:r>
-        <w:rPr>
-          <w:color w:val="000000"/>
-          <w:sz w:val="28"/>
-          <w:szCs w:val="28"/>
-          <w:lang w:val="en-US"/>
-        </w:rPr>
-        <w:t xml:space="preserve">_ =&gt; </w:t>
-      </w:r>
-      <w:proofErr w:type="spellStart"/>
-      <w:r>
-        <w:rPr>
-          <w:color w:val="000000"/>
-          <w:sz w:val="28"/>
-          <w:szCs w:val="28"/>
-          <w:lang w:val="en-US"/>
-        </w:rPr>
-        <w:t>EditClient</w:t>
-      </w:r>
-      <w:proofErr w:type="spellEnd"/>
-      <w:r>
-        <w:rPr>
-          <w:color w:val="000000"/>
-          <w:sz w:val="28"/>
-          <w:szCs w:val="28"/>
-          <w:lang w:val="en-US"/>
-        </w:rPr>
-        <w:t xml:space="preserve">(), _ =&gt; </w:t>
-      </w:r>
-      <w:proofErr w:type="spellStart"/>
-      <w:r>
-        <w:rPr>
-          <w:color w:val="000000"/>
-          <w:sz w:val="28"/>
-          <w:szCs w:val="28"/>
-          <w:lang w:val="en-US"/>
-        </w:rPr>
-        <w:t>SelectedClient</w:t>
-      </w:r>
-      <w:proofErr w:type="spellEnd"/>
-      <w:r>
-        <w:rPr>
-          <w:color w:val="000000"/>
-          <w:sz w:val="28"/>
-          <w:szCs w:val="28"/>
-          <w:lang w:val="en-US"/>
-        </w:rPr>
-        <w:t xml:space="preserve"> != null);</w:t>
-      </w:r>
     </w:p>
     <w:p>
       <w:pPr>
@@ -2920,7 +2874,29 @@
           <w:szCs w:val="28"/>
           <w:lang w:val="en-US"/>
         </w:rPr>
-        <w:t xml:space="preserve">        }</w:t>
+        <w:t xml:space="preserve">            if (</w:t>
+      </w:r>
+      <w:proofErr w:type="spellStart"/>
+      <w:proofErr w:type="gramStart"/>
+      <w:r>
+        <w:rPr>
+          <w:color w:val="000000"/>
+          <w:sz w:val="28"/>
+          <w:szCs w:val="28"/>
+          <w:lang w:val="en-US"/>
+        </w:rPr>
+        <w:t>vm.ClientSaved</w:t>
+      </w:r>
+      <w:proofErr w:type="spellEnd"/>
+      <w:proofErr w:type="gramEnd"/>
+      <w:r>
+        <w:rPr>
+          <w:color w:val="000000"/>
+          <w:sz w:val="28"/>
+          <w:szCs w:val="28"/>
+          <w:lang w:val="en-US"/>
+        </w:rPr>
+        <w:t>)</w:t>
       </w:r>
     </w:p>
     <w:p>
@@ -2936,6 +2912,57 @@
           <w:lang w:val="en-US"/>
         </w:rPr>
       </w:pPr>
+      <w:r>
+        <w:rPr>
+          <w:color w:val="000000"/>
+          <w:sz w:val="28"/>
+          <w:szCs w:val="28"/>
+          <w:lang w:val="en-US"/>
+        </w:rPr>
+        <w:t xml:space="preserve">                </w:t>
+      </w:r>
+      <w:proofErr w:type="spellStart"/>
+      <w:r>
+        <w:rPr>
+          <w:color w:val="000000"/>
+          <w:sz w:val="28"/>
+          <w:szCs w:val="28"/>
+          <w:lang w:val="en-US"/>
+        </w:rPr>
+        <w:t>Clients.Add</w:t>
+      </w:r>
+      <w:proofErr w:type="spellEnd"/>
+      <w:r>
+        <w:rPr>
+          <w:color w:val="000000"/>
+          <w:sz w:val="28"/>
+          <w:szCs w:val="28"/>
+          <w:lang w:val="en-US"/>
+        </w:rPr>
+        <w:t>(</w:t>
+      </w:r>
+      <w:proofErr w:type="spellStart"/>
+      <w:proofErr w:type="gramStart"/>
+      <w:r>
+        <w:rPr>
+          <w:color w:val="000000"/>
+          <w:sz w:val="28"/>
+          <w:szCs w:val="28"/>
+          <w:lang w:val="en-US"/>
+        </w:rPr>
+        <w:t>vm.Client</w:t>
+      </w:r>
+      <w:proofErr w:type="spellEnd"/>
+      <w:proofErr w:type="gramEnd"/>
+      <w:r>
+        <w:rPr>
+          <w:color w:val="000000"/>
+          <w:sz w:val="28"/>
+          <w:szCs w:val="28"/>
+          <w:lang w:val="en-US"/>
+        </w:rPr>
+        <w:t>);</w:t>
+      </w:r>
     </w:p>
     <w:p>
       <w:pPr>
@@ -2957,38 +2984,7 @@
           <w:szCs w:val="28"/>
           <w:lang w:val="en-US"/>
         </w:rPr>
-        <w:t xml:space="preserve">        public void </w:t>
-      </w:r>
-      <w:proofErr w:type="spellStart"/>
-      <w:proofErr w:type="gramStart"/>
-      <w:r>
-        <w:rPr>
-          <w:color w:val="000000"/>
-          <w:sz w:val="28"/>
-          <w:szCs w:val="28"/>
-          <w:lang w:val="en-US"/>
-        </w:rPr>
-        <w:t>AddClient</w:t>
-      </w:r>
-      <w:proofErr w:type="spellEnd"/>
-      <w:r>
-        <w:rPr>
-          <w:color w:val="000000"/>
-          <w:sz w:val="28"/>
-          <w:szCs w:val="28"/>
-          <w:lang w:val="en-US"/>
-        </w:rPr>
-        <w:t>(</w:t>
-      </w:r>
-      <w:proofErr w:type="gramEnd"/>
-      <w:r>
-        <w:rPr>
-          <w:color w:val="000000"/>
-          <w:sz w:val="28"/>
-          <w:szCs w:val="28"/>
-          <w:lang w:val="en-US"/>
-        </w:rPr>
-        <w:t>)</w:t>
+        <w:t xml:space="preserve">        }</w:t>
       </w:r>
     </w:p>
     <w:p>
@@ -3004,15 +3000,6 @@
           <w:lang w:val="en-US"/>
         </w:rPr>
       </w:pPr>
-      <w:r>
-        <w:rPr>
-          <w:color w:val="000000"/>
-          <w:sz w:val="28"/>
-          <w:szCs w:val="28"/>
-          <w:lang w:val="en-US"/>
-        </w:rPr>
-        <w:t xml:space="preserve">        {</w:t>
-      </w:r>
     </w:p>
     <w:p>
       <w:pPr>
@@ -3034,27 +3021,7 @@
           <w:szCs w:val="28"/>
           <w:lang w:val="en-US"/>
         </w:rPr>
-        <w:t xml:space="preserve">            var </w:t>
-      </w:r>
-      <w:proofErr w:type="spellStart"/>
-      <w:r>
-        <w:rPr>
-          <w:color w:val="000000"/>
-          <w:sz w:val="28"/>
-          <w:szCs w:val="28"/>
-          <w:lang w:val="en-US"/>
-        </w:rPr>
-        <w:t>vm</w:t>
-      </w:r>
-      <w:proofErr w:type="spellEnd"/>
-      <w:r>
-        <w:rPr>
-          <w:color w:val="000000"/>
-          <w:sz w:val="28"/>
-          <w:szCs w:val="28"/>
-          <w:lang w:val="en-US"/>
-        </w:rPr>
-        <w:t xml:space="preserve"> = new </w:t>
+        <w:t xml:space="preserve">        public void </w:t>
       </w:r>
       <w:proofErr w:type="spellStart"/>
       <w:proofErr w:type="gramStart"/>
@@ -3065,7 +3032,7 @@
           <w:szCs w:val="28"/>
           <w:lang w:val="en-US"/>
         </w:rPr>
-        <w:t>ClientDialogViewModel</w:t>
+        <w:t>DelClient</w:t>
       </w:r>
       <w:proofErr w:type="spellEnd"/>
       <w:r>
@@ -3085,7 +3052,7 @@
           <w:szCs w:val="28"/>
           <w:lang w:val="en-US"/>
         </w:rPr>
-        <w:t>);</w:t>
+        <w:t>)</w:t>
       </w:r>
     </w:p>
     <w:p>
@@ -3108,19 +3075,8 @@
           <w:szCs w:val="28"/>
           <w:lang w:val="en-US"/>
         </w:rPr>
-        <w:t xml:space="preserve">            var window = new </w:t>
-      </w:r>
-      <w:proofErr w:type="spellStart"/>
-      <w:r>
-        <w:rPr>
-          <w:color w:val="000000"/>
-          <w:sz w:val="28"/>
-          <w:szCs w:val="28"/>
-          <w:lang w:val="en-US"/>
-        </w:rPr>
-        <w:t>ClientDialogWindow</w:t>
-      </w:r>
-      <w:proofErr w:type="spellEnd"/>
+        <w:t xml:space="preserve">        {</w:t>
+      </w:r>
     </w:p>
     <w:p>
       <w:pPr>
@@ -3142,7 +3098,27 @@
           <w:szCs w:val="28"/>
           <w:lang w:val="en-US"/>
         </w:rPr>
-        <w:t xml:space="preserve">            {</w:t>
+        <w:t xml:space="preserve">            if (</w:t>
+      </w:r>
+      <w:proofErr w:type="spellStart"/>
+      <w:r>
+        <w:rPr>
+          <w:color w:val="000000"/>
+          <w:sz w:val="28"/>
+          <w:szCs w:val="28"/>
+          <w:lang w:val="en-US"/>
+        </w:rPr>
+        <w:t>SelectedClient</w:t>
+      </w:r>
+      <w:proofErr w:type="spellEnd"/>
+      <w:r>
+        <w:rPr>
+          <w:color w:val="000000"/>
+          <w:sz w:val="28"/>
+          <w:szCs w:val="28"/>
+          <w:lang w:val="en-US"/>
+        </w:rPr>
+        <w:t xml:space="preserve"> == null) return;</w:t>
       </w:r>
     </w:p>
     <w:p>
@@ -3158,46 +3134,6 @@
           <w:lang w:val="en-US"/>
         </w:rPr>
       </w:pPr>
-      <w:r>
-        <w:rPr>
-          <w:color w:val="000000"/>
-          <w:sz w:val="28"/>
-          <w:szCs w:val="28"/>
-          <w:lang w:val="en-US"/>
-        </w:rPr>
-        <w:t xml:space="preserve">                </w:t>
-      </w:r>
-      <w:proofErr w:type="spellStart"/>
-      <w:r>
-        <w:rPr>
-          <w:color w:val="000000"/>
-          <w:sz w:val="28"/>
-          <w:szCs w:val="28"/>
-          <w:lang w:val="en-US"/>
-        </w:rPr>
-        <w:t>DataContext</w:t>
-      </w:r>
-      <w:proofErr w:type="spellEnd"/>
-      <w:r>
-        <w:rPr>
-          <w:color w:val="000000"/>
-          <w:sz w:val="28"/>
-          <w:szCs w:val="28"/>
-          <w:lang w:val="en-US"/>
-        </w:rPr>
-        <w:t xml:space="preserve"> = </w:t>
-      </w:r>
-      <w:proofErr w:type="spellStart"/>
-      <w:r>
-        <w:rPr>
-          <w:color w:val="000000"/>
-          <w:sz w:val="28"/>
-          <w:szCs w:val="28"/>
-          <w:lang w:val="en-US"/>
-        </w:rPr>
-        <w:t>vm</w:t>
-      </w:r>
-      <w:proofErr w:type="spellEnd"/>
     </w:p>
     <w:p>
       <w:pPr>
@@ -3219,7 +3155,98 @@
           <w:szCs w:val="28"/>
           <w:lang w:val="en-US"/>
         </w:rPr>
-        <w:t xml:space="preserve">            };</w:t>
+        <w:t xml:space="preserve">            if (</w:t>
+      </w:r>
+      <w:proofErr w:type="spellStart"/>
+      <w:r>
+        <w:rPr>
+          <w:color w:val="000000"/>
+          <w:sz w:val="28"/>
+          <w:szCs w:val="28"/>
+          <w:lang w:val="en-US"/>
+        </w:rPr>
+        <w:t>MessageBox.Show</w:t>
+      </w:r>
+      <w:proofErr w:type="spellEnd"/>
+      <w:r>
+        <w:rPr>
+          <w:color w:val="000000"/>
+          <w:sz w:val="28"/>
+          <w:szCs w:val="28"/>
+          <w:lang w:val="en-US"/>
+        </w:rPr>
+        <w:t>($"</w:t>
+      </w:r>
+      <w:r>
+        <w:rPr>
+          <w:color w:val="000000"/>
+          <w:sz w:val="28"/>
+          <w:szCs w:val="28"/>
+        </w:rPr>
+        <w:t>Удалить</w:t>
+      </w:r>
+      <w:r>
+        <w:rPr>
+          <w:color w:val="000000"/>
+          <w:sz w:val="28"/>
+          <w:szCs w:val="28"/>
+          <w:lang w:val="en-US"/>
+        </w:rPr>
+        <w:t xml:space="preserve"> </w:t>
+      </w:r>
+      <w:r>
+        <w:rPr>
+          <w:color w:val="000000"/>
+          <w:sz w:val="28"/>
+          <w:szCs w:val="28"/>
+        </w:rPr>
+        <w:t>клиента</w:t>
+      </w:r>
+      <w:r>
+        <w:rPr>
+          <w:color w:val="000000"/>
+          <w:sz w:val="28"/>
+          <w:szCs w:val="28"/>
+          <w:lang w:val="en-US"/>
+        </w:rPr>
+        <w:t xml:space="preserve"> {</w:t>
+      </w:r>
+      <w:proofErr w:type="spellStart"/>
+      <w:r>
+        <w:rPr>
+          <w:color w:val="000000"/>
+          <w:sz w:val="28"/>
+          <w:szCs w:val="28"/>
+          <w:lang w:val="en-US"/>
+        </w:rPr>
+        <w:t>SelectedClient.FullName</w:t>
+      </w:r>
+      <w:proofErr w:type="spellEnd"/>
+      <w:r>
+        <w:rPr>
+          <w:color w:val="000000"/>
+          <w:sz w:val="28"/>
+          <w:szCs w:val="28"/>
+          <w:lang w:val="en-US"/>
+        </w:rPr>
+        <w:t>}?", "</w:t>
+      </w:r>
+      <w:r>
+        <w:rPr>
+          <w:color w:val="000000"/>
+          <w:sz w:val="28"/>
+          <w:szCs w:val="28"/>
+        </w:rPr>
+        <w:t>Подтверждение</w:t>
+      </w:r>
+      <w:r>
+        <w:rPr>
+          <w:color w:val="000000"/>
+          <w:sz w:val="28"/>
+          <w:szCs w:val="28"/>
+          <w:lang w:val="en-US"/>
+        </w:rPr>
+        <w:t>",</w:t>
       </w:r>
     </w:p>
     <w:p>
@@ -3242,29 +3269,67 @@
           <w:szCs w:val="28"/>
           <w:lang w:val="en-US"/>
         </w:rPr>
-        <w:t xml:space="preserve">            </w:t>
+        <w:t xml:space="preserve">                </w:t>
       </w:r>
       <w:proofErr w:type="spellStart"/>
-      <w:proofErr w:type="gramStart"/>
-      <w:r>
-        <w:rPr>
-          <w:color w:val="000000"/>
-          <w:sz w:val="28"/>
-          <w:szCs w:val="28"/>
-          <w:lang w:val="en-US"/>
-        </w:rPr>
-        <w:t>window.ShowDialog</w:t>
+      <w:r>
+        <w:rPr>
+          <w:color w:val="000000"/>
+          <w:sz w:val="28"/>
+          <w:szCs w:val="28"/>
+          <w:lang w:val="en-US"/>
+        </w:rPr>
+        <w:t>MessageBoxButton.YesNo</w:t>
       </w:r>
       <w:proofErr w:type="spellEnd"/>
-      <w:proofErr w:type="gramEnd"/>
-      <w:r>
-        <w:rPr>
-          <w:color w:val="000000"/>
-          <w:sz w:val="28"/>
-          <w:szCs w:val="28"/>
-          <w:lang w:val="en-US"/>
-        </w:rPr>
-        <w:t>();</w:t>
+      <w:r>
+        <w:rPr>
+          <w:color w:val="000000"/>
+          <w:sz w:val="28"/>
+          <w:szCs w:val="28"/>
+          <w:lang w:val="en-US"/>
+        </w:rPr>
+        <w:t xml:space="preserve">, </w:t>
+      </w:r>
+      <w:proofErr w:type="spellStart"/>
+      <w:r>
+        <w:rPr>
+          <w:color w:val="000000"/>
+          <w:sz w:val="28"/>
+          <w:szCs w:val="28"/>
+          <w:lang w:val="en-US"/>
+        </w:rPr>
+        <w:t>MessageBoxImage.Warning</w:t>
+      </w:r>
+      <w:proofErr w:type="spellEnd"/>
+      <w:r>
+        <w:rPr>
+          <w:color w:val="000000"/>
+          <w:sz w:val="28"/>
+          <w:szCs w:val="28"/>
+          <w:lang w:val="en-US"/>
+        </w:rPr>
+        <w:t xml:space="preserve">) == </w:t>
+      </w:r>
+      <w:proofErr w:type="spellStart"/>
+      <w:r>
+        <w:rPr>
+          <w:color w:val="000000"/>
+          <w:sz w:val="28"/>
+          <w:szCs w:val="28"/>
+          <w:lang w:val="en-US"/>
+        </w:rPr>
+        <w:t>MessageBoxResult.Yes</w:t>
+      </w:r>
+      <w:proofErr w:type="spellEnd"/>
+      <w:r>
+        <w:rPr>
+          <w:color w:val="000000"/>
+          <w:sz w:val="28"/>
+          <w:szCs w:val="28"/>
+          <w:lang w:val="en-US"/>
+        </w:rPr>
+        <w:t>)</w:t>
       </w:r>
     </w:p>
     <w:p>
@@ -3280,6 +3345,16 @@
           <w:lang w:val="en-US"/>
         </w:rPr>
       </w:pPr>
+      <w:r>
+        <w:rPr>
+          <w:color w:val="000000"/>
+          <w:sz w:val="28"/>
+          <w:szCs w:val="28"/>
+          <w:lang w:val="en-US"/>
+        </w:rPr>
+        <w:lastRenderedPageBreak/>
+        <w:t xml:space="preserve">            {</w:t>
+      </w:r>
     </w:p>
     <w:p>
       <w:pPr>
@@ -3301,29 +3376,47 @@
           <w:szCs w:val="28"/>
           <w:lang w:val="en-US"/>
         </w:rPr>
-        <w:t xml:space="preserve">            if (</w:t>
+        <w:t xml:space="preserve">                </w:t>
       </w:r>
       <w:proofErr w:type="spellStart"/>
-      <w:proofErr w:type="gramStart"/>
-      <w:r>
-        <w:rPr>
-          <w:color w:val="000000"/>
-          <w:sz w:val="28"/>
-          <w:szCs w:val="28"/>
-          <w:lang w:val="en-US"/>
-        </w:rPr>
-        <w:t>vm.ClientSaved</w:t>
+      <w:r>
+        <w:rPr>
+          <w:color w:val="000000"/>
+          <w:sz w:val="28"/>
+          <w:szCs w:val="28"/>
+          <w:lang w:val="en-US"/>
+        </w:rPr>
+        <w:t>Clients.Remove</w:t>
       </w:r>
       <w:proofErr w:type="spellEnd"/>
-      <w:proofErr w:type="gramEnd"/>
-      <w:r>
-        <w:rPr>
-          <w:color w:val="000000"/>
-          <w:sz w:val="28"/>
-          <w:szCs w:val="28"/>
-          <w:lang w:val="en-US"/>
-        </w:rPr>
-        <w:t>)</w:t>
+      <w:r>
+        <w:rPr>
+          <w:color w:val="000000"/>
+          <w:sz w:val="28"/>
+          <w:szCs w:val="28"/>
+          <w:lang w:val="en-US"/>
+        </w:rPr>
+        <w:t>(</w:t>
+      </w:r>
+      <w:proofErr w:type="spellStart"/>
+      <w:r>
+        <w:rPr>
+          <w:color w:val="000000"/>
+          <w:sz w:val="28"/>
+          <w:szCs w:val="28"/>
+          <w:lang w:val="en-US"/>
+        </w:rPr>
+        <w:t>SelectedClient</w:t>
+      </w:r>
+      <w:proofErr w:type="spellEnd"/>
+      <w:r>
+        <w:rPr>
+          <w:color w:val="000000"/>
+          <w:sz w:val="28"/>
+          <w:szCs w:val="28"/>
+          <w:lang w:val="en-US"/>
+        </w:rPr>
+        <w:t>);</w:t>
       </w:r>
     </w:p>
     <w:p>
@@ -3346,50 +3439,7 @@
           <w:szCs w:val="28"/>
           <w:lang w:val="en-US"/>
         </w:rPr>
-        <w:lastRenderedPageBreak/>
-        <w:t xml:space="preserve">                </w:t>
-      </w:r>
-      <w:proofErr w:type="spellStart"/>
-      <w:r>
-        <w:rPr>
-          <w:color w:val="000000"/>
-          <w:sz w:val="28"/>
-          <w:szCs w:val="28"/>
-          <w:lang w:val="en-US"/>
-        </w:rPr>
-        <w:t>Clients.Add</w:t>
-      </w:r>
-      <w:proofErr w:type="spellEnd"/>
-      <w:r>
-        <w:rPr>
-          <w:color w:val="000000"/>
-          <w:sz w:val="28"/>
-          <w:szCs w:val="28"/>
-          <w:lang w:val="en-US"/>
-        </w:rPr>
-        <w:t>(</w:t>
-      </w:r>
-      <w:proofErr w:type="spellStart"/>
-      <w:proofErr w:type="gramStart"/>
-      <w:r>
-        <w:rPr>
-          <w:color w:val="000000"/>
-          <w:sz w:val="28"/>
-          <w:szCs w:val="28"/>
-          <w:lang w:val="en-US"/>
-        </w:rPr>
-        <w:t>vm.Client</w:t>
-      </w:r>
-      <w:proofErr w:type="spellEnd"/>
-      <w:proofErr w:type="gramEnd"/>
-      <w:r>
-        <w:rPr>
-          <w:color w:val="000000"/>
-          <w:sz w:val="28"/>
-          <w:szCs w:val="28"/>
-          <w:lang w:val="en-US"/>
-        </w:rPr>
-        <w:t>);</w:t>
+        <w:t xml:space="preserve">            }</w:t>
       </w:r>
     </w:p>
     <w:p>
@@ -3402,7 +3452,6 @@
           <w:color w:val="000000"/>
           <w:sz w:val="28"/>
           <w:szCs w:val="28"/>
-          <w:lang w:val="en-US"/>
         </w:rPr>
       </w:pPr>
       <w:r>
@@ -3428,6 +3477,46 @@
           <w:lang w:val="en-US"/>
         </w:rPr>
       </w:pPr>
+      <w:r>
+        <w:rPr>
+          <w:color w:val="000000"/>
+          <w:sz w:val="28"/>
+          <w:szCs w:val="28"/>
+          <w:lang w:val="en-US"/>
+        </w:rPr>
+        <w:t xml:space="preserve">        public void </w:t>
+      </w:r>
+      <w:proofErr w:type="spellStart"/>
+      <w:proofErr w:type="gramStart"/>
+      <w:r>
+        <w:rPr>
+          <w:color w:val="000000"/>
+          <w:sz w:val="28"/>
+          <w:szCs w:val="28"/>
+          <w:lang w:val="en-US"/>
+        </w:rPr>
+        <w:t>EditClient</w:t>
+      </w:r>
+      <w:proofErr w:type="spellEnd"/>
+      <w:r>
+        <w:rPr>
+          <w:color w:val="000000"/>
+          <w:sz w:val="28"/>
+          <w:szCs w:val="28"/>
+          <w:lang w:val="en-US"/>
+        </w:rPr>
+        <w:t>(</w:t>
+      </w:r>
+      <w:proofErr w:type="gramEnd"/>
+      <w:r>
+        <w:rPr>
+          <w:color w:val="000000"/>
+          <w:sz w:val="28"/>
+          <w:szCs w:val="28"/>
+          <w:lang w:val="en-US"/>
+        </w:rPr>
+        <w:t>)</w:t>
+      </w:r>
     </w:p>
     <w:p>
       <w:pPr>
@@ -3449,38 +3538,7 @@
           <w:szCs w:val="28"/>
           <w:lang w:val="en-US"/>
         </w:rPr>
-        <w:t xml:space="preserve">        public void </w:t>
-      </w:r>
-      <w:proofErr w:type="spellStart"/>
-      <w:proofErr w:type="gramStart"/>
-      <w:r>
-        <w:rPr>
-          <w:color w:val="000000"/>
-          <w:sz w:val="28"/>
-          <w:szCs w:val="28"/>
-          <w:lang w:val="en-US"/>
-        </w:rPr>
-        <w:t>DelClient</w:t>
-      </w:r>
-      <w:proofErr w:type="spellEnd"/>
-      <w:r>
-        <w:rPr>
-          <w:color w:val="000000"/>
-          <w:sz w:val="28"/>
-          <w:szCs w:val="28"/>
-          <w:lang w:val="en-US"/>
-        </w:rPr>
-        <w:t>(</w:t>
-      </w:r>
-      <w:proofErr w:type="gramEnd"/>
-      <w:r>
-        <w:rPr>
-          <w:color w:val="000000"/>
-          <w:sz w:val="28"/>
-          <w:szCs w:val="28"/>
-          <w:lang w:val="en-US"/>
-        </w:rPr>
-        <w:t>)</w:t>
+        <w:t xml:space="preserve">        {</w:t>
       </w:r>
     </w:p>
     <w:p>
@@ -3493,17 +3551,36 @@
           <w:color w:val="000000"/>
           <w:sz w:val="28"/>
           <w:szCs w:val="28"/>
-          <w:lang w:val="en-US"/>
-        </w:rPr>
-      </w:pPr>
-      <w:r>
-        <w:rPr>
-          <w:color w:val="000000"/>
-          <w:sz w:val="28"/>
-          <w:szCs w:val="28"/>
-          <w:lang w:val="en-US"/>
-        </w:rPr>
-        <w:t xml:space="preserve">        {</w:t>
+        </w:rPr>
+      </w:pPr>
+      <w:r>
+        <w:rPr>
+          <w:color w:val="000000"/>
+          <w:sz w:val="28"/>
+          <w:szCs w:val="28"/>
+          <w:lang w:val="en-US"/>
+        </w:rPr>
+        <w:t xml:space="preserve">            if (</w:t>
+      </w:r>
+      <w:proofErr w:type="spellStart"/>
+      <w:r>
+        <w:rPr>
+          <w:color w:val="000000"/>
+          <w:sz w:val="28"/>
+          <w:szCs w:val="28"/>
+          <w:lang w:val="en-US"/>
+        </w:rPr>
+        <w:t>SelectedClient</w:t>
+      </w:r>
+      <w:proofErr w:type="spellEnd"/>
+      <w:r>
+        <w:rPr>
+          <w:color w:val="000000"/>
+          <w:sz w:val="28"/>
+          <w:szCs w:val="28"/>
+          <w:lang w:val="en-US"/>
+        </w:rPr>
+        <w:t xml:space="preserve"> == null) return;</w:t>
       </w:r>
     </w:p>
     <w:p>
@@ -3526,7 +3603,7 @@
           <w:szCs w:val="28"/>
           <w:lang w:val="en-US"/>
         </w:rPr>
-        <w:t xml:space="preserve">            if (</w:t>
+        <w:t xml:space="preserve">            var </w:t>
       </w:r>
       <w:proofErr w:type="spellStart"/>
       <w:r>
@@ -3536,7 +3613,7 @@
           <w:szCs w:val="28"/>
           <w:lang w:val="en-US"/>
         </w:rPr>
-        <w:t>SelectedClient</w:t>
+        <w:t>vm</w:t>
       </w:r>
       <w:proofErr w:type="spellEnd"/>
       <w:r>
@@ -3546,8 +3623,19 @@
           <w:szCs w:val="28"/>
           <w:lang w:val="en-US"/>
         </w:rPr>
-        <w:t xml:space="preserve"> == null) return;</w:t>
-      </w:r>
+        <w:t xml:space="preserve"> = new </w:t>
+      </w:r>
+      <w:proofErr w:type="spellStart"/>
+      <w:r>
+        <w:rPr>
+          <w:color w:val="000000"/>
+          <w:sz w:val="28"/>
+          <w:szCs w:val="28"/>
+          <w:lang w:val="en-US"/>
+        </w:rPr>
+        <w:t>ClientDialogViewModel</w:t>
+      </w:r>
+      <w:proofErr w:type="spellEnd"/>
     </w:p>
     <w:p>
       <w:pPr>
@@ -3562,6 +3650,15 @@
           <w:lang w:val="en-US"/>
         </w:rPr>
       </w:pPr>
+      <w:r>
+        <w:rPr>
+          <w:color w:val="000000"/>
+          <w:sz w:val="28"/>
+          <w:szCs w:val="28"/>
+          <w:lang w:val="en-US"/>
+        </w:rPr>
+        <w:t xml:space="preserve">            {</w:t>
+      </w:r>
     </w:p>
     <w:p>
       <w:pPr>
@@ -3583,7 +3680,17 @@
           <w:szCs w:val="28"/>
           <w:lang w:val="en-US"/>
         </w:rPr>
-        <w:t xml:space="preserve">            if (</w:t>
+        <w:t xml:space="preserve">                Client = new Client </w:t>
+      </w:r>
+      <w:proofErr w:type="gramStart"/>
+      <w:r>
+        <w:rPr>
+          <w:color w:val="000000"/>
+          <w:sz w:val="28"/>
+          <w:szCs w:val="28"/>
+          <w:lang w:val="en-US"/>
+        </w:rPr>
+        <w:t xml:space="preserve">{ </w:t>
       </w:r>
       <w:proofErr w:type="spellStart"/>
       <w:r>
@@ -3593,51 +3700,18 @@
           <w:szCs w:val="28"/>
           <w:lang w:val="en-US"/>
         </w:rPr>
-        <w:t>MessageBox.Show</w:t>
+        <w:t>FullName</w:t>
       </w:r>
       <w:proofErr w:type="spellEnd"/>
-      <w:r>
-        <w:rPr>
-          <w:color w:val="000000"/>
-          <w:sz w:val="28"/>
-          <w:szCs w:val="28"/>
-          <w:lang w:val="en-US"/>
-        </w:rPr>
-        <w:t>($"</w:t>
-      </w:r>
-      <w:r>
-        <w:rPr>
-          <w:color w:val="000000"/>
-          <w:sz w:val="28"/>
-          <w:szCs w:val="28"/>
-        </w:rPr>
-        <w:t>Удалить</w:t>
-      </w:r>
-      <w:r>
-        <w:rPr>
-          <w:color w:val="000000"/>
-          <w:sz w:val="28"/>
-          <w:szCs w:val="28"/>
-          <w:lang w:val="en-US"/>
-        </w:rPr>
-        <w:t xml:space="preserve"> </w:t>
-      </w:r>
-      <w:r>
-        <w:rPr>
-          <w:color w:val="000000"/>
-          <w:sz w:val="28"/>
-          <w:szCs w:val="28"/>
-        </w:rPr>
-        <w:t>клиента</w:t>
-      </w:r>
-      <w:r>
-        <w:rPr>
-          <w:color w:val="000000"/>
-          <w:sz w:val="28"/>
-          <w:szCs w:val="28"/>
-          <w:lang w:val="en-US"/>
-        </w:rPr>
-        <w:t xml:space="preserve"> {</w:t>
+      <w:proofErr w:type="gramEnd"/>
+      <w:r>
+        <w:rPr>
+          <w:color w:val="000000"/>
+          <w:sz w:val="28"/>
+          <w:szCs w:val="28"/>
+          <w:lang w:val="en-US"/>
+        </w:rPr>
+        <w:t xml:space="preserve"> = </w:t>
       </w:r>
       <w:proofErr w:type="spellStart"/>
       <w:r>
@@ -3657,25 +3731,30 @@
           <w:szCs w:val="28"/>
           <w:lang w:val="en-US"/>
         </w:rPr>
-        <w:t>}?", "</w:t>
-      </w:r>
-      <w:r>
-        <w:rPr>
-          <w:color w:val="000000"/>
-          <w:sz w:val="28"/>
-          <w:szCs w:val="28"/>
-        </w:rPr>
-        <w:t>Подтверждение</w:t>
-      </w:r>
-      <w:r>
-        <w:rPr>
-          <w:color w:val="000000"/>
-          <w:sz w:val="28"/>
-          <w:szCs w:val="28"/>
-          <w:lang w:val="en-US"/>
-        </w:rPr>
-        <w:t>",</w:t>
-      </w:r>
+        <w:t xml:space="preserve">, Contact = </w:t>
+      </w:r>
+      <w:proofErr w:type="spellStart"/>
+      <w:proofErr w:type="gramStart"/>
+      <w:r>
+        <w:rPr>
+          <w:color w:val="000000"/>
+          <w:sz w:val="28"/>
+          <w:szCs w:val="28"/>
+          <w:lang w:val="en-US"/>
+        </w:rPr>
+        <w:t>SelectedClient.Contact</w:t>
+      </w:r>
+      <w:proofErr w:type="spellEnd"/>
+      <w:r>
+        <w:rPr>
+          <w:color w:val="000000"/>
+          <w:sz w:val="28"/>
+          <w:szCs w:val="28"/>
+          <w:lang w:val="en-US"/>
+        </w:rPr>
+        <w:t xml:space="preserve"> }</w:t>
+      </w:r>
+      <w:proofErr w:type="gramEnd"/>
     </w:p>
     <w:p>
       <w:pPr>
@@ -3697,67 +3776,7 @@
           <w:szCs w:val="28"/>
           <w:lang w:val="en-US"/>
         </w:rPr>
-        <w:t xml:space="preserve">                </w:t>
-      </w:r>
-      <w:proofErr w:type="spellStart"/>
-      <w:r>
-        <w:rPr>
-          <w:color w:val="000000"/>
-          <w:sz w:val="28"/>
-          <w:szCs w:val="28"/>
-          <w:lang w:val="en-US"/>
-        </w:rPr>
-        <w:t>MessageBoxButton.YesNo</w:t>
-      </w:r>
-      <w:proofErr w:type="spellEnd"/>
-      <w:r>
-        <w:rPr>
-          <w:color w:val="000000"/>
-          <w:sz w:val="28"/>
-          <w:szCs w:val="28"/>
-          <w:lang w:val="en-US"/>
-        </w:rPr>
-        <w:t xml:space="preserve">, </w:t>
-      </w:r>
-      <w:proofErr w:type="spellStart"/>
-      <w:r>
-        <w:rPr>
-          <w:color w:val="000000"/>
-          <w:sz w:val="28"/>
-          <w:szCs w:val="28"/>
-          <w:lang w:val="en-US"/>
-        </w:rPr>
-        <w:t>MessageBoxImage.Warning</w:t>
-      </w:r>
-      <w:proofErr w:type="spellEnd"/>
-      <w:r>
-        <w:rPr>
-          <w:color w:val="000000"/>
-          <w:sz w:val="28"/>
-          <w:szCs w:val="28"/>
-          <w:lang w:val="en-US"/>
-        </w:rPr>
-        <w:t xml:space="preserve">) == </w:t>
-      </w:r>
-      <w:proofErr w:type="spellStart"/>
-      <w:r>
-        <w:rPr>
-          <w:color w:val="000000"/>
-          <w:sz w:val="28"/>
-          <w:szCs w:val="28"/>
-          <w:lang w:val="en-US"/>
-        </w:rPr>
-        <w:t>MessageBoxResult.Yes</w:t>
-      </w:r>
-      <w:proofErr w:type="spellEnd"/>
-      <w:r>
-        <w:rPr>
-          <w:color w:val="000000"/>
-          <w:sz w:val="28"/>
-          <w:szCs w:val="28"/>
-          <w:lang w:val="en-US"/>
-        </w:rPr>
-        <w:t>)</w:t>
+        <w:t xml:space="preserve">            };</w:t>
       </w:r>
     </w:p>
     <w:p>
@@ -3773,15 +3792,6 @@
           <w:lang w:val="en-US"/>
         </w:rPr>
       </w:pPr>
-      <w:r>
-        <w:rPr>
-          <w:color w:val="000000"/>
-          <w:sz w:val="28"/>
-          <w:szCs w:val="28"/>
-          <w:lang w:val="en-US"/>
-        </w:rPr>
-        <w:t xml:space="preserve">            {</w:t>
-      </w:r>
     </w:p>
     <w:p>
       <w:pPr>
@@ -3803,7 +3813,7 @@
           <w:szCs w:val="28"/>
           <w:lang w:val="en-US"/>
         </w:rPr>
-        <w:t xml:space="preserve">                </w:t>
+        <w:t xml:space="preserve">            var window = new </w:t>
       </w:r>
       <w:proofErr w:type="spellStart"/>
       <w:r>
@@ -3813,38 +3823,9 @@
           <w:szCs w:val="28"/>
           <w:lang w:val="en-US"/>
         </w:rPr>
-        <w:t>Clients.Remove</w:t>
+        <w:t>ClientDialogWindow</w:t>
       </w:r>
       <w:proofErr w:type="spellEnd"/>
-      <w:r>
-        <w:rPr>
-          <w:color w:val="000000"/>
-          <w:sz w:val="28"/>
-          <w:szCs w:val="28"/>
-          <w:lang w:val="en-US"/>
-        </w:rPr>
-        <w:t>(</w:t>
-      </w:r>
-      <w:proofErr w:type="spellStart"/>
-      <w:r>
-        <w:rPr>
-          <w:color w:val="000000"/>
-          <w:sz w:val="28"/>
-          <w:szCs w:val="28"/>
-          <w:lang w:val="en-US"/>
-        </w:rPr>
-        <w:t>SelectedClient</w:t>
-      </w:r>
-      <w:proofErr w:type="spellEnd"/>
-      <w:r>
-        <w:rPr>
-          <w:color w:val="000000"/>
-          <w:sz w:val="28"/>
-          <w:szCs w:val="28"/>
-          <w:lang w:val="en-US"/>
-        </w:rPr>
-        <w:t>);</w:t>
-      </w:r>
     </w:p>
     <w:p>
       <w:pPr>
@@ -3866,7 +3847,7 @@
           <w:szCs w:val="28"/>
           <w:lang w:val="en-US"/>
         </w:rPr>
-        <w:t xml:space="preserve">            }</w:t>
+        <w:t xml:space="preserve">            {</w:t>
       </w:r>
     </w:p>
     <w:p>
@@ -3889,8 +3870,39 @@
           <w:szCs w:val="28"/>
           <w:lang w:val="en-US"/>
         </w:rPr>
-        <w:t xml:space="preserve">        }</w:t>
-      </w:r>
+        <w:t xml:space="preserve">                </w:t>
+      </w:r>
+      <w:proofErr w:type="spellStart"/>
+      <w:r>
+        <w:rPr>
+          <w:color w:val="000000"/>
+          <w:sz w:val="28"/>
+          <w:szCs w:val="28"/>
+          <w:lang w:val="en-US"/>
+        </w:rPr>
+        <w:t>DataContext</w:t>
+      </w:r>
+      <w:proofErr w:type="spellEnd"/>
+      <w:r>
+        <w:rPr>
+          <w:color w:val="000000"/>
+          <w:sz w:val="28"/>
+          <w:szCs w:val="28"/>
+          <w:lang w:val="en-US"/>
+        </w:rPr>
+        <w:t xml:space="preserve"> = </w:t>
+      </w:r>
+      <w:proofErr w:type="spellStart"/>
+      <w:r>
+        <w:rPr>
+          <w:color w:val="000000"/>
+          <w:sz w:val="28"/>
+          <w:szCs w:val="28"/>
+          <w:lang w:val="en-US"/>
+        </w:rPr>
+        <w:t>vm</w:t>
+      </w:r>
+      <w:proofErr w:type="spellEnd"/>
     </w:p>
     <w:p>
       <w:pPr>
@@ -3905,6 +3917,15 @@
           <w:lang w:val="en-US"/>
         </w:rPr>
       </w:pPr>
+      <w:r>
+        <w:rPr>
+          <w:color w:val="000000"/>
+          <w:sz w:val="28"/>
+          <w:szCs w:val="28"/>
+          <w:lang w:val="en-US"/>
+        </w:rPr>
+        <w:t xml:space="preserve">            };</w:t>
+      </w:r>
     </w:p>
     <w:p>
       <w:pPr>
@@ -3919,46 +3940,6 @@
           <w:lang w:val="en-US"/>
         </w:rPr>
       </w:pPr>
-      <w:r>
-        <w:rPr>
-          <w:color w:val="000000"/>
-          <w:sz w:val="28"/>
-          <w:szCs w:val="28"/>
-          <w:lang w:val="en-US"/>
-        </w:rPr>
-        <w:t xml:space="preserve">        public void </w:t>
-      </w:r>
-      <w:proofErr w:type="spellStart"/>
-      <w:proofErr w:type="gramStart"/>
-      <w:r>
-        <w:rPr>
-          <w:color w:val="000000"/>
-          <w:sz w:val="28"/>
-          <w:szCs w:val="28"/>
-          <w:lang w:val="en-US"/>
-        </w:rPr>
-        <w:t>EditClient</w:t>
-      </w:r>
-      <w:proofErr w:type="spellEnd"/>
-      <w:r>
-        <w:rPr>
-          <w:color w:val="000000"/>
-          <w:sz w:val="28"/>
-          <w:szCs w:val="28"/>
-          <w:lang w:val="en-US"/>
-        </w:rPr>
-        <w:t>(</w:t>
-      </w:r>
-      <w:proofErr w:type="gramEnd"/>
-      <w:r>
-        <w:rPr>
-          <w:color w:val="000000"/>
-          <w:sz w:val="28"/>
-          <w:szCs w:val="28"/>
-          <w:lang w:val="en-US"/>
-        </w:rPr>
-        <w:t>)</w:t>
-      </w:r>
     </w:p>
     <w:p>
       <w:pPr>
@@ -3980,7 +3961,29 @@
           <w:szCs w:val="28"/>
           <w:lang w:val="en-US"/>
         </w:rPr>
-        <w:t xml:space="preserve">        {</w:t>
+        <w:t xml:space="preserve">            </w:t>
+      </w:r>
+      <w:proofErr w:type="spellStart"/>
+      <w:proofErr w:type="gramStart"/>
+      <w:r>
+        <w:rPr>
+          <w:color w:val="000000"/>
+          <w:sz w:val="28"/>
+          <w:szCs w:val="28"/>
+          <w:lang w:val="en-US"/>
+        </w:rPr>
+        <w:t>window.ShowDialog</w:t>
+      </w:r>
+      <w:proofErr w:type="spellEnd"/>
+      <w:proofErr w:type="gramEnd"/>
+      <w:r>
+        <w:rPr>
+          <w:color w:val="000000"/>
+          <w:sz w:val="28"/>
+          <w:szCs w:val="28"/>
+          <w:lang w:val="en-US"/>
+        </w:rPr>
+        <w:t>();</w:t>
       </w:r>
     </w:p>
     <w:p>
@@ -3996,35 +3999,6 @@
           <w:lang w:val="en-US"/>
         </w:rPr>
       </w:pPr>
-      <w:r>
-        <w:rPr>
-          <w:color w:val="000000"/>
-          <w:sz w:val="28"/>
-          <w:szCs w:val="28"/>
-          <w:lang w:val="en-US"/>
-        </w:rPr>
-        <w:t xml:space="preserve">            if (</w:t>
-      </w:r>
-      <w:proofErr w:type="spellStart"/>
-      <w:r>
-        <w:rPr>
-          <w:color w:val="000000"/>
-          <w:sz w:val="28"/>
-          <w:szCs w:val="28"/>
-          <w:lang w:val="en-US"/>
-        </w:rPr>
-        <w:t>SelectedClient</w:t>
-      </w:r>
-      <w:proofErr w:type="spellEnd"/>
-      <w:r>
-        <w:rPr>
-          <w:color w:val="000000"/>
-          <w:sz w:val="28"/>
-          <w:szCs w:val="28"/>
-          <w:lang w:val="en-US"/>
-        </w:rPr>
-        <w:t xml:space="preserve"> == null) return;</w:t>
-      </w:r>
     </w:p>
     <w:p>
       <w:pPr>
@@ -4039,6 +4013,37 @@
           <w:lang w:val="en-US"/>
         </w:rPr>
       </w:pPr>
+      <w:r>
+        <w:rPr>
+          <w:color w:val="000000"/>
+          <w:sz w:val="28"/>
+          <w:szCs w:val="28"/>
+          <w:lang w:val="en-US"/>
+        </w:rPr>
+        <w:t xml:space="preserve">            if (</w:t>
+      </w:r>
+      <w:proofErr w:type="spellStart"/>
+      <w:proofErr w:type="gramStart"/>
+      <w:r>
+        <w:rPr>
+          <w:color w:val="000000"/>
+          <w:sz w:val="28"/>
+          <w:szCs w:val="28"/>
+          <w:lang w:val="en-US"/>
+        </w:rPr>
+        <w:t>vm.ClientSaved</w:t>
+      </w:r>
+      <w:proofErr w:type="spellEnd"/>
+      <w:proofErr w:type="gramEnd"/>
+      <w:r>
+        <w:rPr>
+          <w:color w:val="000000"/>
+          <w:sz w:val="28"/>
+          <w:szCs w:val="28"/>
+          <w:lang w:val="en-US"/>
+        </w:rPr>
+        <w:t>)</w:t>
+      </w:r>
     </w:p>
     <w:p>
       <w:pPr>
@@ -4060,39 +4065,8 @@
           <w:szCs w:val="28"/>
           <w:lang w:val="en-US"/>
         </w:rPr>
-        <w:t xml:space="preserve">            var </w:t>
-      </w:r>
-      <w:proofErr w:type="spellStart"/>
-      <w:r>
-        <w:rPr>
-          <w:color w:val="000000"/>
-          <w:sz w:val="28"/>
-          <w:szCs w:val="28"/>
-          <w:lang w:val="en-US"/>
-        </w:rPr>
-        <w:t>vm</w:t>
-      </w:r>
-      <w:proofErr w:type="spellEnd"/>
-      <w:r>
-        <w:rPr>
-          <w:color w:val="000000"/>
-          <w:sz w:val="28"/>
-          <w:szCs w:val="28"/>
-          <w:lang w:val="en-US"/>
-        </w:rPr>
-        <w:t xml:space="preserve"> = new </w:t>
-      </w:r>
-      <w:proofErr w:type="spellStart"/>
-      <w:r>
-        <w:rPr>
-          <w:color w:val="000000"/>
-          <w:sz w:val="28"/>
-          <w:szCs w:val="28"/>
-          <w:lang w:val="en-US"/>
-        </w:rPr>
-        <w:t>ClientDialogViewModel</w:t>
-      </w:r>
-      <w:proofErr w:type="spellEnd"/>
+        <w:t xml:space="preserve">            {</w:t>
+      </w:r>
     </w:p>
     <w:p>
       <w:pPr>
@@ -4114,7 +4088,49 @@
           <w:szCs w:val="28"/>
           <w:lang w:val="en-US"/>
         </w:rPr>
-        <w:t xml:space="preserve">            {</w:t>
+        <w:t xml:space="preserve">                </w:t>
+      </w:r>
+      <w:proofErr w:type="spellStart"/>
+      <w:r>
+        <w:rPr>
+          <w:color w:val="000000"/>
+          <w:sz w:val="28"/>
+          <w:szCs w:val="28"/>
+          <w:lang w:val="en-US"/>
+        </w:rPr>
+        <w:t>SelectedClient.FullName</w:t>
+      </w:r>
+      <w:proofErr w:type="spellEnd"/>
+      <w:r>
+        <w:rPr>
+          <w:color w:val="000000"/>
+          <w:sz w:val="28"/>
+          <w:szCs w:val="28"/>
+          <w:lang w:val="en-US"/>
+        </w:rPr>
+        <w:t xml:space="preserve"> = </w:t>
+      </w:r>
+      <w:proofErr w:type="spellStart"/>
+      <w:proofErr w:type="gramStart"/>
+      <w:r>
+        <w:rPr>
+          <w:color w:val="000000"/>
+          <w:sz w:val="28"/>
+          <w:szCs w:val="28"/>
+          <w:lang w:val="en-US"/>
+        </w:rPr>
+        <w:t>vm.Client.FullName</w:t>
+      </w:r>
+      <w:proofErr w:type="spellEnd"/>
+      <w:proofErr w:type="gramEnd"/>
+      <w:r>
+        <w:rPr>
+          <w:color w:val="000000"/>
+          <w:sz w:val="28"/>
+          <w:szCs w:val="28"/>
+          <w:lang w:val="en-US"/>
+        </w:rPr>
+        <w:t>;</w:t>
       </w:r>
     </w:p>
     <w:p>
@@ -4137,8 +4153,29 @@
           <w:szCs w:val="28"/>
           <w:lang w:val="en-US"/>
         </w:rPr>
-        <w:t xml:space="preserve">                Client = new Client </w:t>
-      </w:r>
+        <w:t xml:space="preserve">                </w:t>
+      </w:r>
+      <w:proofErr w:type="spellStart"/>
+      <w:r>
+        <w:rPr>
+          <w:color w:val="000000"/>
+          <w:sz w:val="28"/>
+          <w:szCs w:val="28"/>
+          <w:lang w:val="en-US"/>
+        </w:rPr>
+        <w:t>SelectedClient.Contact</w:t>
+      </w:r>
+      <w:proofErr w:type="spellEnd"/>
+      <w:r>
+        <w:rPr>
+          <w:color w:val="000000"/>
+          <w:sz w:val="28"/>
+          <w:szCs w:val="28"/>
+          <w:lang w:val="en-US"/>
+        </w:rPr>
+        <w:t xml:space="preserve"> = </w:t>
+      </w:r>
+      <w:proofErr w:type="spellStart"/>
       <w:proofErr w:type="gramStart"/>
       <w:r>
         <w:rPr>
@@ -4147,17 +4184,7 @@
           <w:szCs w:val="28"/>
           <w:lang w:val="en-US"/>
         </w:rPr>
-        <w:t xml:space="preserve">{ </w:t>
-      </w:r>
-      <w:proofErr w:type="spellStart"/>
-      <w:r>
-        <w:rPr>
-          <w:color w:val="000000"/>
-          <w:sz w:val="28"/>
-          <w:szCs w:val="28"/>
-          <w:lang w:val="en-US"/>
-        </w:rPr>
-        <w:t>FullName</w:t>
+        <w:t>vm.Client.Contact</w:t>
       </w:r>
       <w:proofErr w:type="spellEnd"/>
       <w:proofErr w:type="gramEnd"/>
@@ -4168,47 +4195,7 @@
           <w:szCs w:val="28"/>
           <w:lang w:val="en-US"/>
         </w:rPr>
-        <w:t xml:space="preserve"> = </w:t>
-      </w:r>
-      <w:proofErr w:type="spellStart"/>
-      <w:r>
-        <w:rPr>
-          <w:color w:val="000000"/>
-          <w:sz w:val="28"/>
-          <w:szCs w:val="28"/>
-          <w:lang w:val="en-US"/>
-        </w:rPr>
-        <w:t>SelectedClient.FullName</w:t>
-      </w:r>
-      <w:proofErr w:type="spellEnd"/>
-      <w:r>
-        <w:rPr>
-          <w:color w:val="000000"/>
-          <w:sz w:val="28"/>
-          <w:szCs w:val="28"/>
-          <w:lang w:val="en-US"/>
-        </w:rPr>
-        <w:t xml:space="preserve">, Contact = </w:t>
-      </w:r>
-      <w:proofErr w:type="spellStart"/>
-      <w:r>
-        <w:rPr>
-          <w:color w:val="000000"/>
-          <w:sz w:val="28"/>
-          <w:szCs w:val="28"/>
-          <w:lang w:val="en-US"/>
-        </w:rPr>
-        <w:t>SelectedClient.Contact</w:t>
-      </w:r>
-      <w:proofErr w:type="spellEnd"/>
-      <w:r>
-        <w:rPr>
-          <w:color w:val="000000"/>
-          <w:sz w:val="28"/>
-          <w:szCs w:val="28"/>
-          <w:lang w:val="en-US"/>
-        </w:rPr>
-        <w:t xml:space="preserve"> }</w:t>
+        <w:t>;</w:t>
       </w:r>
     </w:p>
     <w:p>
@@ -4231,7 +4218,49 @@
           <w:szCs w:val="28"/>
           <w:lang w:val="en-US"/>
         </w:rPr>
-        <w:t xml:space="preserve">            };</w:t>
+        <w:t xml:space="preserve">                </w:t>
+      </w:r>
+      <w:proofErr w:type="spellStart"/>
+      <w:r>
+        <w:rPr>
+          <w:color w:val="000000"/>
+          <w:sz w:val="28"/>
+          <w:szCs w:val="28"/>
+          <w:lang w:val="en-US"/>
+        </w:rPr>
+        <w:t>SelectedClient.ClientType</w:t>
+      </w:r>
+      <w:proofErr w:type="spellEnd"/>
+      <w:r>
+        <w:rPr>
+          <w:color w:val="000000"/>
+          <w:sz w:val="28"/>
+          <w:szCs w:val="28"/>
+          <w:lang w:val="en-US"/>
+        </w:rPr>
+        <w:t xml:space="preserve"> = </w:t>
+      </w:r>
+      <w:proofErr w:type="spellStart"/>
+      <w:proofErr w:type="gramStart"/>
+      <w:r>
+        <w:rPr>
+          <w:color w:val="000000"/>
+          <w:sz w:val="28"/>
+          <w:szCs w:val="28"/>
+          <w:lang w:val="en-US"/>
+        </w:rPr>
+        <w:t>vm.Client.ClientType</w:t>
+      </w:r>
+      <w:proofErr w:type="spellEnd"/>
+      <w:proofErr w:type="gramEnd"/>
+      <w:r>
+        <w:rPr>
+          <w:color w:val="000000"/>
+          <w:sz w:val="28"/>
+          <w:szCs w:val="28"/>
+          <w:lang w:val="en-US"/>
+        </w:rPr>
+        <w:t xml:space="preserve">;  </w:t>
       </w:r>
     </w:p>
     <w:p>
@@ -4247,6 +4276,15 @@
           <w:lang w:val="en-US"/>
         </w:rPr>
       </w:pPr>
+      <w:r>
+        <w:rPr>
+          <w:color w:val="000000"/>
+          <w:sz w:val="28"/>
+          <w:szCs w:val="28"/>
+          <w:lang w:val="en-US"/>
+        </w:rPr>
+        <w:t xml:space="preserve">            }</w:t>
+      </w:r>
     </w:p>
     <w:p>
       <w:pPr>
@@ -4268,19 +4306,8 @@
           <w:szCs w:val="28"/>
           <w:lang w:val="en-US"/>
         </w:rPr>
-        <w:t xml:space="preserve">            var window = new </w:t>
-      </w:r>
-      <w:proofErr w:type="spellStart"/>
-      <w:r>
-        <w:rPr>
-          <w:color w:val="000000"/>
-          <w:sz w:val="28"/>
-          <w:szCs w:val="28"/>
-          <w:lang w:val="en-US"/>
-        </w:rPr>
-        <w:t>ClientDialogWindow</w:t>
-      </w:r>
-      <w:proofErr w:type="spellEnd"/>
+        <w:t xml:space="preserve">        }</w:t>
+      </w:r>
     </w:p>
     <w:p>
       <w:pPr>
@@ -4302,7 +4329,7 @@
           <w:szCs w:val="28"/>
           <w:lang w:val="en-US"/>
         </w:rPr>
-        <w:t xml:space="preserve">            {</w:t>
+        <w:t xml:space="preserve">    }</w:t>
       </w:r>
     </w:p>
     <w:p>
@@ -4315,489 +4342,6 @@
           <w:color w:val="000000"/>
           <w:sz w:val="28"/>
           <w:szCs w:val="28"/>
-          <w:lang w:val="en-US"/>
-        </w:rPr>
-      </w:pPr>
-      <w:r>
-        <w:rPr>
-          <w:color w:val="000000"/>
-          <w:sz w:val="28"/>
-          <w:szCs w:val="28"/>
-          <w:lang w:val="en-US"/>
-        </w:rPr>
-        <w:t xml:space="preserve">                </w:t>
-      </w:r>
-      <w:proofErr w:type="spellStart"/>
-      <w:r>
-        <w:rPr>
-          <w:color w:val="000000"/>
-          <w:sz w:val="28"/>
-          <w:szCs w:val="28"/>
-          <w:lang w:val="en-US"/>
-        </w:rPr>
-        <w:t>DataContext</w:t>
-      </w:r>
-      <w:proofErr w:type="spellEnd"/>
-      <w:r>
-        <w:rPr>
-          <w:color w:val="000000"/>
-          <w:sz w:val="28"/>
-          <w:szCs w:val="28"/>
-          <w:lang w:val="en-US"/>
-        </w:rPr>
-        <w:t xml:space="preserve"> = </w:t>
-      </w:r>
-      <w:proofErr w:type="spellStart"/>
-      <w:r>
-        <w:rPr>
-          <w:color w:val="000000"/>
-          <w:sz w:val="28"/>
-          <w:szCs w:val="28"/>
-          <w:lang w:val="en-US"/>
-        </w:rPr>
-        <w:t>vm</w:t>
-      </w:r>
-      <w:proofErr w:type="spellEnd"/>
-    </w:p>
-    <w:p>
-      <w:pPr>
-        <w:pStyle w:val="aa"/>
-        <w:spacing w:before="0" w:beforeAutospacing="0" w:after="0" w:afterAutospacing="0"/>
-        <w:ind w:firstLine="709"/>
-        <w:jc w:val="both"/>
-        <w:rPr>
-          <w:color w:val="000000"/>
-          <w:sz w:val="28"/>
-          <w:szCs w:val="28"/>
-          <w:lang w:val="en-US"/>
-        </w:rPr>
-      </w:pPr>
-      <w:r>
-        <w:rPr>
-          <w:color w:val="000000"/>
-          <w:sz w:val="28"/>
-          <w:szCs w:val="28"/>
-          <w:lang w:val="en-US"/>
-        </w:rPr>
-        <w:t xml:space="preserve">            };</w:t>
-      </w:r>
-    </w:p>
-    <w:p>
-      <w:pPr>
-        <w:pStyle w:val="aa"/>
-        <w:spacing w:before="0" w:beforeAutospacing="0" w:after="0" w:afterAutospacing="0"/>
-        <w:ind w:firstLine="709"/>
-        <w:jc w:val="both"/>
-        <w:rPr>
-          <w:color w:val="000000"/>
-          <w:sz w:val="28"/>
-          <w:szCs w:val="28"/>
-          <w:lang w:val="en-US"/>
-        </w:rPr>
-      </w:pPr>
-    </w:p>
-    <w:p>
-      <w:pPr>
-        <w:pStyle w:val="aa"/>
-        <w:spacing w:before="0" w:beforeAutospacing="0" w:after="0" w:afterAutospacing="0"/>
-        <w:ind w:firstLine="709"/>
-        <w:jc w:val="both"/>
-        <w:rPr>
-          <w:color w:val="000000"/>
-          <w:sz w:val="28"/>
-          <w:szCs w:val="28"/>
-          <w:lang w:val="en-US"/>
-        </w:rPr>
-      </w:pPr>
-      <w:r>
-        <w:rPr>
-          <w:color w:val="000000"/>
-          <w:sz w:val="28"/>
-          <w:szCs w:val="28"/>
-          <w:lang w:val="en-US"/>
-        </w:rPr>
-        <w:t xml:space="preserve">            </w:t>
-      </w:r>
-      <w:proofErr w:type="spellStart"/>
-      <w:proofErr w:type="gramStart"/>
-      <w:r>
-        <w:rPr>
-          <w:color w:val="000000"/>
-          <w:sz w:val="28"/>
-          <w:szCs w:val="28"/>
-          <w:lang w:val="en-US"/>
-        </w:rPr>
-        <w:t>window.ShowDialog</w:t>
-      </w:r>
-      <w:proofErr w:type="spellEnd"/>
-      <w:proofErr w:type="gramEnd"/>
-      <w:r>
-        <w:rPr>
-          <w:color w:val="000000"/>
-          <w:sz w:val="28"/>
-          <w:szCs w:val="28"/>
-          <w:lang w:val="en-US"/>
-        </w:rPr>
-        <w:t>();</w:t>
-      </w:r>
-    </w:p>
-    <w:p>
-      <w:pPr>
-        <w:pStyle w:val="aa"/>
-        <w:spacing w:before="0" w:beforeAutospacing="0" w:after="0" w:afterAutospacing="0"/>
-        <w:ind w:firstLine="709"/>
-        <w:jc w:val="both"/>
-        <w:rPr>
-          <w:color w:val="000000"/>
-          <w:sz w:val="28"/>
-          <w:szCs w:val="28"/>
-          <w:lang w:val="en-US"/>
-        </w:rPr>
-      </w:pPr>
-    </w:p>
-    <w:p>
-      <w:pPr>
-        <w:pStyle w:val="aa"/>
-        <w:spacing w:before="0" w:beforeAutospacing="0" w:after="0" w:afterAutospacing="0"/>
-        <w:ind w:firstLine="709"/>
-        <w:jc w:val="both"/>
-        <w:rPr>
-          <w:color w:val="000000"/>
-          <w:sz w:val="28"/>
-          <w:szCs w:val="28"/>
-          <w:lang w:val="en-US"/>
-        </w:rPr>
-      </w:pPr>
-      <w:r>
-        <w:rPr>
-          <w:color w:val="000000"/>
-          <w:sz w:val="28"/>
-          <w:szCs w:val="28"/>
-          <w:lang w:val="en-US"/>
-        </w:rPr>
-        <w:t xml:space="preserve">            if (</w:t>
-      </w:r>
-      <w:proofErr w:type="spellStart"/>
-      <w:proofErr w:type="gramStart"/>
-      <w:r>
-        <w:rPr>
-          <w:color w:val="000000"/>
-          <w:sz w:val="28"/>
-          <w:szCs w:val="28"/>
-          <w:lang w:val="en-US"/>
-        </w:rPr>
-        <w:t>vm.ClientSaved</w:t>
-      </w:r>
-      <w:proofErr w:type="spellEnd"/>
-      <w:proofErr w:type="gramEnd"/>
-      <w:r>
-        <w:rPr>
-          <w:color w:val="000000"/>
-          <w:sz w:val="28"/>
-          <w:szCs w:val="28"/>
-          <w:lang w:val="en-US"/>
-        </w:rPr>
-        <w:t>)</w:t>
-      </w:r>
-    </w:p>
-    <w:p>
-      <w:pPr>
-        <w:pStyle w:val="aa"/>
-        <w:spacing w:before="0" w:beforeAutospacing="0" w:after="0" w:afterAutospacing="0"/>
-        <w:ind w:firstLine="709"/>
-        <w:jc w:val="both"/>
-        <w:rPr>
-          <w:color w:val="000000"/>
-          <w:sz w:val="28"/>
-          <w:szCs w:val="28"/>
-          <w:lang w:val="en-US"/>
-        </w:rPr>
-      </w:pPr>
-      <w:r>
-        <w:rPr>
-          <w:color w:val="000000"/>
-          <w:sz w:val="28"/>
-          <w:szCs w:val="28"/>
-          <w:lang w:val="en-US"/>
-        </w:rPr>
-        <w:t xml:space="preserve">            {</w:t>
-      </w:r>
-    </w:p>
-    <w:p>
-      <w:pPr>
-        <w:pStyle w:val="aa"/>
-        <w:spacing w:before="0" w:beforeAutospacing="0" w:after="0" w:afterAutospacing="0"/>
-        <w:ind w:firstLine="709"/>
-        <w:jc w:val="both"/>
-        <w:rPr>
-          <w:color w:val="000000"/>
-          <w:sz w:val="28"/>
-          <w:szCs w:val="28"/>
-          <w:lang w:val="en-US"/>
-        </w:rPr>
-      </w:pPr>
-      <w:r>
-        <w:rPr>
-          <w:color w:val="000000"/>
-          <w:sz w:val="28"/>
-          <w:szCs w:val="28"/>
-          <w:lang w:val="en-US"/>
-        </w:rPr>
-        <w:t xml:space="preserve">                </w:t>
-      </w:r>
-      <w:proofErr w:type="spellStart"/>
-      <w:r>
-        <w:rPr>
-          <w:color w:val="000000"/>
-          <w:sz w:val="28"/>
-          <w:szCs w:val="28"/>
-          <w:lang w:val="en-US"/>
-        </w:rPr>
-        <w:t>SelectedClient.FullName</w:t>
-      </w:r>
-      <w:proofErr w:type="spellEnd"/>
-      <w:r>
-        <w:rPr>
-          <w:color w:val="000000"/>
-          <w:sz w:val="28"/>
-          <w:szCs w:val="28"/>
-          <w:lang w:val="en-US"/>
-        </w:rPr>
-        <w:t xml:space="preserve"> = </w:t>
-      </w:r>
-      <w:proofErr w:type="spellStart"/>
-      <w:proofErr w:type="gramStart"/>
-      <w:r>
-        <w:rPr>
-          <w:color w:val="000000"/>
-          <w:sz w:val="28"/>
-          <w:szCs w:val="28"/>
-          <w:lang w:val="en-US"/>
-        </w:rPr>
-        <w:t>vm.Client.FullName</w:t>
-      </w:r>
-      <w:proofErr w:type="spellEnd"/>
-      <w:proofErr w:type="gramEnd"/>
-      <w:r>
-        <w:rPr>
-          <w:color w:val="000000"/>
-          <w:sz w:val="28"/>
-          <w:szCs w:val="28"/>
-          <w:lang w:val="en-US"/>
-        </w:rPr>
-        <w:t>;</w:t>
-      </w:r>
-    </w:p>
-    <w:p>
-      <w:pPr>
-        <w:pStyle w:val="aa"/>
-        <w:spacing w:before="0" w:beforeAutospacing="0" w:after="0" w:afterAutospacing="0"/>
-        <w:ind w:firstLine="709"/>
-        <w:jc w:val="both"/>
-        <w:rPr>
-          <w:color w:val="000000"/>
-          <w:sz w:val="28"/>
-          <w:szCs w:val="28"/>
-          <w:lang w:val="en-US"/>
-        </w:rPr>
-      </w:pPr>
-      <w:r>
-        <w:rPr>
-          <w:color w:val="000000"/>
-          <w:sz w:val="28"/>
-          <w:szCs w:val="28"/>
-          <w:lang w:val="en-US"/>
-        </w:rPr>
-        <w:t xml:space="preserve">                </w:t>
-      </w:r>
-      <w:proofErr w:type="spellStart"/>
-      <w:r>
-        <w:rPr>
-          <w:color w:val="000000"/>
-          <w:sz w:val="28"/>
-          <w:szCs w:val="28"/>
-          <w:lang w:val="en-US"/>
-        </w:rPr>
-        <w:t>SelectedClient.Contact</w:t>
-      </w:r>
-      <w:proofErr w:type="spellEnd"/>
-      <w:r>
-        <w:rPr>
-          <w:color w:val="000000"/>
-          <w:sz w:val="28"/>
-          <w:szCs w:val="28"/>
-          <w:lang w:val="en-US"/>
-        </w:rPr>
-        <w:t xml:space="preserve"> = </w:t>
-      </w:r>
-      <w:proofErr w:type="spellStart"/>
-      <w:proofErr w:type="gramStart"/>
-      <w:r>
-        <w:rPr>
-          <w:color w:val="000000"/>
-          <w:sz w:val="28"/>
-          <w:szCs w:val="28"/>
-          <w:lang w:val="en-US"/>
-        </w:rPr>
-        <w:t>vm.Client.Contact</w:t>
-      </w:r>
-      <w:proofErr w:type="spellEnd"/>
-      <w:proofErr w:type="gramEnd"/>
-      <w:r>
-        <w:rPr>
-          <w:color w:val="000000"/>
-          <w:sz w:val="28"/>
-          <w:szCs w:val="28"/>
-          <w:lang w:val="en-US"/>
-        </w:rPr>
-        <w:t>;</w:t>
-      </w:r>
-    </w:p>
-    <w:p>
-      <w:pPr>
-        <w:pStyle w:val="aa"/>
-        <w:spacing w:before="0" w:beforeAutospacing="0" w:after="0" w:afterAutospacing="0"/>
-        <w:ind w:firstLine="709"/>
-        <w:jc w:val="both"/>
-        <w:rPr>
-          <w:color w:val="000000"/>
-          <w:sz w:val="28"/>
-          <w:szCs w:val="28"/>
-          <w:lang w:val="en-US"/>
-        </w:rPr>
-      </w:pPr>
-      <w:r>
-        <w:rPr>
-          <w:color w:val="000000"/>
-          <w:sz w:val="28"/>
-          <w:szCs w:val="28"/>
-          <w:lang w:val="en-US"/>
-        </w:rPr>
-        <w:t xml:space="preserve">                </w:t>
-      </w:r>
-      <w:proofErr w:type="spellStart"/>
-      <w:r>
-        <w:rPr>
-          <w:color w:val="000000"/>
-          <w:sz w:val="28"/>
-          <w:szCs w:val="28"/>
-          <w:lang w:val="en-US"/>
-        </w:rPr>
-        <w:t>SelectedClient.ClientType</w:t>
-      </w:r>
-      <w:proofErr w:type="spellEnd"/>
-      <w:r>
-        <w:rPr>
-          <w:color w:val="000000"/>
-          <w:sz w:val="28"/>
-          <w:szCs w:val="28"/>
-          <w:lang w:val="en-US"/>
-        </w:rPr>
-        <w:t xml:space="preserve"> = </w:t>
-      </w:r>
-      <w:proofErr w:type="spellStart"/>
-      <w:proofErr w:type="gramStart"/>
-      <w:r>
-        <w:rPr>
-          <w:color w:val="000000"/>
-          <w:sz w:val="28"/>
-          <w:szCs w:val="28"/>
-          <w:lang w:val="en-US"/>
-        </w:rPr>
-        <w:t>vm.Client.ClientType</w:t>
-      </w:r>
-      <w:proofErr w:type="spellEnd"/>
-      <w:proofErr w:type="gramEnd"/>
-      <w:r>
-        <w:rPr>
-          <w:color w:val="000000"/>
-          <w:sz w:val="28"/>
-          <w:szCs w:val="28"/>
-          <w:lang w:val="en-US"/>
-        </w:rPr>
-        <w:t xml:space="preserve">;  </w:t>
-      </w:r>
-    </w:p>
-    <w:p>
-      <w:pPr>
-        <w:pStyle w:val="aa"/>
-        <w:spacing w:before="0" w:beforeAutospacing="0" w:after="0" w:afterAutospacing="0"/>
-        <w:ind w:firstLine="709"/>
-        <w:jc w:val="both"/>
-        <w:rPr>
-          <w:color w:val="000000"/>
-          <w:sz w:val="28"/>
-          <w:szCs w:val="28"/>
-          <w:lang w:val="en-US"/>
-        </w:rPr>
-      </w:pPr>
-      <w:r>
-        <w:rPr>
-          <w:color w:val="000000"/>
-          <w:sz w:val="28"/>
-          <w:szCs w:val="28"/>
-          <w:lang w:val="en-US"/>
-        </w:rPr>
-        <w:t xml:space="preserve">            }</w:t>
-      </w:r>
-    </w:p>
-    <w:p>
-      <w:pPr>
-        <w:pStyle w:val="aa"/>
-        <w:spacing w:before="0" w:beforeAutospacing="0" w:after="0" w:afterAutospacing="0"/>
-        <w:ind w:firstLine="709"/>
-        <w:jc w:val="both"/>
-        <w:rPr>
-          <w:color w:val="000000"/>
-          <w:sz w:val="28"/>
-          <w:szCs w:val="28"/>
-          <w:lang w:val="en-US"/>
-        </w:rPr>
-      </w:pPr>
-      <w:r>
-        <w:rPr>
-          <w:color w:val="000000"/>
-          <w:sz w:val="28"/>
-          <w:szCs w:val="28"/>
-          <w:lang w:val="en-US"/>
-        </w:rPr>
-        <w:t xml:space="preserve">        }</w:t>
-      </w:r>
-    </w:p>
-    <w:p>
-      <w:pPr>
-        <w:pStyle w:val="aa"/>
-        <w:spacing w:before="0" w:beforeAutospacing="0" w:after="0" w:afterAutospacing="0"/>
-        <w:ind w:firstLine="709"/>
-        <w:jc w:val="both"/>
-        <w:rPr>
-          <w:color w:val="000000"/>
-          <w:sz w:val="28"/>
-          <w:szCs w:val="28"/>
-          <w:lang w:val="en-US"/>
-        </w:rPr>
-      </w:pPr>
-      <w:r>
-        <w:rPr>
-          <w:color w:val="000000"/>
-          <w:sz w:val="28"/>
-          <w:szCs w:val="28"/>
-          <w:lang w:val="en-US"/>
-        </w:rPr>
-        <w:t xml:space="preserve">    }</w:t>
-      </w:r>
-    </w:p>
-    <w:p>
-      <w:pPr>
-        <w:pStyle w:val="aa"/>
-        <w:spacing w:before="0" w:beforeAutospacing="0" w:after="0" w:afterAutospacing="0"/>
-        <w:ind w:firstLine="709"/>
-        <w:jc w:val="both"/>
-        <w:rPr>
-          <w:color w:val="000000"/>
-          <w:sz w:val="28"/>
-          <w:szCs w:val="28"/>
-          <w:lang w:val="en-US"/>
         </w:rPr>
       </w:pPr>
       <w:r>
@@ -4809,2167 +4353,6 @@
         </w:rPr>
         <w:t>}</w:t>
       </w:r>
-    </w:p>
-    <w:p>
-      <w:pPr>
-        <w:pStyle w:val="aa"/>
-        <w:spacing w:before="0" w:beforeAutospacing="0" w:after="0" w:afterAutospacing="0"/>
-        <w:ind w:firstLine="709"/>
-        <w:jc w:val="both"/>
-        <w:rPr>
-          <w:color w:val="000000"/>
-          <w:sz w:val="28"/>
-          <w:szCs w:val="28"/>
-          <w:lang w:val="en-US"/>
-        </w:rPr>
-      </w:pPr>
-      <w:r>
-        <w:rPr>
-          <w:color w:val="000000"/>
-          <w:sz w:val="28"/>
-          <w:szCs w:val="28"/>
-          <w:lang w:val="en-US"/>
-        </w:rPr>
-        <w:t>using System;</w:t>
-      </w:r>
-    </w:p>
-    <w:p>
-      <w:pPr>
-        <w:pStyle w:val="aa"/>
-        <w:spacing w:before="0" w:beforeAutospacing="0" w:after="0" w:afterAutospacing="0"/>
-        <w:ind w:firstLine="709"/>
-        <w:jc w:val="both"/>
-        <w:rPr>
-          <w:color w:val="000000"/>
-          <w:sz w:val="28"/>
-          <w:szCs w:val="28"/>
-          <w:lang w:val="en-US"/>
-        </w:rPr>
-      </w:pPr>
-      <w:r>
-        <w:rPr>
-          <w:color w:val="000000"/>
-          <w:sz w:val="28"/>
-          <w:szCs w:val="28"/>
-          <w:lang w:val="en-US"/>
-        </w:rPr>
-        <w:t xml:space="preserve">using </w:t>
-      </w:r>
-      <w:proofErr w:type="spellStart"/>
-      <w:proofErr w:type="gramStart"/>
-      <w:r>
-        <w:rPr>
-          <w:color w:val="000000"/>
-          <w:sz w:val="28"/>
-          <w:szCs w:val="28"/>
-          <w:lang w:val="en-US"/>
-        </w:rPr>
-        <w:t>System.Collections.Generic</w:t>
-      </w:r>
-      <w:proofErr w:type="spellEnd"/>
-      <w:proofErr w:type="gramEnd"/>
-      <w:r>
-        <w:rPr>
-          <w:color w:val="000000"/>
-          <w:sz w:val="28"/>
-          <w:szCs w:val="28"/>
-          <w:lang w:val="en-US"/>
-        </w:rPr>
-        <w:t>;</w:t>
-      </w:r>
-    </w:p>
-    <w:p>
-      <w:pPr>
-        <w:pStyle w:val="aa"/>
-        <w:spacing w:before="0" w:beforeAutospacing="0" w:after="0" w:afterAutospacing="0"/>
-        <w:ind w:firstLine="709"/>
-        <w:jc w:val="both"/>
-        <w:rPr>
-          <w:color w:val="000000"/>
-          <w:sz w:val="28"/>
-          <w:szCs w:val="28"/>
-          <w:lang w:val="en-US"/>
-        </w:rPr>
-      </w:pPr>
-      <w:r>
-        <w:rPr>
-          <w:color w:val="000000"/>
-          <w:sz w:val="28"/>
-          <w:szCs w:val="28"/>
-          <w:lang w:val="en-US"/>
-        </w:rPr>
-        <w:lastRenderedPageBreak/>
-        <w:t xml:space="preserve">using </w:t>
-      </w:r>
-      <w:proofErr w:type="spellStart"/>
-      <w:r>
-        <w:rPr>
-          <w:color w:val="000000"/>
-          <w:sz w:val="28"/>
-          <w:szCs w:val="28"/>
-          <w:lang w:val="en-US"/>
-        </w:rPr>
-        <w:t>System.Linq</w:t>
-      </w:r>
-      <w:proofErr w:type="spellEnd"/>
-      <w:r>
-        <w:rPr>
-          <w:color w:val="000000"/>
-          <w:sz w:val="28"/>
-          <w:szCs w:val="28"/>
-          <w:lang w:val="en-US"/>
-        </w:rPr>
-        <w:t>;</w:t>
-      </w:r>
-    </w:p>
-    <w:p>
-      <w:pPr>
-        <w:pStyle w:val="aa"/>
-        <w:spacing w:before="0" w:beforeAutospacing="0" w:after="0" w:afterAutospacing="0"/>
-        <w:ind w:firstLine="709"/>
-        <w:jc w:val="both"/>
-        <w:rPr>
-          <w:color w:val="000000"/>
-          <w:sz w:val="28"/>
-          <w:szCs w:val="28"/>
-          <w:lang w:val="en-US"/>
-        </w:rPr>
-      </w:pPr>
-      <w:r>
-        <w:rPr>
-          <w:color w:val="000000"/>
-          <w:sz w:val="28"/>
-          <w:szCs w:val="28"/>
-          <w:lang w:val="en-US"/>
-        </w:rPr>
-        <w:t xml:space="preserve">using </w:t>
-      </w:r>
-      <w:proofErr w:type="spellStart"/>
-      <w:r>
-        <w:rPr>
-          <w:color w:val="000000"/>
-          <w:sz w:val="28"/>
-          <w:szCs w:val="28"/>
-          <w:lang w:val="en-US"/>
-        </w:rPr>
-        <w:t>System.Text</w:t>
-      </w:r>
-      <w:proofErr w:type="spellEnd"/>
-      <w:r>
-        <w:rPr>
-          <w:color w:val="000000"/>
-          <w:sz w:val="28"/>
-          <w:szCs w:val="28"/>
-          <w:lang w:val="en-US"/>
-        </w:rPr>
-        <w:t>;</w:t>
-      </w:r>
-    </w:p>
-    <w:p>
-      <w:pPr>
-        <w:pStyle w:val="aa"/>
-        <w:spacing w:before="0" w:beforeAutospacing="0" w:after="0" w:afterAutospacing="0"/>
-        <w:ind w:firstLine="709"/>
-        <w:jc w:val="both"/>
-        <w:rPr>
-          <w:color w:val="000000"/>
-          <w:sz w:val="28"/>
-          <w:szCs w:val="28"/>
-          <w:lang w:val="en-US"/>
-        </w:rPr>
-      </w:pPr>
-      <w:r>
-        <w:rPr>
-          <w:color w:val="000000"/>
-          <w:sz w:val="28"/>
-          <w:szCs w:val="28"/>
-          <w:lang w:val="en-US"/>
-        </w:rPr>
-        <w:t xml:space="preserve">using </w:t>
-      </w:r>
-      <w:proofErr w:type="spellStart"/>
-      <w:proofErr w:type="gramStart"/>
-      <w:r>
-        <w:rPr>
-          <w:color w:val="000000"/>
-          <w:sz w:val="28"/>
-          <w:szCs w:val="28"/>
-          <w:lang w:val="en-US"/>
-        </w:rPr>
-        <w:t>System.Threading.Tasks</w:t>
-      </w:r>
-      <w:proofErr w:type="spellEnd"/>
-      <w:proofErr w:type="gramEnd"/>
-      <w:r>
-        <w:rPr>
-          <w:color w:val="000000"/>
-          <w:sz w:val="28"/>
-          <w:szCs w:val="28"/>
-          <w:lang w:val="en-US"/>
-        </w:rPr>
-        <w:t>;</w:t>
-      </w:r>
-    </w:p>
-    <w:p>
-      <w:pPr>
-        <w:pStyle w:val="aa"/>
-        <w:spacing w:before="0" w:beforeAutospacing="0" w:after="0" w:afterAutospacing="0"/>
-        <w:ind w:firstLine="709"/>
-        <w:jc w:val="both"/>
-        <w:rPr>
-          <w:color w:val="000000"/>
-          <w:sz w:val="28"/>
-          <w:szCs w:val="28"/>
-          <w:lang w:val="en-US"/>
-        </w:rPr>
-      </w:pPr>
-      <w:r>
-        <w:rPr>
-          <w:color w:val="000000"/>
-          <w:sz w:val="28"/>
-          <w:szCs w:val="28"/>
-          <w:lang w:val="en-US"/>
-        </w:rPr>
-        <w:t xml:space="preserve">using </w:t>
-      </w:r>
-      <w:proofErr w:type="spellStart"/>
-      <w:r>
-        <w:rPr>
-          <w:color w:val="000000"/>
-          <w:sz w:val="28"/>
-          <w:szCs w:val="28"/>
-          <w:lang w:val="en-US"/>
-        </w:rPr>
-        <w:t>System.Windows</w:t>
-      </w:r>
-      <w:proofErr w:type="spellEnd"/>
-      <w:r>
-        <w:rPr>
-          <w:color w:val="000000"/>
-          <w:sz w:val="28"/>
-          <w:szCs w:val="28"/>
-          <w:lang w:val="en-US"/>
-        </w:rPr>
-        <w:t>;</w:t>
-      </w:r>
-    </w:p>
-    <w:p>
-      <w:pPr>
-        <w:pStyle w:val="aa"/>
-        <w:spacing w:before="0" w:beforeAutospacing="0" w:after="0" w:afterAutospacing="0"/>
-        <w:ind w:firstLine="709"/>
-        <w:jc w:val="both"/>
-        <w:rPr>
-          <w:color w:val="000000"/>
-          <w:sz w:val="28"/>
-          <w:szCs w:val="28"/>
-          <w:lang w:val="en-US"/>
-        </w:rPr>
-      </w:pPr>
-      <w:r>
-        <w:rPr>
-          <w:color w:val="000000"/>
-          <w:sz w:val="28"/>
-          <w:szCs w:val="28"/>
-          <w:lang w:val="en-US"/>
-        </w:rPr>
-        <w:t xml:space="preserve">using </w:t>
-      </w:r>
-      <w:proofErr w:type="spellStart"/>
-      <w:proofErr w:type="gramStart"/>
-      <w:r>
-        <w:rPr>
-          <w:color w:val="000000"/>
-          <w:sz w:val="28"/>
-          <w:szCs w:val="28"/>
-          <w:lang w:val="en-US"/>
-        </w:rPr>
-        <w:t>System.Windows.Input</w:t>
-      </w:r>
-      <w:proofErr w:type="spellEnd"/>
-      <w:proofErr w:type="gramEnd"/>
-      <w:r>
-        <w:rPr>
-          <w:color w:val="000000"/>
-          <w:sz w:val="28"/>
-          <w:szCs w:val="28"/>
-          <w:lang w:val="en-US"/>
-        </w:rPr>
-        <w:t>;</w:t>
-      </w:r>
-    </w:p>
-    <w:p>
-      <w:pPr>
-        <w:pStyle w:val="aa"/>
-        <w:spacing w:before="0" w:beforeAutospacing="0" w:after="0" w:afterAutospacing="0"/>
-        <w:ind w:firstLine="709"/>
-        <w:jc w:val="both"/>
-        <w:rPr>
-          <w:color w:val="000000"/>
-          <w:sz w:val="28"/>
-          <w:szCs w:val="28"/>
-          <w:lang w:val="en-US"/>
-        </w:rPr>
-      </w:pPr>
-    </w:p>
-    <w:p>
-      <w:pPr>
-        <w:pStyle w:val="aa"/>
-        <w:spacing w:before="0" w:beforeAutospacing="0" w:after="0" w:afterAutospacing="0"/>
-        <w:ind w:firstLine="709"/>
-        <w:jc w:val="both"/>
-        <w:rPr>
-          <w:color w:val="000000"/>
-          <w:sz w:val="28"/>
-          <w:szCs w:val="28"/>
-          <w:lang w:val="en-US"/>
-        </w:rPr>
-      </w:pPr>
-      <w:r>
-        <w:rPr>
-          <w:color w:val="000000"/>
-          <w:sz w:val="28"/>
-          <w:szCs w:val="28"/>
-          <w:lang w:val="en-US"/>
-        </w:rPr>
-        <w:t>namespace Task01.ViewModels</w:t>
-      </w:r>
-    </w:p>
-    <w:p>
-      <w:pPr>
-        <w:pStyle w:val="aa"/>
-        <w:spacing w:before="0" w:beforeAutospacing="0" w:after="0" w:afterAutospacing="0"/>
-        <w:ind w:firstLine="709"/>
-        <w:jc w:val="both"/>
-        <w:rPr>
-          <w:color w:val="000000"/>
-          <w:sz w:val="28"/>
-          <w:szCs w:val="28"/>
-          <w:lang w:val="en-US"/>
-        </w:rPr>
-      </w:pPr>
-      <w:r>
-        <w:rPr>
-          <w:color w:val="000000"/>
-          <w:sz w:val="28"/>
-          <w:szCs w:val="28"/>
-          <w:lang w:val="en-US"/>
-        </w:rPr>
-        <w:t>{</w:t>
-      </w:r>
-    </w:p>
-    <w:p>
-      <w:pPr>
-        <w:pStyle w:val="aa"/>
-        <w:spacing w:before="0" w:beforeAutospacing="0" w:after="0" w:afterAutospacing="0"/>
-        <w:ind w:firstLine="709"/>
-        <w:jc w:val="both"/>
-        <w:rPr>
-          <w:color w:val="000000"/>
-          <w:sz w:val="28"/>
-          <w:szCs w:val="28"/>
-          <w:lang w:val="en-US"/>
-        </w:rPr>
-      </w:pPr>
-      <w:r>
-        <w:rPr>
-          <w:color w:val="000000"/>
-          <w:sz w:val="28"/>
-          <w:szCs w:val="28"/>
-          <w:lang w:val="en-US"/>
-        </w:rPr>
-        <w:t xml:space="preserve">    public class </w:t>
-      </w:r>
-      <w:proofErr w:type="spellStart"/>
-      <w:r>
-        <w:rPr>
-          <w:color w:val="000000"/>
-          <w:sz w:val="28"/>
-          <w:szCs w:val="28"/>
-          <w:lang w:val="en-US"/>
-        </w:rPr>
-        <w:t>ClientDialogViewModel</w:t>
-      </w:r>
-      <w:proofErr w:type="spellEnd"/>
-    </w:p>
-    <w:p>
-      <w:pPr>
-        <w:pStyle w:val="aa"/>
-        <w:spacing w:before="0" w:beforeAutospacing="0" w:after="0" w:afterAutospacing="0"/>
-        <w:ind w:firstLine="709"/>
-        <w:jc w:val="both"/>
-        <w:rPr>
-          <w:color w:val="000000"/>
-          <w:sz w:val="28"/>
-          <w:szCs w:val="28"/>
-          <w:lang w:val="en-US"/>
-        </w:rPr>
-      </w:pPr>
-      <w:r>
-        <w:rPr>
-          <w:color w:val="000000"/>
-          <w:sz w:val="28"/>
-          <w:szCs w:val="28"/>
-          <w:lang w:val="en-US"/>
-        </w:rPr>
-        <w:t xml:space="preserve">    {</w:t>
-      </w:r>
-    </w:p>
-    <w:p>
-      <w:pPr>
-        <w:pStyle w:val="aa"/>
-        <w:spacing w:before="0" w:beforeAutospacing="0" w:after="0" w:afterAutospacing="0"/>
-        <w:ind w:firstLine="709"/>
-        <w:jc w:val="both"/>
-        <w:rPr>
-          <w:color w:val="000000"/>
-          <w:sz w:val="28"/>
-          <w:szCs w:val="28"/>
-          <w:lang w:val="en-US"/>
-        </w:rPr>
-      </w:pPr>
-      <w:r>
-        <w:rPr>
-          <w:color w:val="000000"/>
-          <w:sz w:val="28"/>
-          <w:szCs w:val="28"/>
-          <w:lang w:val="en-US"/>
-        </w:rPr>
-        <w:t xml:space="preserve">        public List&lt;string&gt; </w:t>
-      </w:r>
-      <w:proofErr w:type="spellStart"/>
-      <w:r>
-        <w:rPr>
-          <w:color w:val="000000"/>
-          <w:sz w:val="28"/>
-          <w:szCs w:val="28"/>
-          <w:lang w:val="en-US"/>
-        </w:rPr>
-        <w:t>ClientTypes</w:t>
-      </w:r>
-      <w:proofErr w:type="spellEnd"/>
-      <w:r>
-        <w:rPr>
-          <w:color w:val="000000"/>
-          <w:sz w:val="28"/>
-          <w:szCs w:val="28"/>
-          <w:lang w:val="en-US"/>
-        </w:rPr>
-        <w:t xml:space="preserve"> </w:t>
-      </w:r>
-      <w:proofErr w:type="gramStart"/>
-      <w:r>
-        <w:rPr>
-          <w:color w:val="000000"/>
-          <w:sz w:val="28"/>
-          <w:szCs w:val="28"/>
-          <w:lang w:val="en-US"/>
-        </w:rPr>
-        <w:t>{ get</w:t>
-      </w:r>
-      <w:proofErr w:type="gramEnd"/>
-      <w:r>
-        <w:rPr>
-          <w:color w:val="000000"/>
-          <w:sz w:val="28"/>
-          <w:szCs w:val="28"/>
-          <w:lang w:val="en-US"/>
-        </w:rPr>
-        <w:t>; } = new List&lt;string&gt;</w:t>
-      </w:r>
-    </w:p>
-    <w:p>
-      <w:pPr>
-        <w:pStyle w:val="aa"/>
-        <w:spacing w:before="0" w:beforeAutospacing="0" w:after="0" w:afterAutospacing="0"/>
-        <w:ind w:firstLine="709"/>
-        <w:jc w:val="both"/>
-        <w:rPr>
-          <w:color w:val="000000"/>
-          <w:sz w:val="28"/>
-          <w:szCs w:val="28"/>
-          <w:lang w:val="en-US"/>
-        </w:rPr>
-      </w:pPr>
-      <w:r>
-        <w:rPr>
-          <w:color w:val="000000"/>
-          <w:sz w:val="28"/>
-          <w:szCs w:val="28"/>
-          <w:lang w:val="en-US"/>
-        </w:rPr>
-        <w:t xml:space="preserve">            {</w:t>
-      </w:r>
-    </w:p>
-    <w:p>
-      <w:pPr>
-        <w:pStyle w:val="aa"/>
-        <w:spacing w:before="0" w:beforeAutospacing="0" w:after="0" w:afterAutospacing="0"/>
-        <w:ind w:firstLine="709"/>
-        <w:jc w:val="both"/>
-        <w:rPr>
-          <w:color w:val="000000"/>
-          <w:sz w:val="28"/>
-          <w:szCs w:val="28"/>
-          <w:lang w:val="en-US"/>
-        </w:rPr>
-      </w:pPr>
-      <w:r>
-        <w:rPr>
-          <w:color w:val="000000"/>
-          <w:sz w:val="28"/>
-          <w:szCs w:val="28"/>
-          <w:lang w:val="en-US"/>
-        </w:rPr>
-        <w:t xml:space="preserve">                "</w:t>
-      </w:r>
-      <w:r>
-        <w:rPr>
-          <w:color w:val="000000"/>
-          <w:sz w:val="28"/>
-          <w:szCs w:val="28"/>
-        </w:rPr>
-        <w:t>Обычный</w:t>
-      </w:r>
-      <w:r>
-        <w:rPr>
-          <w:color w:val="000000"/>
-          <w:sz w:val="28"/>
-          <w:szCs w:val="28"/>
-          <w:lang w:val="en-US"/>
-        </w:rPr>
-        <w:t>",</w:t>
-      </w:r>
-    </w:p>
-    <w:p>
-      <w:pPr>
-        <w:pStyle w:val="aa"/>
-        <w:spacing w:before="0" w:beforeAutospacing="0" w:after="0" w:afterAutospacing="0"/>
-        <w:ind w:firstLine="709"/>
-        <w:jc w:val="both"/>
-        <w:rPr>
-          <w:color w:val="000000"/>
-          <w:sz w:val="28"/>
-          <w:szCs w:val="28"/>
-          <w:lang w:val="en-US"/>
-        </w:rPr>
-      </w:pPr>
-      <w:r>
-        <w:rPr>
-          <w:color w:val="000000"/>
-          <w:sz w:val="28"/>
-          <w:szCs w:val="28"/>
-          <w:lang w:val="en-US"/>
-        </w:rPr>
-        <w:t xml:space="preserve">                "VIP"</w:t>
-      </w:r>
-    </w:p>
-    <w:p>
-      <w:pPr>
-        <w:pStyle w:val="aa"/>
-        <w:spacing w:before="0" w:beforeAutospacing="0" w:after="0" w:afterAutospacing="0"/>
-        <w:ind w:firstLine="709"/>
-        <w:jc w:val="both"/>
-        <w:rPr>
-          <w:color w:val="000000"/>
-          <w:sz w:val="28"/>
-          <w:szCs w:val="28"/>
-          <w:lang w:val="en-US"/>
-        </w:rPr>
-      </w:pPr>
-      <w:r>
-        <w:rPr>
-          <w:color w:val="000000"/>
-          <w:sz w:val="28"/>
-          <w:szCs w:val="28"/>
-          <w:lang w:val="en-US"/>
-        </w:rPr>
-        <w:t xml:space="preserve">            };</w:t>
-      </w:r>
-    </w:p>
-    <w:p>
-      <w:pPr>
-        <w:pStyle w:val="aa"/>
-        <w:spacing w:before="0" w:beforeAutospacing="0" w:after="0" w:afterAutospacing="0"/>
-        <w:ind w:firstLine="709"/>
-        <w:jc w:val="both"/>
-        <w:rPr>
-          <w:color w:val="000000"/>
-          <w:sz w:val="28"/>
-          <w:szCs w:val="28"/>
-          <w:lang w:val="en-US"/>
-        </w:rPr>
-      </w:pPr>
-      <w:r>
-        <w:rPr>
-          <w:color w:val="000000"/>
-          <w:sz w:val="28"/>
-          <w:szCs w:val="28"/>
-          <w:lang w:val="en-US"/>
-        </w:rPr>
-        <w:t xml:space="preserve">        public Client </w:t>
-      </w:r>
-      <w:proofErr w:type="spellStart"/>
-      <w:r>
-        <w:rPr>
-          <w:color w:val="000000"/>
-          <w:sz w:val="28"/>
-          <w:szCs w:val="28"/>
-          <w:lang w:val="en-US"/>
-        </w:rPr>
-        <w:t>Client</w:t>
-      </w:r>
-      <w:proofErr w:type="spellEnd"/>
-      <w:r>
-        <w:rPr>
-          <w:color w:val="000000"/>
-          <w:sz w:val="28"/>
-          <w:szCs w:val="28"/>
-          <w:lang w:val="en-US"/>
-        </w:rPr>
-        <w:t xml:space="preserve"> </w:t>
-      </w:r>
-      <w:proofErr w:type="gramStart"/>
-      <w:r>
-        <w:rPr>
-          <w:color w:val="000000"/>
-          <w:sz w:val="28"/>
-          <w:szCs w:val="28"/>
-          <w:lang w:val="en-US"/>
-        </w:rPr>
-        <w:t>{ get</w:t>
-      </w:r>
-      <w:proofErr w:type="gramEnd"/>
-      <w:r>
-        <w:rPr>
-          <w:color w:val="000000"/>
-          <w:sz w:val="28"/>
-          <w:szCs w:val="28"/>
-          <w:lang w:val="en-US"/>
-        </w:rPr>
-        <w:t>; set; } = new Client();</w:t>
-      </w:r>
-    </w:p>
-    <w:p>
-      <w:pPr>
-        <w:pStyle w:val="aa"/>
-        <w:spacing w:before="0" w:beforeAutospacing="0" w:after="0" w:afterAutospacing="0"/>
-        <w:ind w:firstLine="709"/>
-        <w:jc w:val="both"/>
-        <w:rPr>
-          <w:color w:val="000000"/>
-          <w:sz w:val="28"/>
-          <w:szCs w:val="28"/>
-          <w:lang w:val="en-US"/>
-        </w:rPr>
-      </w:pPr>
-      <w:r>
-        <w:rPr>
-          <w:color w:val="000000"/>
-          <w:sz w:val="28"/>
-          <w:szCs w:val="28"/>
-          <w:lang w:val="en-US"/>
-        </w:rPr>
-        <w:t xml:space="preserve">        public bool </w:t>
-      </w:r>
-      <w:proofErr w:type="spellStart"/>
-      <w:r>
-        <w:rPr>
-          <w:color w:val="000000"/>
-          <w:sz w:val="28"/>
-          <w:szCs w:val="28"/>
-          <w:lang w:val="en-US"/>
-        </w:rPr>
-        <w:t>ClientSaved</w:t>
-      </w:r>
-      <w:proofErr w:type="spellEnd"/>
-      <w:r>
-        <w:rPr>
-          <w:color w:val="000000"/>
-          <w:sz w:val="28"/>
-          <w:szCs w:val="28"/>
-          <w:lang w:val="en-US"/>
-        </w:rPr>
-        <w:t xml:space="preserve"> </w:t>
-      </w:r>
-      <w:proofErr w:type="gramStart"/>
-      <w:r>
-        <w:rPr>
-          <w:color w:val="000000"/>
-          <w:sz w:val="28"/>
-          <w:szCs w:val="28"/>
-          <w:lang w:val="en-US"/>
-        </w:rPr>
-        <w:t>{ get</w:t>
-      </w:r>
-      <w:proofErr w:type="gramEnd"/>
-      <w:r>
-        <w:rPr>
-          <w:color w:val="000000"/>
-          <w:sz w:val="28"/>
-          <w:szCs w:val="28"/>
-          <w:lang w:val="en-US"/>
-        </w:rPr>
-        <w:t>; private set; } = false;</w:t>
-      </w:r>
-    </w:p>
-    <w:p>
-      <w:pPr>
-        <w:pStyle w:val="aa"/>
-        <w:spacing w:before="0" w:beforeAutospacing="0" w:after="0" w:afterAutospacing="0"/>
-        <w:ind w:firstLine="709"/>
-        <w:jc w:val="both"/>
-        <w:rPr>
-          <w:color w:val="000000"/>
-          <w:sz w:val="28"/>
-          <w:szCs w:val="28"/>
-          <w:lang w:val="en-US"/>
-        </w:rPr>
-      </w:pPr>
-    </w:p>
-    <w:p>
-      <w:pPr>
-        <w:pStyle w:val="aa"/>
-        <w:spacing w:before="0" w:beforeAutospacing="0" w:after="0" w:afterAutospacing="0"/>
-        <w:ind w:firstLine="709"/>
-        <w:jc w:val="both"/>
-        <w:rPr>
-          <w:color w:val="000000"/>
-          <w:sz w:val="28"/>
-          <w:szCs w:val="28"/>
-          <w:lang w:val="en-US"/>
-        </w:rPr>
-      </w:pPr>
-      <w:r>
-        <w:rPr>
-          <w:color w:val="000000"/>
-          <w:sz w:val="28"/>
-          <w:szCs w:val="28"/>
-          <w:lang w:val="en-US"/>
-        </w:rPr>
-        <w:t xml:space="preserve">        public </w:t>
-      </w:r>
-      <w:proofErr w:type="spellStart"/>
-      <w:r>
-        <w:rPr>
-          <w:color w:val="000000"/>
-          <w:sz w:val="28"/>
-          <w:szCs w:val="28"/>
-          <w:lang w:val="en-US"/>
-        </w:rPr>
-        <w:t>ICommand</w:t>
-      </w:r>
-      <w:proofErr w:type="spellEnd"/>
-      <w:r>
-        <w:rPr>
-          <w:color w:val="000000"/>
-          <w:sz w:val="28"/>
-          <w:szCs w:val="28"/>
-          <w:lang w:val="en-US"/>
-        </w:rPr>
-        <w:t xml:space="preserve"> </w:t>
-      </w:r>
-      <w:proofErr w:type="spellStart"/>
-      <w:r>
-        <w:rPr>
-          <w:color w:val="000000"/>
-          <w:sz w:val="28"/>
-          <w:szCs w:val="28"/>
-          <w:lang w:val="en-US"/>
-        </w:rPr>
-        <w:t>SaveCommand</w:t>
-      </w:r>
-      <w:proofErr w:type="spellEnd"/>
-      <w:r>
-        <w:rPr>
-          <w:color w:val="000000"/>
-          <w:sz w:val="28"/>
-          <w:szCs w:val="28"/>
-          <w:lang w:val="en-US"/>
-        </w:rPr>
-        <w:t xml:space="preserve"> </w:t>
-      </w:r>
-      <w:proofErr w:type="gramStart"/>
-      <w:r>
-        <w:rPr>
-          <w:color w:val="000000"/>
-          <w:sz w:val="28"/>
-          <w:szCs w:val="28"/>
-          <w:lang w:val="en-US"/>
-        </w:rPr>
-        <w:t>{ get</w:t>
-      </w:r>
-      <w:proofErr w:type="gramEnd"/>
-      <w:r>
-        <w:rPr>
-          <w:color w:val="000000"/>
-          <w:sz w:val="28"/>
-          <w:szCs w:val="28"/>
-          <w:lang w:val="en-US"/>
-        </w:rPr>
-        <w:t>; }</w:t>
-      </w:r>
-    </w:p>
-    <w:p>
-      <w:pPr>
-        <w:pStyle w:val="aa"/>
-        <w:spacing w:before="0" w:beforeAutospacing="0" w:after="0" w:afterAutospacing="0"/>
-        <w:ind w:firstLine="709"/>
-        <w:jc w:val="both"/>
-        <w:rPr>
-          <w:color w:val="000000"/>
-          <w:sz w:val="28"/>
-          <w:szCs w:val="28"/>
-          <w:lang w:val="en-US"/>
-        </w:rPr>
-      </w:pPr>
-      <w:r>
-        <w:rPr>
-          <w:color w:val="000000"/>
-          <w:sz w:val="28"/>
-          <w:szCs w:val="28"/>
-          <w:lang w:val="en-US"/>
-        </w:rPr>
-        <w:t xml:space="preserve">        public </w:t>
-      </w:r>
-      <w:proofErr w:type="spellStart"/>
-      <w:r>
-        <w:rPr>
-          <w:color w:val="000000"/>
-          <w:sz w:val="28"/>
-          <w:szCs w:val="28"/>
-          <w:lang w:val="en-US"/>
-        </w:rPr>
-        <w:t>ICommand</w:t>
-      </w:r>
-      <w:proofErr w:type="spellEnd"/>
-      <w:r>
-        <w:rPr>
-          <w:color w:val="000000"/>
-          <w:sz w:val="28"/>
-          <w:szCs w:val="28"/>
-          <w:lang w:val="en-US"/>
-        </w:rPr>
-        <w:t xml:space="preserve"> </w:t>
-      </w:r>
-      <w:proofErr w:type="spellStart"/>
-      <w:r>
-        <w:rPr>
-          <w:color w:val="000000"/>
-          <w:sz w:val="28"/>
-          <w:szCs w:val="28"/>
-          <w:lang w:val="en-US"/>
-        </w:rPr>
-        <w:t>CancelCommand</w:t>
-      </w:r>
-      <w:proofErr w:type="spellEnd"/>
-      <w:r>
-        <w:rPr>
-          <w:color w:val="000000"/>
-          <w:sz w:val="28"/>
-          <w:szCs w:val="28"/>
-          <w:lang w:val="en-US"/>
-        </w:rPr>
-        <w:t xml:space="preserve"> </w:t>
-      </w:r>
-      <w:proofErr w:type="gramStart"/>
-      <w:r>
-        <w:rPr>
-          <w:color w:val="000000"/>
-          <w:sz w:val="28"/>
-          <w:szCs w:val="28"/>
-          <w:lang w:val="en-US"/>
-        </w:rPr>
-        <w:t>{ get</w:t>
-      </w:r>
-      <w:proofErr w:type="gramEnd"/>
-      <w:r>
-        <w:rPr>
-          <w:color w:val="000000"/>
-          <w:sz w:val="28"/>
-          <w:szCs w:val="28"/>
-          <w:lang w:val="en-US"/>
-        </w:rPr>
-        <w:t>; }</w:t>
-      </w:r>
-    </w:p>
-    <w:p>
-      <w:pPr>
-        <w:pStyle w:val="aa"/>
-        <w:spacing w:before="0" w:beforeAutospacing="0" w:after="0" w:afterAutospacing="0"/>
-        <w:ind w:firstLine="709"/>
-        <w:jc w:val="both"/>
-        <w:rPr>
-          <w:color w:val="000000"/>
-          <w:sz w:val="28"/>
-          <w:szCs w:val="28"/>
-          <w:lang w:val="en-US"/>
-        </w:rPr>
-      </w:pPr>
-    </w:p>
-    <w:p>
-      <w:pPr>
-        <w:pStyle w:val="aa"/>
-        <w:spacing w:before="0" w:beforeAutospacing="0" w:after="0" w:afterAutospacing="0"/>
-        <w:ind w:firstLine="709"/>
-        <w:jc w:val="both"/>
-        <w:rPr>
-          <w:color w:val="000000"/>
-          <w:sz w:val="28"/>
-          <w:szCs w:val="28"/>
-          <w:lang w:val="en-US"/>
-        </w:rPr>
-      </w:pPr>
-      <w:r>
-        <w:rPr>
-          <w:color w:val="000000"/>
-          <w:sz w:val="28"/>
-          <w:szCs w:val="28"/>
-          <w:lang w:val="en-US"/>
-        </w:rPr>
-        <w:t xml:space="preserve">        public </w:t>
-      </w:r>
-      <w:proofErr w:type="spellStart"/>
-      <w:proofErr w:type="gramStart"/>
-      <w:r>
-        <w:rPr>
-          <w:color w:val="000000"/>
-          <w:sz w:val="28"/>
-          <w:szCs w:val="28"/>
-          <w:lang w:val="en-US"/>
-        </w:rPr>
-        <w:t>ClientDialogViewModel</w:t>
-      </w:r>
-      <w:proofErr w:type="spellEnd"/>
-      <w:r>
-        <w:rPr>
-          <w:color w:val="000000"/>
-          <w:sz w:val="28"/>
-          <w:szCs w:val="28"/>
-          <w:lang w:val="en-US"/>
-        </w:rPr>
-        <w:t>(</w:t>
-      </w:r>
-      <w:proofErr w:type="gramEnd"/>
-      <w:r>
-        <w:rPr>
-          <w:color w:val="000000"/>
-          <w:sz w:val="28"/>
-          <w:szCs w:val="28"/>
-          <w:lang w:val="en-US"/>
-        </w:rPr>
-        <w:t>)</w:t>
-      </w:r>
-    </w:p>
-    <w:p>
-      <w:pPr>
-        <w:pStyle w:val="aa"/>
-        <w:spacing w:before="0" w:beforeAutospacing="0" w:after="0" w:afterAutospacing="0"/>
-        <w:ind w:firstLine="709"/>
-        <w:jc w:val="both"/>
-        <w:rPr>
-          <w:color w:val="000000"/>
-          <w:sz w:val="28"/>
-          <w:szCs w:val="28"/>
-          <w:lang w:val="en-US"/>
-        </w:rPr>
-      </w:pPr>
-      <w:r>
-        <w:rPr>
-          <w:color w:val="000000"/>
-          <w:sz w:val="28"/>
-          <w:szCs w:val="28"/>
-          <w:lang w:val="en-US"/>
-        </w:rPr>
-        <w:t xml:space="preserve">        {</w:t>
-      </w:r>
-    </w:p>
-    <w:p>
-      <w:pPr>
-        <w:pStyle w:val="aa"/>
-        <w:spacing w:before="0" w:beforeAutospacing="0" w:after="0" w:afterAutospacing="0"/>
-        <w:ind w:firstLine="709"/>
-        <w:jc w:val="both"/>
-        <w:rPr>
-          <w:color w:val="000000"/>
-          <w:sz w:val="28"/>
-          <w:szCs w:val="28"/>
-          <w:lang w:val="en-US"/>
-        </w:rPr>
-      </w:pPr>
-      <w:r>
-        <w:rPr>
-          <w:color w:val="000000"/>
-          <w:sz w:val="28"/>
-          <w:szCs w:val="28"/>
-          <w:lang w:val="en-US"/>
-        </w:rPr>
-        <w:t xml:space="preserve">            </w:t>
-      </w:r>
-      <w:proofErr w:type="spellStart"/>
-      <w:r>
-        <w:rPr>
-          <w:color w:val="000000"/>
-          <w:sz w:val="28"/>
-          <w:szCs w:val="28"/>
-          <w:lang w:val="en-US"/>
-        </w:rPr>
-        <w:t>SaveCommand</w:t>
-      </w:r>
-      <w:proofErr w:type="spellEnd"/>
-      <w:r>
-        <w:rPr>
-          <w:color w:val="000000"/>
-          <w:sz w:val="28"/>
-          <w:szCs w:val="28"/>
-          <w:lang w:val="en-US"/>
-        </w:rPr>
-        <w:t xml:space="preserve"> = new </w:t>
-      </w:r>
-      <w:proofErr w:type="spellStart"/>
-      <w:proofErr w:type="gramStart"/>
-      <w:r>
-        <w:rPr>
-          <w:color w:val="000000"/>
-          <w:sz w:val="28"/>
-          <w:szCs w:val="28"/>
-          <w:lang w:val="en-US"/>
-        </w:rPr>
-        <w:t>RelayCommand</w:t>
-      </w:r>
-      <w:proofErr w:type="spellEnd"/>
-      <w:r>
-        <w:rPr>
-          <w:color w:val="000000"/>
-          <w:sz w:val="28"/>
-          <w:szCs w:val="28"/>
-          <w:lang w:val="en-US"/>
-        </w:rPr>
-        <w:t>(</w:t>
-      </w:r>
-      <w:proofErr w:type="gramEnd"/>
-      <w:r>
-        <w:rPr>
-          <w:color w:val="000000"/>
-          <w:sz w:val="28"/>
-          <w:szCs w:val="28"/>
-          <w:lang w:val="en-US"/>
-        </w:rPr>
-        <w:t>_ =&gt; Save());</w:t>
-      </w:r>
-    </w:p>
-    <w:p>
-      <w:pPr>
-        <w:pStyle w:val="aa"/>
-        <w:spacing w:before="0" w:beforeAutospacing="0" w:after="0" w:afterAutospacing="0"/>
-        <w:ind w:firstLine="709"/>
-        <w:jc w:val="both"/>
-        <w:rPr>
-          <w:color w:val="000000"/>
-          <w:sz w:val="28"/>
-          <w:szCs w:val="28"/>
-          <w:lang w:val="en-US"/>
-        </w:rPr>
-      </w:pPr>
-      <w:r>
-        <w:rPr>
-          <w:color w:val="000000"/>
-          <w:sz w:val="28"/>
-          <w:szCs w:val="28"/>
-          <w:lang w:val="en-US"/>
-        </w:rPr>
-        <w:t xml:space="preserve">            </w:t>
-      </w:r>
-      <w:proofErr w:type="spellStart"/>
-      <w:r>
-        <w:rPr>
-          <w:color w:val="000000"/>
-          <w:sz w:val="28"/>
-          <w:szCs w:val="28"/>
-          <w:lang w:val="en-US"/>
-        </w:rPr>
-        <w:t>CancelCommand</w:t>
-      </w:r>
-      <w:proofErr w:type="spellEnd"/>
-      <w:r>
-        <w:rPr>
-          <w:color w:val="000000"/>
-          <w:sz w:val="28"/>
-          <w:szCs w:val="28"/>
-          <w:lang w:val="en-US"/>
-        </w:rPr>
-        <w:t xml:space="preserve"> = new </w:t>
-      </w:r>
-      <w:proofErr w:type="spellStart"/>
-      <w:proofErr w:type="gramStart"/>
-      <w:r>
-        <w:rPr>
-          <w:color w:val="000000"/>
-          <w:sz w:val="28"/>
-          <w:szCs w:val="28"/>
-          <w:lang w:val="en-US"/>
-        </w:rPr>
-        <w:t>RelayCommand</w:t>
-      </w:r>
-      <w:proofErr w:type="spellEnd"/>
-      <w:r>
-        <w:rPr>
-          <w:color w:val="000000"/>
-          <w:sz w:val="28"/>
-          <w:szCs w:val="28"/>
-          <w:lang w:val="en-US"/>
-        </w:rPr>
-        <w:t>(</w:t>
-      </w:r>
-      <w:proofErr w:type="gramEnd"/>
-      <w:r>
-        <w:rPr>
-          <w:color w:val="000000"/>
-          <w:sz w:val="28"/>
-          <w:szCs w:val="28"/>
-          <w:lang w:val="en-US"/>
-        </w:rPr>
-        <w:t>_ =&gt; Cancel());</w:t>
-      </w:r>
-    </w:p>
-    <w:p>
-      <w:pPr>
-        <w:pStyle w:val="aa"/>
-        <w:spacing w:before="0" w:beforeAutospacing="0" w:after="0" w:afterAutospacing="0"/>
-        <w:ind w:firstLine="709"/>
-        <w:jc w:val="both"/>
-        <w:rPr>
-          <w:color w:val="000000"/>
-          <w:sz w:val="28"/>
-          <w:szCs w:val="28"/>
-          <w:lang w:val="en-US"/>
-        </w:rPr>
-      </w:pPr>
-      <w:r>
-        <w:rPr>
-          <w:color w:val="000000"/>
-          <w:sz w:val="28"/>
-          <w:szCs w:val="28"/>
-          <w:lang w:val="en-US"/>
-        </w:rPr>
-        <w:t xml:space="preserve">        }</w:t>
-      </w:r>
-    </w:p>
-    <w:p>
-      <w:pPr>
-        <w:pStyle w:val="aa"/>
-        <w:spacing w:before="0" w:beforeAutospacing="0" w:after="0" w:afterAutospacing="0"/>
-        <w:ind w:firstLine="709"/>
-        <w:jc w:val="both"/>
-        <w:rPr>
-          <w:color w:val="000000"/>
-          <w:sz w:val="28"/>
-          <w:szCs w:val="28"/>
-          <w:lang w:val="en-US"/>
-        </w:rPr>
-      </w:pPr>
-    </w:p>
-    <w:p>
-      <w:pPr>
-        <w:pStyle w:val="aa"/>
-        <w:spacing w:before="0" w:beforeAutospacing="0" w:after="0" w:afterAutospacing="0"/>
-        <w:ind w:firstLine="709"/>
-        <w:jc w:val="both"/>
-        <w:rPr>
-          <w:color w:val="000000"/>
-          <w:sz w:val="28"/>
-          <w:szCs w:val="28"/>
-          <w:lang w:val="en-US"/>
-        </w:rPr>
-      </w:pPr>
-      <w:r>
-        <w:rPr>
-          <w:color w:val="000000"/>
-          <w:sz w:val="28"/>
-          <w:szCs w:val="28"/>
-          <w:lang w:val="en-US"/>
-        </w:rPr>
-        <w:t xml:space="preserve">        private void </w:t>
-      </w:r>
-      <w:proofErr w:type="gramStart"/>
-      <w:r>
-        <w:rPr>
-          <w:color w:val="000000"/>
-          <w:sz w:val="28"/>
-          <w:szCs w:val="28"/>
-          <w:lang w:val="en-US"/>
-        </w:rPr>
-        <w:t>Save(</w:t>
-      </w:r>
-      <w:proofErr w:type="gramEnd"/>
-      <w:r>
-        <w:rPr>
-          <w:color w:val="000000"/>
-          <w:sz w:val="28"/>
-          <w:szCs w:val="28"/>
-          <w:lang w:val="en-US"/>
-        </w:rPr>
-        <w:t>)</w:t>
-      </w:r>
-    </w:p>
-    <w:p>
-      <w:pPr>
-        <w:pStyle w:val="aa"/>
-        <w:spacing w:before="0" w:beforeAutospacing="0" w:after="0" w:afterAutospacing="0"/>
-        <w:ind w:firstLine="709"/>
-        <w:jc w:val="both"/>
-        <w:rPr>
-          <w:color w:val="000000"/>
-          <w:sz w:val="28"/>
-          <w:szCs w:val="28"/>
-          <w:lang w:val="en-US"/>
-        </w:rPr>
-      </w:pPr>
-      <w:r>
-        <w:rPr>
-          <w:color w:val="000000"/>
-          <w:sz w:val="28"/>
-          <w:szCs w:val="28"/>
-          <w:lang w:val="en-US"/>
-        </w:rPr>
-        <w:t xml:space="preserve">        {</w:t>
-      </w:r>
-    </w:p>
-    <w:p>
-      <w:pPr>
-        <w:pStyle w:val="aa"/>
-        <w:spacing w:before="0" w:beforeAutospacing="0" w:after="0" w:afterAutospacing="0"/>
-        <w:ind w:firstLine="709"/>
-        <w:jc w:val="both"/>
-        <w:rPr>
-          <w:color w:val="000000"/>
-          <w:sz w:val="28"/>
-          <w:szCs w:val="28"/>
-          <w:lang w:val="en-US"/>
-        </w:rPr>
-      </w:pPr>
-      <w:r>
-        <w:rPr>
-          <w:color w:val="000000"/>
-          <w:sz w:val="28"/>
-          <w:szCs w:val="28"/>
-          <w:lang w:val="en-US"/>
-        </w:rPr>
-        <w:t xml:space="preserve">            if (</w:t>
-      </w:r>
-      <w:proofErr w:type="spellStart"/>
-      <w:proofErr w:type="gramStart"/>
-      <w:r>
-        <w:rPr>
-          <w:color w:val="000000"/>
-          <w:sz w:val="28"/>
-          <w:szCs w:val="28"/>
-          <w:lang w:val="en-US"/>
-        </w:rPr>
-        <w:t>string.IsNullOrWhiteSpace</w:t>
-      </w:r>
-      <w:proofErr w:type="spellEnd"/>
-      <w:proofErr w:type="gramEnd"/>
-      <w:r>
-        <w:rPr>
-          <w:color w:val="000000"/>
-          <w:sz w:val="28"/>
-          <w:szCs w:val="28"/>
-          <w:lang w:val="en-US"/>
-        </w:rPr>
-        <w:t>(</w:t>
-      </w:r>
-      <w:proofErr w:type="spellStart"/>
-      <w:r>
-        <w:rPr>
-          <w:color w:val="000000"/>
-          <w:sz w:val="28"/>
-          <w:szCs w:val="28"/>
-          <w:lang w:val="en-US"/>
-        </w:rPr>
-        <w:t>Client.FullName</w:t>
-      </w:r>
-      <w:proofErr w:type="spellEnd"/>
-      <w:r>
-        <w:rPr>
-          <w:color w:val="000000"/>
-          <w:sz w:val="28"/>
-          <w:szCs w:val="28"/>
-          <w:lang w:val="en-US"/>
-        </w:rPr>
-        <w:t>))</w:t>
-      </w:r>
-    </w:p>
-    <w:p>
-      <w:pPr>
-        <w:pStyle w:val="aa"/>
-        <w:spacing w:before="0" w:beforeAutospacing="0" w:after="0" w:afterAutospacing="0"/>
-        <w:ind w:firstLine="709"/>
-        <w:jc w:val="both"/>
-        <w:rPr>
-          <w:color w:val="000000"/>
-          <w:sz w:val="28"/>
-          <w:szCs w:val="28"/>
-        </w:rPr>
-      </w:pPr>
-      <w:r>
-        <w:rPr>
-          <w:color w:val="000000"/>
-          <w:sz w:val="28"/>
-          <w:szCs w:val="28"/>
-          <w:lang w:val="en-US"/>
-        </w:rPr>
-        <w:t xml:space="preserve">            </w:t>
-      </w:r>
-      <w:r>
-        <w:rPr>
-          <w:color w:val="000000"/>
-          <w:sz w:val="28"/>
-          <w:szCs w:val="28"/>
-        </w:rPr>
-        <w:t>{</w:t>
-      </w:r>
-    </w:p>
-    <w:p>
-      <w:pPr>
-        <w:pStyle w:val="aa"/>
-        <w:spacing w:before="0" w:beforeAutospacing="0" w:after="0" w:afterAutospacing="0"/>
-        <w:ind w:firstLine="709"/>
-        <w:jc w:val="both"/>
-        <w:rPr>
-          <w:color w:val="000000"/>
-          <w:sz w:val="28"/>
-          <w:szCs w:val="28"/>
-        </w:rPr>
-      </w:pPr>
-      <w:r>
-        <w:rPr>
-          <w:color w:val="000000"/>
-          <w:sz w:val="28"/>
-          <w:szCs w:val="28"/>
-        </w:rPr>
-        <w:t xml:space="preserve">                </w:t>
-      </w:r>
-      <w:proofErr w:type="spellStart"/>
-      <w:r>
-        <w:rPr>
-          <w:color w:val="000000"/>
-          <w:sz w:val="28"/>
-          <w:szCs w:val="28"/>
-        </w:rPr>
-        <w:t>MessageBox.Show</w:t>
-      </w:r>
-      <w:proofErr w:type="spellEnd"/>
-      <w:r>
-        <w:rPr>
-          <w:color w:val="000000"/>
-          <w:sz w:val="28"/>
-          <w:szCs w:val="28"/>
-        </w:rPr>
-        <w:t>("Введите имя клиента");</w:t>
-      </w:r>
-    </w:p>
-    <w:p>
-      <w:pPr>
-        <w:pStyle w:val="aa"/>
-        <w:spacing w:before="0" w:beforeAutospacing="0" w:after="0" w:afterAutospacing="0"/>
-        <w:ind w:firstLine="709"/>
-        <w:jc w:val="both"/>
-        <w:rPr>
-          <w:color w:val="000000"/>
-          <w:sz w:val="28"/>
-          <w:szCs w:val="28"/>
-          <w:lang w:val="en-US"/>
-        </w:rPr>
-      </w:pPr>
-      <w:r>
-        <w:rPr>
-          <w:color w:val="000000"/>
-          <w:sz w:val="28"/>
-          <w:szCs w:val="28"/>
-        </w:rPr>
-        <w:t xml:space="preserve">                </w:t>
-      </w:r>
-      <w:r>
-        <w:rPr>
-          <w:color w:val="000000"/>
-          <w:sz w:val="28"/>
-          <w:szCs w:val="28"/>
-          <w:lang w:val="en-US"/>
-        </w:rPr>
-        <w:t>return;</w:t>
-      </w:r>
-    </w:p>
-    <w:p>
-      <w:pPr>
-        <w:pStyle w:val="aa"/>
-        <w:spacing w:before="0" w:beforeAutospacing="0" w:after="0" w:afterAutospacing="0"/>
-        <w:ind w:firstLine="709"/>
-        <w:jc w:val="both"/>
-        <w:rPr>
-          <w:color w:val="000000"/>
-          <w:sz w:val="28"/>
-          <w:szCs w:val="28"/>
-          <w:lang w:val="en-US"/>
-        </w:rPr>
-      </w:pPr>
-      <w:r>
-        <w:rPr>
-          <w:color w:val="000000"/>
-          <w:sz w:val="28"/>
-          <w:szCs w:val="28"/>
-          <w:lang w:val="en-US"/>
-        </w:rPr>
-        <w:t xml:space="preserve">            }</w:t>
-      </w:r>
-    </w:p>
-    <w:p>
-      <w:pPr>
-        <w:pStyle w:val="aa"/>
-        <w:spacing w:before="0" w:beforeAutospacing="0" w:after="0" w:afterAutospacing="0"/>
-        <w:ind w:firstLine="709"/>
-        <w:jc w:val="both"/>
-        <w:rPr>
-          <w:color w:val="000000"/>
-          <w:sz w:val="28"/>
-          <w:szCs w:val="28"/>
-          <w:lang w:val="en-US"/>
-        </w:rPr>
-      </w:pPr>
-      <w:r>
-        <w:rPr>
-          <w:color w:val="000000"/>
-          <w:sz w:val="28"/>
-          <w:szCs w:val="28"/>
-          <w:lang w:val="en-US"/>
-        </w:rPr>
-        <w:t xml:space="preserve">            </w:t>
-      </w:r>
-      <w:proofErr w:type="spellStart"/>
-      <w:r>
-        <w:rPr>
-          <w:color w:val="000000"/>
-          <w:sz w:val="28"/>
-          <w:szCs w:val="28"/>
-          <w:lang w:val="en-US"/>
-        </w:rPr>
-        <w:t>ClientSaved</w:t>
-      </w:r>
-      <w:proofErr w:type="spellEnd"/>
-      <w:r>
-        <w:rPr>
-          <w:color w:val="000000"/>
-          <w:sz w:val="28"/>
-          <w:szCs w:val="28"/>
-          <w:lang w:val="en-US"/>
-        </w:rPr>
-        <w:t xml:space="preserve"> = true;</w:t>
-      </w:r>
-    </w:p>
-    <w:p>
-      <w:pPr>
-        <w:pStyle w:val="aa"/>
-        <w:spacing w:before="0" w:beforeAutospacing="0" w:after="0" w:afterAutospacing="0"/>
-        <w:ind w:firstLine="709"/>
-        <w:jc w:val="both"/>
-        <w:rPr>
-          <w:color w:val="000000"/>
-          <w:sz w:val="28"/>
-          <w:szCs w:val="28"/>
-          <w:lang w:val="en-US"/>
-        </w:rPr>
-      </w:pPr>
-      <w:r>
-        <w:rPr>
-          <w:color w:val="000000"/>
-          <w:sz w:val="28"/>
-          <w:szCs w:val="28"/>
-          <w:lang w:val="en-US"/>
-        </w:rPr>
-        <w:t xml:space="preserve">            </w:t>
-      </w:r>
-      <w:proofErr w:type="spellStart"/>
-      <w:proofErr w:type="gramStart"/>
-      <w:r>
-        <w:rPr>
-          <w:color w:val="000000"/>
-          <w:sz w:val="28"/>
-          <w:szCs w:val="28"/>
-          <w:lang w:val="en-US"/>
-        </w:rPr>
-        <w:t>CloseWindow</w:t>
-      </w:r>
-      <w:proofErr w:type="spellEnd"/>
-      <w:r>
-        <w:rPr>
-          <w:color w:val="000000"/>
-          <w:sz w:val="28"/>
-          <w:szCs w:val="28"/>
-          <w:lang w:val="en-US"/>
-        </w:rPr>
-        <w:t>(</w:t>
-      </w:r>
-      <w:proofErr w:type="gramEnd"/>
-      <w:r>
-        <w:rPr>
-          <w:color w:val="000000"/>
-          <w:sz w:val="28"/>
-          <w:szCs w:val="28"/>
-          <w:lang w:val="en-US"/>
-        </w:rPr>
-        <w:t>);</w:t>
-      </w:r>
-    </w:p>
-    <w:p>
-      <w:pPr>
-        <w:pStyle w:val="aa"/>
-        <w:spacing w:before="0" w:beforeAutospacing="0" w:after="0" w:afterAutospacing="0"/>
-        <w:ind w:firstLine="709"/>
-        <w:jc w:val="both"/>
-        <w:rPr>
-          <w:color w:val="000000"/>
-          <w:sz w:val="28"/>
-          <w:szCs w:val="28"/>
-          <w:lang w:val="en-US"/>
-        </w:rPr>
-      </w:pPr>
-      <w:r>
-        <w:rPr>
-          <w:color w:val="000000"/>
-          <w:sz w:val="28"/>
-          <w:szCs w:val="28"/>
-          <w:lang w:val="en-US"/>
-        </w:rPr>
-        <w:t xml:space="preserve">        }</w:t>
-      </w:r>
-    </w:p>
-    <w:p>
-      <w:pPr>
-        <w:pStyle w:val="aa"/>
-        <w:spacing w:before="0" w:beforeAutospacing="0" w:after="0" w:afterAutospacing="0"/>
-        <w:ind w:firstLine="709"/>
-        <w:jc w:val="both"/>
-        <w:rPr>
-          <w:color w:val="000000"/>
-          <w:sz w:val="28"/>
-          <w:szCs w:val="28"/>
-          <w:lang w:val="en-US"/>
-        </w:rPr>
-      </w:pPr>
-    </w:p>
-    <w:p>
-      <w:pPr>
-        <w:pStyle w:val="aa"/>
-        <w:spacing w:before="0" w:beforeAutospacing="0" w:after="0" w:afterAutospacing="0"/>
-        <w:ind w:firstLine="709"/>
-        <w:jc w:val="both"/>
-        <w:rPr>
-          <w:color w:val="000000"/>
-          <w:sz w:val="28"/>
-          <w:szCs w:val="28"/>
-          <w:lang w:val="en-US"/>
-        </w:rPr>
-      </w:pPr>
-      <w:r>
-        <w:rPr>
-          <w:color w:val="000000"/>
-          <w:sz w:val="28"/>
-          <w:szCs w:val="28"/>
-          <w:lang w:val="en-US"/>
-        </w:rPr>
-        <w:t xml:space="preserve">        private void </w:t>
-      </w:r>
-      <w:proofErr w:type="gramStart"/>
-      <w:r>
-        <w:rPr>
-          <w:color w:val="000000"/>
-          <w:sz w:val="28"/>
-          <w:szCs w:val="28"/>
-          <w:lang w:val="en-US"/>
-        </w:rPr>
-        <w:t>Cancel(</w:t>
-      </w:r>
-      <w:proofErr w:type="gramEnd"/>
-      <w:r>
-        <w:rPr>
-          <w:color w:val="000000"/>
-          <w:sz w:val="28"/>
-          <w:szCs w:val="28"/>
-          <w:lang w:val="en-US"/>
-        </w:rPr>
-        <w:t>)</w:t>
-      </w:r>
-    </w:p>
-    <w:p>
-      <w:pPr>
-        <w:pStyle w:val="aa"/>
-        <w:spacing w:before="0" w:beforeAutospacing="0" w:after="0" w:afterAutospacing="0"/>
-        <w:ind w:firstLine="709"/>
-        <w:jc w:val="both"/>
-        <w:rPr>
-          <w:color w:val="000000"/>
-          <w:sz w:val="28"/>
-          <w:szCs w:val="28"/>
-          <w:lang w:val="en-US"/>
-        </w:rPr>
-      </w:pPr>
-      <w:r>
-        <w:rPr>
-          <w:color w:val="000000"/>
-          <w:sz w:val="28"/>
-          <w:szCs w:val="28"/>
-          <w:lang w:val="en-US"/>
-        </w:rPr>
-        <w:t xml:space="preserve">        {</w:t>
-      </w:r>
-    </w:p>
-    <w:p>
-      <w:pPr>
-        <w:pStyle w:val="aa"/>
-        <w:spacing w:before="0" w:beforeAutospacing="0" w:after="0" w:afterAutospacing="0"/>
-        <w:ind w:firstLine="709"/>
-        <w:jc w:val="both"/>
-        <w:rPr>
-          <w:color w:val="000000"/>
-          <w:sz w:val="28"/>
-          <w:szCs w:val="28"/>
-          <w:lang w:val="en-US"/>
-        </w:rPr>
-      </w:pPr>
-      <w:r>
-        <w:rPr>
-          <w:color w:val="000000"/>
-          <w:sz w:val="28"/>
-          <w:szCs w:val="28"/>
-          <w:lang w:val="en-US"/>
-        </w:rPr>
-        <w:t xml:space="preserve">            </w:t>
-      </w:r>
-      <w:proofErr w:type="spellStart"/>
-      <w:r>
-        <w:rPr>
-          <w:color w:val="000000"/>
-          <w:sz w:val="28"/>
-          <w:szCs w:val="28"/>
-          <w:lang w:val="en-US"/>
-        </w:rPr>
-        <w:t>ClientSaved</w:t>
-      </w:r>
-      <w:proofErr w:type="spellEnd"/>
-      <w:r>
-        <w:rPr>
-          <w:color w:val="000000"/>
-          <w:sz w:val="28"/>
-          <w:szCs w:val="28"/>
-          <w:lang w:val="en-US"/>
-        </w:rPr>
-        <w:t xml:space="preserve"> = false; </w:t>
-      </w:r>
-      <w:proofErr w:type="spellStart"/>
-      <w:proofErr w:type="gramStart"/>
-      <w:r>
-        <w:rPr>
-          <w:color w:val="000000"/>
-          <w:sz w:val="28"/>
-          <w:szCs w:val="28"/>
-          <w:lang w:val="en-US"/>
-        </w:rPr>
-        <w:t>CloseWindow</w:t>
-      </w:r>
-      <w:proofErr w:type="spellEnd"/>
-      <w:r>
-        <w:rPr>
-          <w:color w:val="000000"/>
-          <w:sz w:val="28"/>
-          <w:szCs w:val="28"/>
-          <w:lang w:val="en-US"/>
-        </w:rPr>
-        <w:t>(</w:t>
-      </w:r>
-      <w:proofErr w:type="gramEnd"/>
-      <w:r>
-        <w:rPr>
-          <w:color w:val="000000"/>
-          <w:sz w:val="28"/>
-          <w:szCs w:val="28"/>
-          <w:lang w:val="en-US"/>
-        </w:rPr>
-        <w:t>);</w:t>
-      </w:r>
-    </w:p>
-    <w:p>
-      <w:pPr>
-        <w:pStyle w:val="aa"/>
-        <w:spacing w:before="0" w:beforeAutospacing="0" w:after="0" w:afterAutospacing="0"/>
-        <w:ind w:firstLine="709"/>
-        <w:jc w:val="both"/>
-        <w:rPr>
-          <w:color w:val="000000"/>
-          <w:sz w:val="28"/>
-          <w:szCs w:val="28"/>
-          <w:lang w:val="en-US"/>
-        </w:rPr>
-      </w:pPr>
-      <w:r>
-        <w:rPr>
-          <w:color w:val="000000"/>
-          <w:sz w:val="28"/>
-          <w:szCs w:val="28"/>
-          <w:lang w:val="en-US"/>
-        </w:rPr>
-        <w:t xml:space="preserve">        }</w:t>
-      </w:r>
-    </w:p>
-    <w:p>
-      <w:pPr>
-        <w:pStyle w:val="aa"/>
-        <w:spacing w:before="0" w:beforeAutospacing="0" w:after="0" w:afterAutospacing="0"/>
-        <w:ind w:firstLine="709"/>
-        <w:jc w:val="both"/>
-        <w:rPr>
-          <w:color w:val="000000"/>
-          <w:sz w:val="28"/>
-          <w:szCs w:val="28"/>
-          <w:lang w:val="en-US"/>
-        </w:rPr>
-      </w:pPr>
-    </w:p>
-    <w:p>
-      <w:pPr>
-        <w:pStyle w:val="aa"/>
-        <w:spacing w:before="0" w:beforeAutospacing="0" w:after="0" w:afterAutospacing="0"/>
-        <w:ind w:firstLine="709"/>
-        <w:jc w:val="both"/>
-        <w:rPr>
-          <w:color w:val="000000"/>
-          <w:sz w:val="28"/>
-          <w:szCs w:val="28"/>
-          <w:lang w:val="en-US"/>
-        </w:rPr>
-      </w:pPr>
-      <w:r>
-        <w:rPr>
-          <w:color w:val="000000"/>
-          <w:sz w:val="28"/>
-          <w:szCs w:val="28"/>
-          <w:lang w:val="en-US"/>
-        </w:rPr>
-        <w:t xml:space="preserve">        private void </w:t>
-      </w:r>
-      <w:proofErr w:type="spellStart"/>
-      <w:proofErr w:type="gramStart"/>
-      <w:r>
-        <w:rPr>
-          <w:color w:val="000000"/>
-          <w:sz w:val="28"/>
-          <w:szCs w:val="28"/>
-          <w:lang w:val="en-US"/>
-        </w:rPr>
-        <w:t>CloseWindow</w:t>
-      </w:r>
-      <w:proofErr w:type="spellEnd"/>
-      <w:r>
-        <w:rPr>
-          <w:color w:val="000000"/>
-          <w:sz w:val="28"/>
-          <w:szCs w:val="28"/>
-          <w:lang w:val="en-US"/>
-        </w:rPr>
-        <w:t>(</w:t>
-      </w:r>
-      <w:proofErr w:type="gramEnd"/>
-      <w:r>
-        <w:rPr>
-          <w:color w:val="000000"/>
-          <w:sz w:val="28"/>
-          <w:szCs w:val="28"/>
-          <w:lang w:val="en-US"/>
-        </w:rPr>
-        <w:t>)</w:t>
-      </w:r>
-    </w:p>
-    <w:p>
-      <w:pPr>
-        <w:pStyle w:val="aa"/>
-        <w:spacing w:before="0" w:beforeAutospacing="0" w:after="0" w:afterAutospacing="0"/>
-        <w:ind w:firstLine="709"/>
-        <w:jc w:val="both"/>
-        <w:rPr>
-          <w:color w:val="000000"/>
-          <w:sz w:val="28"/>
-          <w:szCs w:val="28"/>
-          <w:lang w:val="en-US"/>
-        </w:rPr>
-      </w:pPr>
-      <w:r>
-        <w:rPr>
-          <w:color w:val="000000"/>
-          <w:sz w:val="28"/>
-          <w:szCs w:val="28"/>
-          <w:lang w:val="en-US"/>
-        </w:rPr>
-        <w:lastRenderedPageBreak/>
-        <w:t xml:space="preserve">        {</w:t>
-      </w:r>
-    </w:p>
-    <w:p>
-      <w:pPr>
-        <w:pStyle w:val="aa"/>
-        <w:spacing w:before="0" w:beforeAutospacing="0" w:after="0" w:afterAutospacing="0"/>
-        <w:ind w:firstLine="709"/>
-        <w:jc w:val="both"/>
-        <w:rPr>
-          <w:color w:val="000000"/>
-          <w:sz w:val="28"/>
-          <w:szCs w:val="28"/>
-          <w:lang w:val="en-US"/>
-        </w:rPr>
-      </w:pPr>
-      <w:r>
-        <w:rPr>
-          <w:color w:val="000000"/>
-          <w:sz w:val="28"/>
-          <w:szCs w:val="28"/>
-          <w:lang w:val="en-US"/>
-        </w:rPr>
-        <w:t xml:space="preserve">            foreach (Window </w:t>
-      </w:r>
-      <w:proofErr w:type="spellStart"/>
-      <w:r>
-        <w:rPr>
-          <w:color w:val="000000"/>
-          <w:sz w:val="28"/>
-          <w:szCs w:val="28"/>
-          <w:lang w:val="en-US"/>
-        </w:rPr>
-        <w:t>window</w:t>
-      </w:r>
-      <w:proofErr w:type="spellEnd"/>
-      <w:r>
-        <w:rPr>
-          <w:color w:val="000000"/>
-          <w:sz w:val="28"/>
-          <w:szCs w:val="28"/>
-          <w:lang w:val="en-US"/>
-        </w:rPr>
-        <w:t xml:space="preserve"> in </w:t>
-      </w:r>
-      <w:proofErr w:type="spellStart"/>
-      <w:proofErr w:type="gramStart"/>
-      <w:r>
-        <w:rPr>
-          <w:color w:val="000000"/>
-          <w:sz w:val="28"/>
-          <w:szCs w:val="28"/>
-          <w:lang w:val="en-US"/>
-        </w:rPr>
-        <w:t>Application.Current.Windows</w:t>
-      </w:r>
-      <w:proofErr w:type="spellEnd"/>
-      <w:proofErr w:type="gramEnd"/>
-      <w:r>
-        <w:rPr>
-          <w:color w:val="000000"/>
-          <w:sz w:val="28"/>
-          <w:szCs w:val="28"/>
-          <w:lang w:val="en-US"/>
-        </w:rPr>
-        <w:t>)</w:t>
-      </w:r>
-    </w:p>
-    <w:p>
-      <w:pPr>
-        <w:pStyle w:val="aa"/>
-        <w:spacing w:before="0" w:beforeAutospacing="0" w:after="0" w:afterAutospacing="0"/>
-        <w:ind w:firstLine="709"/>
-        <w:jc w:val="both"/>
-        <w:rPr>
-          <w:color w:val="000000"/>
-          <w:sz w:val="28"/>
-          <w:szCs w:val="28"/>
-          <w:lang w:val="en-US"/>
-        </w:rPr>
-      </w:pPr>
-      <w:r>
-        <w:rPr>
-          <w:color w:val="000000"/>
-          <w:sz w:val="28"/>
-          <w:szCs w:val="28"/>
-          <w:lang w:val="en-US"/>
-        </w:rPr>
-        <w:t xml:space="preserve">            {</w:t>
-      </w:r>
-    </w:p>
-    <w:p>
-      <w:pPr>
-        <w:pStyle w:val="aa"/>
-        <w:spacing w:before="0" w:beforeAutospacing="0" w:after="0" w:afterAutospacing="0"/>
-        <w:ind w:firstLine="709"/>
-        <w:jc w:val="both"/>
-        <w:rPr>
-          <w:color w:val="000000"/>
-          <w:sz w:val="28"/>
-          <w:szCs w:val="28"/>
-          <w:lang w:val="en-US"/>
-        </w:rPr>
-      </w:pPr>
-      <w:r>
-        <w:rPr>
-          <w:color w:val="000000"/>
-          <w:sz w:val="28"/>
-          <w:szCs w:val="28"/>
-          <w:lang w:val="en-US"/>
-        </w:rPr>
-        <w:t xml:space="preserve">                if (</w:t>
-      </w:r>
-      <w:proofErr w:type="spellStart"/>
-      <w:proofErr w:type="gramStart"/>
-      <w:r>
-        <w:rPr>
-          <w:color w:val="000000"/>
-          <w:sz w:val="28"/>
-          <w:szCs w:val="28"/>
-          <w:lang w:val="en-US"/>
-        </w:rPr>
-        <w:t>window.DataContext</w:t>
-      </w:r>
-      <w:proofErr w:type="spellEnd"/>
-      <w:proofErr w:type="gramEnd"/>
-      <w:r>
-        <w:rPr>
-          <w:color w:val="000000"/>
-          <w:sz w:val="28"/>
-          <w:szCs w:val="28"/>
-          <w:lang w:val="en-US"/>
-        </w:rPr>
-        <w:t xml:space="preserve"> == this)</w:t>
-      </w:r>
-    </w:p>
-    <w:p>
-      <w:pPr>
-        <w:pStyle w:val="aa"/>
-        <w:spacing w:before="0" w:beforeAutospacing="0" w:after="0" w:afterAutospacing="0"/>
-        <w:ind w:firstLine="709"/>
-        <w:jc w:val="both"/>
-        <w:rPr>
-          <w:color w:val="000000"/>
-          <w:sz w:val="28"/>
-          <w:szCs w:val="28"/>
-          <w:lang w:val="en-US"/>
-        </w:rPr>
-      </w:pPr>
-      <w:r>
-        <w:rPr>
-          <w:color w:val="000000"/>
-          <w:sz w:val="28"/>
-          <w:szCs w:val="28"/>
-          <w:lang w:val="en-US"/>
-        </w:rPr>
-        <w:t xml:space="preserve">                {</w:t>
-      </w:r>
-    </w:p>
-    <w:p>
-      <w:pPr>
-        <w:pStyle w:val="aa"/>
-        <w:spacing w:before="0" w:beforeAutospacing="0" w:after="0" w:afterAutospacing="0"/>
-        <w:ind w:firstLine="709"/>
-        <w:jc w:val="both"/>
-        <w:rPr>
-          <w:color w:val="000000"/>
-          <w:sz w:val="28"/>
-          <w:szCs w:val="28"/>
-          <w:lang w:val="en-US"/>
-        </w:rPr>
-      </w:pPr>
-      <w:r>
-        <w:rPr>
-          <w:color w:val="000000"/>
-          <w:sz w:val="28"/>
-          <w:szCs w:val="28"/>
-          <w:lang w:val="en-US"/>
-        </w:rPr>
-        <w:t xml:space="preserve">                    </w:t>
-      </w:r>
-      <w:proofErr w:type="spellStart"/>
-      <w:proofErr w:type="gramStart"/>
-      <w:r>
-        <w:rPr>
-          <w:color w:val="000000"/>
-          <w:sz w:val="28"/>
-          <w:szCs w:val="28"/>
-          <w:lang w:val="en-US"/>
-        </w:rPr>
-        <w:t>window.Close</w:t>
-      </w:r>
-      <w:proofErr w:type="spellEnd"/>
-      <w:proofErr w:type="gramEnd"/>
-      <w:r>
-        <w:rPr>
-          <w:color w:val="000000"/>
-          <w:sz w:val="28"/>
-          <w:szCs w:val="28"/>
-          <w:lang w:val="en-US"/>
-        </w:rPr>
-        <w:t>();</w:t>
-      </w:r>
-    </w:p>
-    <w:p>
-      <w:pPr>
-        <w:pStyle w:val="aa"/>
-        <w:spacing w:before="0" w:beforeAutospacing="0" w:after="0" w:afterAutospacing="0"/>
-        <w:ind w:firstLine="709"/>
-        <w:jc w:val="both"/>
-        <w:rPr>
-          <w:color w:val="000000"/>
-          <w:sz w:val="28"/>
-          <w:szCs w:val="28"/>
-        </w:rPr>
-      </w:pPr>
-      <w:r>
-        <w:rPr>
-          <w:color w:val="000000"/>
-          <w:sz w:val="28"/>
-          <w:szCs w:val="28"/>
-          <w:lang w:val="en-US"/>
-        </w:rPr>
-        <w:t xml:space="preserve">                    </w:t>
-      </w:r>
-      <w:proofErr w:type="spellStart"/>
-      <w:r>
-        <w:rPr>
-          <w:color w:val="000000"/>
-          <w:sz w:val="28"/>
-          <w:szCs w:val="28"/>
-        </w:rPr>
-        <w:t>break</w:t>
-      </w:r>
-      <w:proofErr w:type="spellEnd"/>
-      <w:r>
-        <w:rPr>
-          <w:color w:val="000000"/>
-          <w:sz w:val="28"/>
-          <w:szCs w:val="28"/>
-        </w:rPr>
-        <w:t>;</w:t>
-      </w:r>
-    </w:p>
-    <w:p>
-      <w:pPr>
-        <w:pStyle w:val="aa"/>
-        <w:spacing w:before="0" w:beforeAutospacing="0" w:after="0" w:afterAutospacing="0"/>
-        <w:ind w:firstLine="709"/>
-        <w:jc w:val="both"/>
-        <w:rPr>
-          <w:color w:val="000000"/>
-          <w:sz w:val="28"/>
-          <w:szCs w:val="28"/>
-        </w:rPr>
-      </w:pPr>
-      <w:r>
-        <w:rPr>
-          <w:color w:val="000000"/>
-          <w:sz w:val="28"/>
-          <w:szCs w:val="28"/>
-        </w:rPr>
-        <w:t xml:space="preserve">                }</w:t>
-      </w:r>
-    </w:p>
-    <w:p>
-      <w:pPr>
-        <w:pStyle w:val="aa"/>
-        <w:spacing w:before="0" w:beforeAutospacing="0" w:after="0" w:afterAutospacing="0"/>
-        <w:ind w:firstLine="709"/>
-        <w:jc w:val="both"/>
-        <w:rPr>
-          <w:color w:val="000000"/>
-          <w:sz w:val="28"/>
-          <w:szCs w:val="28"/>
-        </w:rPr>
-      </w:pPr>
-      <w:r>
-        <w:rPr>
-          <w:color w:val="000000"/>
-          <w:sz w:val="28"/>
-          <w:szCs w:val="28"/>
-        </w:rPr>
-        <w:t xml:space="preserve">            }</w:t>
-      </w:r>
-    </w:p>
-    <w:p>
-      <w:pPr>
-        <w:pStyle w:val="aa"/>
-        <w:spacing w:before="0" w:beforeAutospacing="0" w:after="0" w:afterAutospacing="0"/>
-        <w:ind w:firstLine="709"/>
-        <w:jc w:val="both"/>
-        <w:rPr>
-          <w:color w:val="000000"/>
-          <w:sz w:val="28"/>
-          <w:szCs w:val="28"/>
-        </w:rPr>
-      </w:pPr>
-      <w:r>
-        <w:rPr>
-          <w:color w:val="000000"/>
-          <w:sz w:val="28"/>
-          <w:szCs w:val="28"/>
-        </w:rPr>
-        <w:t xml:space="preserve">        }</w:t>
-      </w:r>
-    </w:p>
-    <w:p>
-      <w:pPr>
-        <w:pStyle w:val="aa"/>
-        <w:spacing w:before="0" w:beforeAutospacing="0" w:after="0" w:afterAutospacing="0"/>
-        <w:ind w:firstLine="709"/>
-        <w:jc w:val="both"/>
-        <w:rPr>
-          <w:color w:val="000000"/>
-          <w:sz w:val="28"/>
-          <w:szCs w:val="28"/>
-        </w:rPr>
-      </w:pPr>
-      <w:r>
-        <w:rPr>
-          <w:color w:val="000000"/>
-          <w:sz w:val="28"/>
-          <w:szCs w:val="28"/>
-        </w:rPr>
-        <w:t xml:space="preserve">    }</w:t>
-      </w:r>
-    </w:p>
-    <w:p>
-      <w:pPr>
-        <w:pStyle w:val="aa"/>
-        <w:spacing w:before="0" w:beforeAutospacing="0" w:after="0" w:afterAutospacing="0"/>
-        <w:ind w:firstLine="709"/>
-        <w:jc w:val="both"/>
-        <w:rPr>
-          <w:color w:val="000000"/>
-          <w:sz w:val="28"/>
-          <w:szCs w:val="28"/>
-        </w:rPr>
-      </w:pPr>
-      <w:r>
-        <w:rPr>
-          <w:color w:val="000000"/>
-          <w:sz w:val="28"/>
-          <w:szCs w:val="28"/>
-        </w:rPr>
-        <w:t>}</w:t>
-      </w:r>
-    </w:p>
-    <w:p>
-      <w:pPr>
-        <w:pStyle w:val="aa"/>
-        <w:spacing w:before="0" w:beforeAutospacing="0" w:after="0" w:afterAutospacing="0"/>
-        <w:ind w:firstLine="709"/>
-        <w:jc w:val="both"/>
-        <w:rPr>
-          <w:color w:val="000000"/>
-          <w:sz w:val="28"/>
-          <w:szCs w:val="28"/>
-        </w:rPr>
-      </w:pPr>
     </w:p>
     <w:p>
       <w:pPr>
@@ -7412,14 +4795,15 @@
       </w:pPr>
       <w:r>
         <w:rPr>
+          <w:noProof/>
           <w:color w:val="000000"/>
           <w:sz w:val="28"/>
           <w:szCs w:val="28"/>
         </w:rPr>
         <w:drawing>
-          <wp:inline distT="0" distB="0" distL="0" distR="0" wp14:anchorId="31FB353C" wp14:editId="08CC4D8E">
-            <wp:extent cx="6299835" cy="3559175"/>
-            <wp:effectExtent l="0" t="0" r="5715" b="3175"/>
+          <wp:inline distT="0" distB="0" distL="0" distR="0" wp14:anchorId="31FB353C" wp14:editId="0EA6698D">
+            <wp:extent cx="2994094" cy="1691553"/>
+            <wp:effectExtent l="0" t="0" r="0" b="4445"/>
             <wp:docPr id="1137394911" name="Рисунок 1"/>
             <wp:cNvGraphicFramePr>
               <a:graphicFrameLocks xmlns:a="http://schemas.openxmlformats.org/drawingml/2006/main" noChangeAspect="1"/>
@@ -7440,7 +4824,7 @@
                   <pic:spPr>
                     <a:xfrm>
                       <a:off x="0" y="0"/>
-                      <a:ext cx="6299835" cy="3559175"/>
+                      <a:ext cx="3011839" cy="1701578"/>
                     </a:xfrm>
                     <a:prstGeom prst="rect">
                       <a:avLst/>
@@ -7510,7 +4894,7 @@
 </file>
 
 <file path=word/endnotes.xml><?xml version="1.0" encoding="utf-8"?>
-<w:endnotes xmlns:wpc="http://schemas.microsoft.com/office/word/2010/wordprocessingCanvas" xmlns:cx="http://schemas.microsoft.com/office/drawing/2014/chartex" xmlns:cx1="http://schemas.microsoft.com/office/drawing/2015/9/8/chartex" xmlns:cx2="http://schemas.microsoft.com/office/drawing/2015/10/21/chartex" xmlns:cx3="http://schemas.microsoft.com/office/drawing/2016/5/9/chartex" xmlns:cx4="http://schemas.microsoft.com/office/drawing/2016/5/10/chartex" xmlns:cx5="http://schemas.microsoft.com/office/drawing/2016/5/11/chartex" xmlns:cx6="http://schemas.microsoft.com/office/drawing/2016/5/12/chartex" xmlns:cx7="http://schemas.microsoft.com/office/drawing/2016/5/13/chartex" xmlns:cx8="http://schemas.microsoft.com/office/drawing/2016/5/14/chartex" xmlns:mc="http://schemas.openxmlformats.org/markup-compatibility/2006" xmlns:aink="http://schemas.microsoft.com/office/drawing/2016/ink" xmlns:am3d="http://schemas.microsoft.com/office/drawing/2017/model3d" xmlns:o="urn:schemas-microsoft-com:office:office" xmlns:oel="http://schemas.microsoft.com/office/2019/extlst" xmlns:r="http://schemas.openxmlformats.org/officeDocument/2006/relationships" xmlns:m="http://schemas.openxmlformats.org/officeDocument/2006/math" xmlns:v="urn:schemas-microsoft-com:vml" xmlns:wp14="http://schemas.microsoft.com/office/word/2010/wordprocessingDrawing" xmlns:wp="http://schemas.openxmlformats.org/drawingml/2006/wordprocessingDrawing" xmlns:w10="urn:schemas-microsoft-com:office:word" xmlns:w="http://schemas.openxmlformats.org/wordprocessingml/2006/main" xmlns:w14="http://schemas.microsoft.com/office/word/2010/wordml" xmlns:w15="http://schemas.microsoft.com/office/word/2012/wordml" xmlns:w16cex="http://schemas.microsoft.com/office/word/2018/wordml/cex" xmlns:w16cid="http://schemas.microsoft.com/office/word/2016/wordml/cid" xmlns:w16="http://schemas.microsoft.com/office/word/2018/wordml" xmlns:w16du="http://schemas.microsoft.com/office/word/2023/wordml/word16du" xmlns:w16sdtdh="http://schemas.microsoft.com/office/word/2020/wordml/sdtdatahash" xmlns:w16se="http://schemas.microsoft.com/office/word/2015/wordml/symex" xmlns:wpg="http://schemas.microsoft.com/office/word/2010/wordprocessingGroup" xmlns:wpi="http://schemas.microsoft.com/office/word/2010/wordprocessingInk" xmlns:wne="http://schemas.microsoft.com/office/word/2006/wordml" xmlns:wps="http://schemas.microsoft.com/office/word/2010/wordprocessingShape" mc:Ignorable="w14 w15 w16se w16cid w16 w16cex w16sdtdh w16du wp14">
+<w:endnotes xmlns:wpc="http://schemas.microsoft.com/office/word/2010/wordprocessingCanvas" xmlns:cx="http://schemas.microsoft.com/office/drawing/2014/chartex" xmlns:cx1="http://schemas.microsoft.com/office/drawing/2015/9/8/chartex" xmlns:cx2="http://schemas.microsoft.com/office/drawing/2015/10/21/chartex" xmlns:cx3="http://schemas.microsoft.com/office/drawing/2016/5/9/chartex" xmlns:cx4="http://schemas.microsoft.com/office/drawing/2016/5/10/chartex" xmlns:cx5="http://schemas.microsoft.com/office/drawing/2016/5/11/chartex" xmlns:cx6="http://schemas.microsoft.com/office/drawing/2016/5/12/chartex" xmlns:cx7="http://schemas.microsoft.com/office/drawing/2016/5/13/chartex" xmlns:cx8="http://schemas.microsoft.com/office/drawing/2016/5/14/chartex" xmlns:mc="http://schemas.openxmlformats.org/markup-compatibility/2006" xmlns:aink="http://schemas.microsoft.com/office/drawing/2016/ink" xmlns:am3d="http://schemas.microsoft.com/office/drawing/2017/model3d" xmlns:o="urn:schemas-microsoft-com:office:office" xmlns:oel="http://schemas.microsoft.com/office/2019/extlst" xmlns:r="http://schemas.openxmlformats.org/officeDocument/2006/relationships" xmlns:m="http://schemas.openxmlformats.org/officeDocument/2006/math" xmlns:v="urn:schemas-microsoft-com:vml" xmlns:wp14="http://schemas.microsoft.com/office/word/2010/wordprocessingDrawing" xmlns:wp="http://schemas.openxmlformats.org/drawingml/2006/wordprocessingDrawing" xmlns:w10="urn:schemas-microsoft-com:office:word" xmlns:w="http://schemas.openxmlformats.org/wordprocessingml/2006/main" xmlns:w14="http://schemas.microsoft.com/office/word/2010/wordml" xmlns:w15="http://schemas.microsoft.com/office/word/2012/wordml" xmlns:w16cex="http://schemas.microsoft.com/office/word/2018/wordml/cex" xmlns:w16cid="http://schemas.microsoft.com/office/word/2016/wordml/cid" xmlns:w16="http://schemas.microsoft.com/office/word/2018/wordml" xmlns:w16du="http://schemas.microsoft.com/office/word/2023/wordml/word16du" xmlns:w16sdtdh="http://schemas.microsoft.com/office/word/2020/wordml/sdtdatahash" xmlns:w16sdtfl="http://schemas.microsoft.com/office/word/2024/wordml/sdtformatlock" xmlns:w16se="http://schemas.microsoft.com/office/word/2015/wordml/symex" xmlns:wpg="http://schemas.microsoft.com/office/word/2010/wordprocessingGroup" xmlns:wpi="http://schemas.microsoft.com/office/word/2010/wordprocessingInk" xmlns:wne="http://schemas.microsoft.com/office/word/2006/wordml" xmlns:wps="http://schemas.microsoft.com/office/word/2010/wordprocessingShape" mc:Ignorable="w14 w15 w16se w16cid w16 w16cex w16sdtdh w16sdtfl w16du wp14">
   <w:endnote w:type="separator" w:id="-1">
     <w:p>
       <w:r>
@@ -7529,7 +4913,7 @@
 </file>
 
 <file path=word/footer1.xml><?xml version="1.0" encoding="utf-8"?>
-<w:ftr xmlns:wpc="http://schemas.microsoft.com/office/word/2010/wordprocessingCanvas" xmlns:cx="http://schemas.microsoft.com/office/drawing/2014/chartex" xmlns:cx1="http://schemas.microsoft.com/office/drawing/2015/9/8/chartex" xmlns:cx2="http://schemas.microsoft.com/office/drawing/2015/10/21/chartex" xmlns:cx3="http://schemas.microsoft.com/office/drawing/2016/5/9/chartex" xmlns:cx4="http://schemas.microsoft.com/office/drawing/2016/5/10/chartex" xmlns:cx5="http://schemas.microsoft.com/office/drawing/2016/5/11/chartex" xmlns:cx6="http://schemas.microsoft.com/office/drawing/2016/5/12/chartex" xmlns:cx7="http://schemas.microsoft.com/office/drawing/2016/5/13/chartex" xmlns:cx8="http://schemas.microsoft.com/office/drawing/2016/5/14/chartex" xmlns:mc="http://schemas.openxmlformats.org/markup-compatibility/2006" xmlns:aink="http://schemas.microsoft.com/office/drawing/2016/ink" xmlns:am3d="http://schemas.microsoft.com/office/drawing/2017/model3d" xmlns:o="urn:schemas-microsoft-com:office:office" xmlns:oel="http://schemas.microsoft.com/office/2019/extlst" xmlns:r="http://schemas.openxmlformats.org/officeDocument/2006/relationships" xmlns:m="http://schemas.openxmlformats.org/officeDocument/2006/math" xmlns:v="urn:schemas-microsoft-com:vml" xmlns:wp14="http://schemas.microsoft.com/office/word/2010/wordprocessingDrawing" xmlns:wp="http://schemas.openxmlformats.org/drawingml/2006/wordprocessingDrawing" xmlns:w10="urn:schemas-microsoft-com:office:word" xmlns:w="http://schemas.openxmlformats.org/wordprocessingml/2006/main" xmlns:w14="http://schemas.microsoft.com/office/word/2010/wordml" xmlns:w15="http://schemas.microsoft.com/office/word/2012/wordml" xmlns:w16cex="http://schemas.microsoft.com/office/word/2018/wordml/cex" xmlns:w16cid="http://schemas.microsoft.com/office/word/2016/wordml/cid" xmlns:w16="http://schemas.microsoft.com/office/word/2018/wordml" xmlns:w16du="http://schemas.microsoft.com/office/word/2023/wordml/word16du" xmlns:w16sdtdh="http://schemas.microsoft.com/office/word/2020/wordml/sdtdatahash" xmlns:w16se="http://schemas.microsoft.com/office/word/2015/wordml/symex" xmlns:wpg="http://schemas.microsoft.com/office/word/2010/wordprocessingGroup" xmlns:wpi="http://schemas.microsoft.com/office/word/2010/wordprocessingInk" xmlns:wne="http://schemas.microsoft.com/office/word/2006/wordml" xmlns:wps="http://schemas.microsoft.com/office/word/2010/wordprocessingShape" mc:Ignorable="w14 w15 w16se w16cid w16 w16cex w16sdtdh w16du wp14">
+<w:ftr xmlns:wpc="http://schemas.microsoft.com/office/word/2010/wordprocessingCanvas" xmlns:cx="http://schemas.microsoft.com/office/drawing/2014/chartex" xmlns:cx1="http://schemas.microsoft.com/office/drawing/2015/9/8/chartex" xmlns:cx2="http://schemas.microsoft.com/office/drawing/2015/10/21/chartex" xmlns:cx3="http://schemas.microsoft.com/office/drawing/2016/5/9/chartex" xmlns:cx4="http://schemas.microsoft.com/office/drawing/2016/5/10/chartex" xmlns:cx5="http://schemas.microsoft.com/office/drawing/2016/5/11/chartex" xmlns:cx6="http://schemas.microsoft.com/office/drawing/2016/5/12/chartex" xmlns:cx7="http://schemas.microsoft.com/office/drawing/2016/5/13/chartex" xmlns:cx8="http://schemas.microsoft.com/office/drawing/2016/5/14/chartex" xmlns:mc="http://schemas.openxmlformats.org/markup-compatibility/2006" xmlns:aink="http://schemas.microsoft.com/office/drawing/2016/ink" xmlns:am3d="http://schemas.microsoft.com/office/drawing/2017/model3d" xmlns:o="urn:schemas-microsoft-com:office:office" xmlns:oel="http://schemas.microsoft.com/office/2019/extlst" xmlns:r="http://schemas.openxmlformats.org/officeDocument/2006/relationships" xmlns:m="http://schemas.openxmlformats.org/officeDocument/2006/math" xmlns:v="urn:schemas-microsoft-com:vml" xmlns:wp14="http://schemas.microsoft.com/office/word/2010/wordprocessingDrawing" xmlns:wp="http://schemas.openxmlformats.org/drawingml/2006/wordprocessingDrawing" xmlns:w10="urn:schemas-microsoft-com:office:word" xmlns:w="http://schemas.openxmlformats.org/wordprocessingml/2006/main" xmlns:w14="http://schemas.microsoft.com/office/word/2010/wordml" xmlns:w15="http://schemas.microsoft.com/office/word/2012/wordml" xmlns:w16cex="http://schemas.microsoft.com/office/word/2018/wordml/cex" xmlns:w16cid="http://schemas.microsoft.com/office/word/2016/wordml/cid" xmlns:w16="http://schemas.microsoft.com/office/word/2018/wordml" xmlns:w16du="http://schemas.microsoft.com/office/word/2023/wordml/word16du" xmlns:w16sdtdh="http://schemas.microsoft.com/office/word/2020/wordml/sdtdatahash" xmlns:w16sdtfl="http://schemas.microsoft.com/office/word/2024/wordml/sdtformatlock" xmlns:w16se="http://schemas.microsoft.com/office/word/2015/wordml/symex" xmlns:wpg="http://schemas.microsoft.com/office/word/2010/wordprocessingGroup" xmlns:wpi="http://schemas.microsoft.com/office/word/2010/wordprocessingInk" xmlns:wne="http://schemas.microsoft.com/office/word/2006/wordml" xmlns:wps="http://schemas.microsoft.com/office/word/2010/wordprocessingShape" mc:Ignorable="w14 w15 w16se w16cid w16 w16cex w16sdtdh w16sdtfl w16du wp14">
   <w:p>
     <w:pPr>
       <w:pStyle w:val="a4"/>
@@ -7567,7 +4951,7 @@
 </file>
 
 <file path=word/footer2.xml><?xml version="1.0" encoding="utf-8"?>
-<w:ftr xmlns:wpc="http://schemas.microsoft.com/office/word/2010/wordprocessingCanvas" xmlns:cx="http://schemas.microsoft.com/office/drawing/2014/chartex" xmlns:cx1="http://schemas.microsoft.com/office/drawing/2015/9/8/chartex" xmlns:cx2="http://schemas.microsoft.com/office/drawing/2015/10/21/chartex" xmlns:cx3="http://schemas.microsoft.com/office/drawing/2016/5/9/chartex" xmlns:cx4="http://schemas.microsoft.com/office/drawing/2016/5/10/chartex" xmlns:cx5="http://schemas.microsoft.com/office/drawing/2016/5/11/chartex" xmlns:cx6="http://schemas.microsoft.com/office/drawing/2016/5/12/chartex" xmlns:cx7="http://schemas.microsoft.com/office/drawing/2016/5/13/chartex" xmlns:cx8="http://schemas.microsoft.com/office/drawing/2016/5/14/chartex" xmlns:mc="http://schemas.openxmlformats.org/markup-compatibility/2006" xmlns:aink="http://schemas.microsoft.com/office/drawing/2016/ink" xmlns:am3d="http://schemas.microsoft.com/office/drawing/2017/model3d" xmlns:o="urn:schemas-microsoft-com:office:office" xmlns:oel="http://schemas.microsoft.com/office/2019/extlst" xmlns:r="http://schemas.openxmlformats.org/officeDocument/2006/relationships" xmlns:m="http://schemas.openxmlformats.org/officeDocument/2006/math" xmlns:v="urn:schemas-microsoft-com:vml" xmlns:wp14="http://schemas.microsoft.com/office/word/2010/wordprocessingDrawing" xmlns:wp="http://schemas.openxmlformats.org/drawingml/2006/wordprocessingDrawing" xmlns:w10="urn:schemas-microsoft-com:office:word" xmlns:w="http://schemas.openxmlformats.org/wordprocessingml/2006/main" xmlns:w14="http://schemas.microsoft.com/office/word/2010/wordml" xmlns:w15="http://schemas.microsoft.com/office/word/2012/wordml" xmlns:w16cex="http://schemas.microsoft.com/office/word/2018/wordml/cex" xmlns:w16cid="http://schemas.microsoft.com/office/word/2016/wordml/cid" xmlns:w16="http://schemas.microsoft.com/office/word/2018/wordml" xmlns:w16du="http://schemas.microsoft.com/office/word/2023/wordml/word16du" xmlns:w16sdtdh="http://schemas.microsoft.com/office/word/2020/wordml/sdtdatahash" xmlns:w16se="http://schemas.microsoft.com/office/word/2015/wordml/symex" xmlns:wpg="http://schemas.microsoft.com/office/word/2010/wordprocessingGroup" xmlns:wpi="http://schemas.microsoft.com/office/word/2010/wordprocessingInk" xmlns:wne="http://schemas.microsoft.com/office/word/2006/wordml" xmlns:wps="http://schemas.microsoft.com/office/word/2010/wordprocessingShape" mc:Ignorable="w14 w15 w16se w16cid w16 w16cex w16sdtdh w16du wp14">
+<w:ftr xmlns:wpc="http://schemas.microsoft.com/office/word/2010/wordprocessingCanvas" xmlns:cx="http://schemas.microsoft.com/office/drawing/2014/chartex" xmlns:cx1="http://schemas.microsoft.com/office/drawing/2015/9/8/chartex" xmlns:cx2="http://schemas.microsoft.com/office/drawing/2015/10/21/chartex" xmlns:cx3="http://schemas.microsoft.com/office/drawing/2016/5/9/chartex" xmlns:cx4="http://schemas.microsoft.com/office/drawing/2016/5/10/chartex" xmlns:cx5="http://schemas.microsoft.com/office/drawing/2016/5/11/chartex" xmlns:cx6="http://schemas.microsoft.com/office/drawing/2016/5/12/chartex" xmlns:cx7="http://schemas.microsoft.com/office/drawing/2016/5/13/chartex" xmlns:cx8="http://schemas.microsoft.com/office/drawing/2016/5/14/chartex" xmlns:mc="http://schemas.openxmlformats.org/markup-compatibility/2006" xmlns:aink="http://schemas.microsoft.com/office/drawing/2016/ink" xmlns:am3d="http://schemas.microsoft.com/office/drawing/2017/model3d" xmlns:o="urn:schemas-microsoft-com:office:office" xmlns:oel="http://schemas.microsoft.com/office/2019/extlst" xmlns:r="http://schemas.openxmlformats.org/officeDocument/2006/relationships" xmlns:m="http://schemas.openxmlformats.org/officeDocument/2006/math" xmlns:v="urn:schemas-microsoft-com:vml" xmlns:wp14="http://schemas.microsoft.com/office/word/2010/wordprocessingDrawing" xmlns:wp="http://schemas.openxmlformats.org/drawingml/2006/wordprocessingDrawing" xmlns:w10="urn:schemas-microsoft-com:office:word" xmlns:w="http://schemas.openxmlformats.org/wordprocessingml/2006/main" xmlns:w14="http://schemas.microsoft.com/office/word/2010/wordml" xmlns:w15="http://schemas.microsoft.com/office/word/2012/wordml" xmlns:w16cex="http://schemas.microsoft.com/office/word/2018/wordml/cex" xmlns:w16cid="http://schemas.microsoft.com/office/word/2016/wordml/cid" xmlns:w16="http://schemas.microsoft.com/office/word/2018/wordml" xmlns:w16du="http://schemas.microsoft.com/office/word/2023/wordml/word16du" xmlns:w16sdtdh="http://schemas.microsoft.com/office/word/2020/wordml/sdtdatahash" xmlns:w16sdtfl="http://schemas.microsoft.com/office/word/2024/wordml/sdtformatlock" xmlns:w16se="http://schemas.microsoft.com/office/word/2015/wordml/symex" xmlns:wpg="http://schemas.microsoft.com/office/word/2010/wordprocessingGroup" xmlns:wpi="http://schemas.microsoft.com/office/word/2010/wordprocessingInk" xmlns:wne="http://schemas.microsoft.com/office/word/2006/wordml" xmlns:wps="http://schemas.microsoft.com/office/word/2010/wordprocessingShape" mc:Ignorable="w14 w15 w16se w16cid w16 w16cex w16sdtdh w16sdtfl w16du wp14">
   <w:p>
     <w:pPr>
       <w:pStyle w:val="a4"/>
@@ -8445,7 +5829,14 @@
                               <w:sz w:val="28"/>
                               <w:szCs w:val="28"/>
                             </w:rPr>
-                            <w:t>25</w:t>
+                            <w:t>2</w:t>
+                          </w:r>
+                          <w:r>
+                            <w:rPr>
+                              <w:sz w:val="28"/>
+                              <w:szCs w:val="28"/>
+                            </w:rPr>
+                            <w:t>6</w:t>
                           </w:r>
                           <w:r>
                             <w:rPr>
@@ -8566,7 +5957,14 @@
                         <w:sz w:val="28"/>
                         <w:szCs w:val="28"/>
                       </w:rPr>
-                      <w:t>25</w:t>
+                      <w:t>2</w:t>
+                    </w:r>
+                    <w:r>
+                      <w:rPr>
+                        <w:sz w:val="28"/>
+                        <w:szCs w:val="28"/>
+                      </w:rPr>
+                      <w:t>6</w:t>
                     </w:r>
                     <w:r>
                       <w:rPr>
@@ -9507,7 +6905,7 @@
 </file>
 
 <file path=word/footer3.xml><?xml version="1.0" encoding="utf-8"?>
-<w:ftr xmlns:wpc="http://schemas.microsoft.com/office/word/2010/wordprocessingCanvas" xmlns:cx="http://schemas.microsoft.com/office/drawing/2014/chartex" xmlns:cx1="http://schemas.microsoft.com/office/drawing/2015/9/8/chartex" xmlns:cx2="http://schemas.microsoft.com/office/drawing/2015/10/21/chartex" xmlns:cx3="http://schemas.microsoft.com/office/drawing/2016/5/9/chartex" xmlns:cx4="http://schemas.microsoft.com/office/drawing/2016/5/10/chartex" xmlns:cx5="http://schemas.microsoft.com/office/drawing/2016/5/11/chartex" xmlns:cx6="http://schemas.microsoft.com/office/drawing/2016/5/12/chartex" xmlns:cx7="http://schemas.microsoft.com/office/drawing/2016/5/13/chartex" xmlns:cx8="http://schemas.microsoft.com/office/drawing/2016/5/14/chartex" xmlns:mc="http://schemas.openxmlformats.org/markup-compatibility/2006" xmlns:aink="http://schemas.microsoft.com/office/drawing/2016/ink" xmlns:am3d="http://schemas.microsoft.com/office/drawing/2017/model3d" xmlns:o="urn:schemas-microsoft-com:office:office" xmlns:oel="http://schemas.microsoft.com/office/2019/extlst" xmlns:r="http://schemas.openxmlformats.org/officeDocument/2006/relationships" xmlns:m="http://schemas.openxmlformats.org/officeDocument/2006/math" xmlns:v="urn:schemas-microsoft-com:vml" xmlns:wp14="http://schemas.microsoft.com/office/word/2010/wordprocessingDrawing" xmlns:wp="http://schemas.openxmlformats.org/drawingml/2006/wordprocessingDrawing" xmlns:w10="urn:schemas-microsoft-com:office:word" xmlns:w="http://schemas.openxmlformats.org/wordprocessingml/2006/main" xmlns:w14="http://schemas.microsoft.com/office/word/2010/wordml" xmlns:w15="http://schemas.microsoft.com/office/word/2012/wordml" xmlns:w16cex="http://schemas.microsoft.com/office/word/2018/wordml/cex" xmlns:w16cid="http://schemas.microsoft.com/office/word/2016/wordml/cid" xmlns:w16="http://schemas.microsoft.com/office/word/2018/wordml" xmlns:w16du="http://schemas.microsoft.com/office/word/2023/wordml/word16du" xmlns:w16sdtdh="http://schemas.microsoft.com/office/word/2020/wordml/sdtdatahash" xmlns:w16se="http://schemas.microsoft.com/office/word/2015/wordml/symex" xmlns:wpg="http://schemas.microsoft.com/office/word/2010/wordprocessingGroup" xmlns:wpi="http://schemas.microsoft.com/office/word/2010/wordprocessingInk" xmlns:wne="http://schemas.microsoft.com/office/word/2006/wordml" xmlns:wps="http://schemas.microsoft.com/office/word/2010/wordprocessingShape" mc:Ignorable="w14 w15 w16se w16cid w16 w16cex w16sdtdh w16du wp14">
+<w:ftr xmlns:wpc="http://schemas.microsoft.com/office/word/2010/wordprocessingCanvas" xmlns:cx="http://schemas.microsoft.com/office/drawing/2014/chartex" xmlns:cx1="http://schemas.microsoft.com/office/drawing/2015/9/8/chartex" xmlns:cx2="http://schemas.microsoft.com/office/drawing/2015/10/21/chartex" xmlns:cx3="http://schemas.microsoft.com/office/drawing/2016/5/9/chartex" xmlns:cx4="http://schemas.microsoft.com/office/drawing/2016/5/10/chartex" xmlns:cx5="http://schemas.microsoft.com/office/drawing/2016/5/11/chartex" xmlns:cx6="http://schemas.microsoft.com/office/drawing/2016/5/12/chartex" xmlns:cx7="http://schemas.microsoft.com/office/drawing/2016/5/13/chartex" xmlns:cx8="http://schemas.microsoft.com/office/drawing/2016/5/14/chartex" xmlns:mc="http://schemas.openxmlformats.org/markup-compatibility/2006" xmlns:aink="http://schemas.microsoft.com/office/drawing/2016/ink" xmlns:am3d="http://schemas.microsoft.com/office/drawing/2017/model3d" xmlns:o="urn:schemas-microsoft-com:office:office" xmlns:oel="http://schemas.microsoft.com/office/2019/extlst" xmlns:r="http://schemas.openxmlformats.org/officeDocument/2006/relationships" xmlns:m="http://schemas.openxmlformats.org/officeDocument/2006/math" xmlns:v="urn:schemas-microsoft-com:vml" xmlns:wp14="http://schemas.microsoft.com/office/word/2010/wordprocessingDrawing" xmlns:wp="http://schemas.openxmlformats.org/drawingml/2006/wordprocessingDrawing" xmlns:w10="urn:schemas-microsoft-com:office:word" xmlns:w="http://schemas.openxmlformats.org/wordprocessingml/2006/main" xmlns:w14="http://schemas.microsoft.com/office/word/2010/wordml" xmlns:w15="http://schemas.microsoft.com/office/word/2012/wordml" xmlns:w16cex="http://schemas.microsoft.com/office/word/2018/wordml/cex" xmlns:w16cid="http://schemas.microsoft.com/office/word/2016/wordml/cid" xmlns:w16="http://schemas.microsoft.com/office/word/2018/wordml" xmlns:w16du="http://schemas.microsoft.com/office/word/2023/wordml/word16du" xmlns:w16sdtdh="http://schemas.microsoft.com/office/word/2020/wordml/sdtdatahash" xmlns:w16sdtfl="http://schemas.microsoft.com/office/word/2024/wordml/sdtformatlock" xmlns:w16se="http://schemas.microsoft.com/office/word/2015/wordml/symex" xmlns:wpg="http://schemas.microsoft.com/office/word/2010/wordprocessingGroup" xmlns:wpi="http://schemas.microsoft.com/office/word/2010/wordprocessingInk" xmlns:wne="http://schemas.microsoft.com/office/word/2006/wordml" xmlns:wps="http://schemas.microsoft.com/office/word/2010/wordprocessingShape" mc:Ignorable="w14 w15 w16se w16cid w16 w16cex w16sdtdh w16sdtfl w16du wp14">
   <w:p>
     <w:pPr>
       <w:pStyle w:val="a4"/>
@@ -11864,7 +9262,21 @@
                               <w:sz w:val="28"/>
                               <w:szCs w:val="28"/>
                             </w:rPr>
-                            <w:t>25.</w:t>
+                            <w:t>2</w:t>
+                          </w:r>
+                          <w:r>
+                            <w:rPr>
+                              <w:sz w:val="28"/>
+                              <w:szCs w:val="28"/>
+                            </w:rPr>
+                            <w:t>6</w:t>
+                          </w:r>
+                          <w:r>
+                            <w:rPr>
+                              <w:sz w:val="28"/>
+                              <w:szCs w:val="28"/>
+                            </w:rPr>
+                            <w:t>.</w:t>
                           </w:r>
                           <w:r>
                             <w:rPr>
@@ -11981,7 +9393,21 @@
                         <w:sz w:val="28"/>
                         <w:szCs w:val="28"/>
                       </w:rPr>
-                      <w:t>25.</w:t>
+                      <w:t>2</w:t>
+                    </w:r>
+                    <w:r>
+                      <w:rPr>
+                        <w:sz w:val="28"/>
+                        <w:szCs w:val="28"/>
+                      </w:rPr>
+                      <w:t>6</w:t>
+                    </w:r>
+                    <w:r>
+                      <w:rPr>
+                        <w:sz w:val="28"/>
+                        <w:szCs w:val="28"/>
+                      </w:rPr>
+                      <w:t>.</w:t>
                     </w:r>
                     <w:r>
                       <w:rPr>
@@ -14167,7 +11593,7 @@
 </file>
 
 <file path=word/footnotes.xml><?xml version="1.0" encoding="utf-8"?>
-<w:footnotes xmlns:wpc="http://schemas.microsoft.com/office/word/2010/wordprocessingCanvas" xmlns:cx="http://schemas.microsoft.com/office/drawing/2014/chartex" xmlns:cx1="http://schemas.microsoft.com/office/drawing/2015/9/8/chartex" xmlns:cx2="http://schemas.microsoft.com/office/drawing/2015/10/21/chartex" xmlns:cx3="http://schemas.microsoft.com/office/drawing/2016/5/9/chartex" xmlns:cx4="http://schemas.microsoft.com/office/drawing/2016/5/10/chartex" xmlns:cx5="http://schemas.microsoft.com/office/drawing/2016/5/11/chartex" xmlns:cx6="http://schemas.microsoft.com/office/drawing/2016/5/12/chartex" xmlns:cx7="http://schemas.microsoft.com/office/drawing/2016/5/13/chartex" xmlns:cx8="http://schemas.microsoft.com/office/drawing/2016/5/14/chartex" xmlns:mc="http://schemas.openxmlformats.org/markup-compatibility/2006" xmlns:aink="http://schemas.microsoft.com/office/drawing/2016/ink" xmlns:am3d="http://schemas.microsoft.com/office/drawing/2017/model3d" xmlns:o="urn:schemas-microsoft-com:office:office" xmlns:oel="http://schemas.microsoft.com/office/2019/extlst" xmlns:r="http://schemas.openxmlformats.org/officeDocument/2006/relationships" xmlns:m="http://schemas.openxmlformats.org/officeDocument/2006/math" xmlns:v="urn:schemas-microsoft-com:vml" xmlns:wp14="http://schemas.microsoft.com/office/word/2010/wordprocessingDrawing" xmlns:wp="http://schemas.openxmlformats.org/drawingml/2006/wordprocessingDrawing" xmlns:w10="urn:schemas-microsoft-com:office:word" xmlns:w="http://schemas.openxmlformats.org/wordprocessingml/2006/main" xmlns:w14="http://schemas.microsoft.com/office/word/2010/wordml" xmlns:w15="http://schemas.microsoft.com/office/word/2012/wordml" xmlns:w16cex="http://schemas.microsoft.com/office/word/2018/wordml/cex" xmlns:w16cid="http://schemas.microsoft.com/office/word/2016/wordml/cid" xmlns:w16="http://schemas.microsoft.com/office/word/2018/wordml" xmlns:w16du="http://schemas.microsoft.com/office/word/2023/wordml/word16du" xmlns:w16sdtdh="http://schemas.microsoft.com/office/word/2020/wordml/sdtdatahash" xmlns:w16se="http://schemas.microsoft.com/office/word/2015/wordml/symex" xmlns:wpg="http://schemas.microsoft.com/office/word/2010/wordprocessingGroup" xmlns:wpi="http://schemas.microsoft.com/office/word/2010/wordprocessingInk" xmlns:wne="http://schemas.microsoft.com/office/word/2006/wordml" xmlns:wps="http://schemas.microsoft.com/office/word/2010/wordprocessingShape" mc:Ignorable="w14 w15 w16se w16cid w16 w16cex w16sdtdh w16du wp14">
+<w:footnotes xmlns:wpc="http://schemas.microsoft.com/office/word/2010/wordprocessingCanvas" xmlns:cx="http://schemas.microsoft.com/office/drawing/2014/chartex" xmlns:cx1="http://schemas.microsoft.com/office/drawing/2015/9/8/chartex" xmlns:cx2="http://schemas.microsoft.com/office/drawing/2015/10/21/chartex" xmlns:cx3="http://schemas.microsoft.com/office/drawing/2016/5/9/chartex" xmlns:cx4="http://schemas.microsoft.com/office/drawing/2016/5/10/chartex" xmlns:cx5="http://schemas.microsoft.com/office/drawing/2016/5/11/chartex" xmlns:cx6="http://schemas.microsoft.com/office/drawing/2016/5/12/chartex" xmlns:cx7="http://schemas.microsoft.com/office/drawing/2016/5/13/chartex" xmlns:cx8="http://schemas.microsoft.com/office/drawing/2016/5/14/chartex" xmlns:mc="http://schemas.openxmlformats.org/markup-compatibility/2006" xmlns:aink="http://schemas.microsoft.com/office/drawing/2016/ink" xmlns:am3d="http://schemas.microsoft.com/office/drawing/2017/model3d" xmlns:o="urn:schemas-microsoft-com:office:office" xmlns:oel="http://schemas.microsoft.com/office/2019/extlst" xmlns:r="http://schemas.openxmlformats.org/officeDocument/2006/relationships" xmlns:m="http://schemas.openxmlformats.org/officeDocument/2006/math" xmlns:v="urn:schemas-microsoft-com:vml" xmlns:wp14="http://schemas.microsoft.com/office/word/2010/wordprocessingDrawing" xmlns:wp="http://schemas.openxmlformats.org/drawingml/2006/wordprocessingDrawing" xmlns:w10="urn:schemas-microsoft-com:office:word" xmlns:w="http://schemas.openxmlformats.org/wordprocessingml/2006/main" xmlns:w14="http://schemas.microsoft.com/office/word/2010/wordml" xmlns:w15="http://schemas.microsoft.com/office/word/2012/wordml" xmlns:w16cex="http://schemas.microsoft.com/office/word/2018/wordml/cex" xmlns:w16cid="http://schemas.microsoft.com/office/word/2016/wordml/cid" xmlns:w16="http://schemas.microsoft.com/office/word/2018/wordml" xmlns:w16du="http://schemas.microsoft.com/office/word/2023/wordml/word16du" xmlns:w16sdtdh="http://schemas.microsoft.com/office/word/2020/wordml/sdtdatahash" xmlns:w16sdtfl="http://schemas.microsoft.com/office/word/2024/wordml/sdtformatlock" xmlns:w16se="http://schemas.microsoft.com/office/word/2015/wordml/symex" xmlns:wpg="http://schemas.microsoft.com/office/word/2010/wordprocessingGroup" xmlns:wpi="http://schemas.microsoft.com/office/word/2010/wordprocessingInk" xmlns:wne="http://schemas.microsoft.com/office/word/2006/wordml" xmlns:wps="http://schemas.microsoft.com/office/word/2010/wordprocessingShape" mc:Ignorable="w14 w15 w16se w16cid w16 w16cex w16sdtdh w16sdtfl w16du wp14">
   <w:footnote w:type="separator" w:id="-1">
     <w:p>
       <w:r>
@@ -14186,7 +11612,7 @@
 </file>
 
 <file path=word/header1.xml><?xml version="1.0" encoding="utf-8"?>
-<w:hdr xmlns:wpc="http://schemas.microsoft.com/office/word/2010/wordprocessingCanvas" xmlns:cx="http://schemas.microsoft.com/office/drawing/2014/chartex" xmlns:cx1="http://schemas.microsoft.com/office/drawing/2015/9/8/chartex" xmlns:cx2="http://schemas.microsoft.com/office/drawing/2015/10/21/chartex" xmlns:cx3="http://schemas.microsoft.com/office/drawing/2016/5/9/chartex" xmlns:cx4="http://schemas.microsoft.com/office/drawing/2016/5/10/chartex" xmlns:cx5="http://schemas.microsoft.com/office/drawing/2016/5/11/chartex" xmlns:cx6="http://schemas.microsoft.com/office/drawing/2016/5/12/chartex" xmlns:cx7="http://schemas.microsoft.com/office/drawing/2016/5/13/chartex" xmlns:cx8="http://schemas.microsoft.com/office/drawing/2016/5/14/chartex" xmlns:mc="http://schemas.openxmlformats.org/markup-compatibility/2006" xmlns:aink="http://schemas.microsoft.com/office/drawing/2016/ink" xmlns:am3d="http://schemas.microsoft.com/office/drawing/2017/model3d" xmlns:o="urn:schemas-microsoft-com:office:office" xmlns:oel="http://schemas.microsoft.com/office/2019/extlst" xmlns:r="http://schemas.openxmlformats.org/officeDocument/2006/relationships" xmlns:m="http://schemas.openxmlformats.org/officeDocument/2006/math" xmlns:v="urn:schemas-microsoft-com:vml" xmlns:wp14="http://schemas.microsoft.com/office/word/2010/wordprocessingDrawing" xmlns:wp="http://schemas.openxmlformats.org/drawingml/2006/wordprocessingDrawing" xmlns:w10="urn:schemas-microsoft-com:office:word" xmlns:w="http://schemas.openxmlformats.org/wordprocessingml/2006/main" xmlns:w14="http://schemas.microsoft.com/office/word/2010/wordml" xmlns:w15="http://schemas.microsoft.com/office/word/2012/wordml" xmlns:w16cex="http://schemas.microsoft.com/office/word/2018/wordml/cex" xmlns:w16cid="http://schemas.microsoft.com/office/word/2016/wordml/cid" xmlns:w16="http://schemas.microsoft.com/office/word/2018/wordml" xmlns:w16du="http://schemas.microsoft.com/office/word/2023/wordml/word16du" xmlns:w16sdtdh="http://schemas.microsoft.com/office/word/2020/wordml/sdtdatahash" xmlns:w16se="http://schemas.microsoft.com/office/word/2015/wordml/symex" xmlns:wpg="http://schemas.microsoft.com/office/word/2010/wordprocessingGroup" xmlns:wpi="http://schemas.microsoft.com/office/word/2010/wordprocessingInk" xmlns:wne="http://schemas.microsoft.com/office/word/2006/wordml" xmlns:wps="http://schemas.microsoft.com/office/word/2010/wordprocessingShape" mc:Ignorable="w14 w15 w16se w16cid w16 w16cex w16sdtdh w16du wp14">
+<w:hdr xmlns:wpc="http://schemas.microsoft.com/office/word/2010/wordprocessingCanvas" xmlns:cx="http://schemas.microsoft.com/office/drawing/2014/chartex" xmlns:cx1="http://schemas.microsoft.com/office/drawing/2015/9/8/chartex" xmlns:cx2="http://schemas.microsoft.com/office/drawing/2015/10/21/chartex" xmlns:cx3="http://schemas.microsoft.com/office/drawing/2016/5/9/chartex" xmlns:cx4="http://schemas.microsoft.com/office/drawing/2016/5/10/chartex" xmlns:cx5="http://schemas.microsoft.com/office/drawing/2016/5/11/chartex" xmlns:cx6="http://schemas.microsoft.com/office/drawing/2016/5/12/chartex" xmlns:cx7="http://schemas.microsoft.com/office/drawing/2016/5/13/chartex" xmlns:cx8="http://schemas.microsoft.com/office/drawing/2016/5/14/chartex" xmlns:mc="http://schemas.openxmlformats.org/markup-compatibility/2006" xmlns:aink="http://schemas.microsoft.com/office/drawing/2016/ink" xmlns:am3d="http://schemas.microsoft.com/office/drawing/2017/model3d" xmlns:o="urn:schemas-microsoft-com:office:office" xmlns:oel="http://schemas.microsoft.com/office/2019/extlst" xmlns:r="http://schemas.openxmlformats.org/officeDocument/2006/relationships" xmlns:m="http://schemas.openxmlformats.org/officeDocument/2006/math" xmlns:v="urn:schemas-microsoft-com:vml" xmlns:wp14="http://schemas.microsoft.com/office/word/2010/wordprocessingDrawing" xmlns:wp="http://schemas.openxmlformats.org/drawingml/2006/wordprocessingDrawing" xmlns:w10="urn:schemas-microsoft-com:office:word" xmlns:w="http://schemas.openxmlformats.org/wordprocessingml/2006/main" xmlns:w14="http://schemas.microsoft.com/office/word/2010/wordml" xmlns:w15="http://schemas.microsoft.com/office/word/2012/wordml" xmlns:w16cex="http://schemas.microsoft.com/office/word/2018/wordml/cex" xmlns:w16cid="http://schemas.microsoft.com/office/word/2016/wordml/cid" xmlns:w16="http://schemas.microsoft.com/office/word/2018/wordml" xmlns:w16du="http://schemas.microsoft.com/office/word/2023/wordml/word16du" xmlns:w16sdtdh="http://schemas.microsoft.com/office/word/2020/wordml/sdtdatahash" xmlns:w16sdtfl="http://schemas.microsoft.com/office/word/2024/wordml/sdtformatlock" xmlns:w16se="http://schemas.microsoft.com/office/word/2015/wordml/symex" xmlns:wpg="http://schemas.microsoft.com/office/word/2010/wordprocessingGroup" xmlns:wpi="http://schemas.microsoft.com/office/word/2010/wordprocessingInk" xmlns:wne="http://schemas.microsoft.com/office/word/2006/wordml" xmlns:wps="http://schemas.microsoft.com/office/word/2010/wordprocessingShape" mc:Ignorable="w14 w15 w16se w16cid w16 w16cex w16sdtdh w16sdtfl w16du wp14">
   <w:p>
     <w:pPr>
       <w:pStyle w:val="a3"/>
@@ -14269,7 +11695,7 @@
 </file>
 
 <file path=word/header2.xml><?xml version="1.0" encoding="utf-8"?>
-<w:hdr xmlns:wpc="http://schemas.microsoft.com/office/word/2010/wordprocessingCanvas" xmlns:cx="http://schemas.microsoft.com/office/drawing/2014/chartex" xmlns:cx1="http://schemas.microsoft.com/office/drawing/2015/9/8/chartex" xmlns:cx2="http://schemas.microsoft.com/office/drawing/2015/10/21/chartex" xmlns:cx3="http://schemas.microsoft.com/office/drawing/2016/5/9/chartex" xmlns:cx4="http://schemas.microsoft.com/office/drawing/2016/5/10/chartex" xmlns:cx5="http://schemas.microsoft.com/office/drawing/2016/5/11/chartex" xmlns:cx6="http://schemas.microsoft.com/office/drawing/2016/5/12/chartex" xmlns:cx7="http://schemas.microsoft.com/office/drawing/2016/5/13/chartex" xmlns:cx8="http://schemas.microsoft.com/office/drawing/2016/5/14/chartex" xmlns:mc="http://schemas.openxmlformats.org/markup-compatibility/2006" xmlns:aink="http://schemas.microsoft.com/office/drawing/2016/ink" xmlns:am3d="http://schemas.microsoft.com/office/drawing/2017/model3d" xmlns:o="urn:schemas-microsoft-com:office:office" xmlns:oel="http://schemas.microsoft.com/office/2019/extlst" xmlns:r="http://schemas.openxmlformats.org/officeDocument/2006/relationships" xmlns:m="http://schemas.openxmlformats.org/officeDocument/2006/math" xmlns:v="urn:schemas-microsoft-com:vml" xmlns:wp14="http://schemas.microsoft.com/office/word/2010/wordprocessingDrawing" xmlns:wp="http://schemas.openxmlformats.org/drawingml/2006/wordprocessingDrawing" xmlns:w10="urn:schemas-microsoft-com:office:word" xmlns:w="http://schemas.openxmlformats.org/wordprocessingml/2006/main" xmlns:w14="http://schemas.microsoft.com/office/word/2010/wordml" xmlns:w15="http://schemas.microsoft.com/office/word/2012/wordml" xmlns:w16cex="http://schemas.microsoft.com/office/word/2018/wordml/cex" xmlns:w16cid="http://schemas.microsoft.com/office/word/2016/wordml/cid" xmlns:w16="http://schemas.microsoft.com/office/word/2018/wordml" xmlns:w16du="http://schemas.microsoft.com/office/word/2023/wordml/word16du" xmlns:w16sdtdh="http://schemas.microsoft.com/office/word/2020/wordml/sdtdatahash" xmlns:w16se="http://schemas.microsoft.com/office/word/2015/wordml/symex" xmlns:wpg="http://schemas.microsoft.com/office/word/2010/wordprocessingGroup" xmlns:wpi="http://schemas.microsoft.com/office/word/2010/wordprocessingInk" xmlns:wne="http://schemas.microsoft.com/office/word/2006/wordml" xmlns:wps="http://schemas.microsoft.com/office/word/2010/wordprocessingShape" mc:Ignorable="w14 w15 w16se w16cid w16 w16cex w16sdtdh w16du wp14">
+<w:hdr xmlns:wpc="http://schemas.microsoft.com/office/word/2010/wordprocessingCanvas" xmlns:cx="http://schemas.microsoft.com/office/drawing/2014/chartex" xmlns:cx1="http://schemas.microsoft.com/office/drawing/2015/9/8/chartex" xmlns:cx2="http://schemas.microsoft.com/office/drawing/2015/10/21/chartex" xmlns:cx3="http://schemas.microsoft.com/office/drawing/2016/5/9/chartex" xmlns:cx4="http://schemas.microsoft.com/office/drawing/2016/5/10/chartex" xmlns:cx5="http://schemas.microsoft.com/office/drawing/2016/5/11/chartex" xmlns:cx6="http://schemas.microsoft.com/office/drawing/2016/5/12/chartex" xmlns:cx7="http://schemas.microsoft.com/office/drawing/2016/5/13/chartex" xmlns:cx8="http://schemas.microsoft.com/office/drawing/2016/5/14/chartex" xmlns:mc="http://schemas.openxmlformats.org/markup-compatibility/2006" xmlns:aink="http://schemas.microsoft.com/office/drawing/2016/ink" xmlns:am3d="http://schemas.microsoft.com/office/drawing/2017/model3d" xmlns:o="urn:schemas-microsoft-com:office:office" xmlns:oel="http://schemas.microsoft.com/office/2019/extlst" xmlns:r="http://schemas.openxmlformats.org/officeDocument/2006/relationships" xmlns:m="http://schemas.openxmlformats.org/officeDocument/2006/math" xmlns:v="urn:schemas-microsoft-com:vml" xmlns:wp14="http://schemas.microsoft.com/office/word/2010/wordprocessingDrawing" xmlns:wp="http://schemas.openxmlformats.org/drawingml/2006/wordprocessingDrawing" xmlns:w10="urn:schemas-microsoft-com:office:word" xmlns:w="http://schemas.openxmlformats.org/wordprocessingml/2006/main" xmlns:w14="http://schemas.microsoft.com/office/word/2010/wordml" xmlns:w15="http://schemas.microsoft.com/office/word/2012/wordml" xmlns:w16cex="http://schemas.microsoft.com/office/word/2018/wordml/cex" xmlns:w16cid="http://schemas.microsoft.com/office/word/2016/wordml/cid" xmlns:w16="http://schemas.microsoft.com/office/word/2018/wordml" xmlns:w16du="http://schemas.microsoft.com/office/word/2023/wordml/word16du" xmlns:w16sdtdh="http://schemas.microsoft.com/office/word/2020/wordml/sdtdatahash" xmlns:w16sdtfl="http://schemas.microsoft.com/office/word/2024/wordml/sdtformatlock" xmlns:w16se="http://schemas.microsoft.com/office/word/2015/wordml/symex" xmlns:wpg="http://schemas.microsoft.com/office/word/2010/wordprocessingGroup" xmlns:wpi="http://schemas.microsoft.com/office/word/2010/wordprocessingInk" xmlns:wne="http://schemas.microsoft.com/office/word/2006/wordml" xmlns:wps="http://schemas.microsoft.com/office/word/2010/wordprocessingShape" mc:Ignorable="w14 w15 w16se w16cid w16 w16cex w16sdtdh w16sdtfl w16du wp14">
   <w:p>
     <w:pPr>
       <w:pStyle w:val="a3"/>
@@ -14376,7 +11802,7 @@
 </file>
 
 <file path=word/numbering.xml><?xml version="1.0" encoding="utf-8"?>
-<w:numbering xmlns:wpc="http://schemas.microsoft.com/office/word/2010/wordprocessingCanvas" xmlns:cx="http://schemas.microsoft.com/office/drawing/2014/chartex" xmlns:cx1="http://schemas.microsoft.com/office/drawing/2015/9/8/chartex" xmlns:cx2="http://schemas.microsoft.com/office/drawing/2015/10/21/chartex" xmlns:cx3="http://schemas.microsoft.com/office/drawing/2016/5/9/chartex" xmlns:cx4="http://schemas.microsoft.com/office/drawing/2016/5/10/chartex" xmlns:cx5="http://schemas.microsoft.com/office/drawing/2016/5/11/chartex" xmlns:cx6="http://schemas.microsoft.com/office/drawing/2016/5/12/chartex" xmlns:cx7="http://schemas.microsoft.com/office/drawing/2016/5/13/chartex" xmlns:cx8="http://schemas.microsoft.com/office/drawing/2016/5/14/chartex" xmlns:mc="http://schemas.openxmlformats.org/markup-compatibility/2006" xmlns:aink="http://schemas.microsoft.com/office/drawing/2016/ink" xmlns:am3d="http://schemas.microsoft.com/office/drawing/2017/model3d" xmlns:o="urn:schemas-microsoft-com:office:office" xmlns:oel="http://schemas.microsoft.com/office/2019/extlst" xmlns:r="http://schemas.openxmlformats.org/officeDocument/2006/relationships" xmlns:m="http://schemas.openxmlformats.org/officeDocument/2006/math" xmlns:v="urn:schemas-microsoft-com:vml" xmlns:wp14="http://schemas.microsoft.com/office/word/2010/wordprocessingDrawing" xmlns:wp="http://schemas.openxmlformats.org/drawingml/2006/wordprocessingDrawing" xmlns:w10="urn:schemas-microsoft-com:office:word" xmlns:w="http://schemas.openxmlformats.org/wordprocessingml/2006/main" xmlns:w14="http://schemas.microsoft.com/office/word/2010/wordml" xmlns:w15="http://schemas.microsoft.com/office/word/2012/wordml" xmlns:w16cex="http://schemas.microsoft.com/office/word/2018/wordml/cex" xmlns:w16cid="http://schemas.microsoft.com/office/word/2016/wordml/cid" xmlns:w16="http://schemas.microsoft.com/office/word/2018/wordml" xmlns:w16du="http://schemas.microsoft.com/office/word/2023/wordml/word16du" xmlns:w16sdtdh="http://schemas.microsoft.com/office/word/2020/wordml/sdtdatahash" xmlns:w16se="http://schemas.microsoft.com/office/word/2015/wordml/symex" xmlns:wpg="http://schemas.microsoft.com/office/word/2010/wordprocessingGroup" xmlns:wpi="http://schemas.microsoft.com/office/word/2010/wordprocessingInk" xmlns:wne="http://schemas.microsoft.com/office/word/2006/wordml" xmlns:wps="http://schemas.microsoft.com/office/word/2010/wordprocessingShape" mc:Ignorable="w14 w15 w16se w16cid w16 w16cex w16sdtdh w16du wp14">
+<w:numbering xmlns:wpc="http://schemas.microsoft.com/office/word/2010/wordprocessingCanvas" xmlns:cx="http://schemas.microsoft.com/office/drawing/2014/chartex" xmlns:cx1="http://schemas.microsoft.com/office/drawing/2015/9/8/chartex" xmlns:cx2="http://schemas.microsoft.com/office/drawing/2015/10/21/chartex" xmlns:cx3="http://schemas.microsoft.com/office/drawing/2016/5/9/chartex" xmlns:cx4="http://schemas.microsoft.com/office/drawing/2016/5/10/chartex" xmlns:cx5="http://schemas.microsoft.com/office/drawing/2016/5/11/chartex" xmlns:cx6="http://schemas.microsoft.com/office/drawing/2016/5/12/chartex" xmlns:cx7="http://schemas.microsoft.com/office/drawing/2016/5/13/chartex" xmlns:cx8="http://schemas.microsoft.com/office/drawing/2016/5/14/chartex" xmlns:mc="http://schemas.openxmlformats.org/markup-compatibility/2006" xmlns:aink="http://schemas.microsoft.com/office/drawing/2016/ink" xmlns:am3d="http://schemas.microsoft.com/office/drawing/2017/model3d" xmlns:o="urn:schemas-microsoft-com:office:office" xmlns:oel="http://schemas.microsoft.com/office/2019/extlst" xmlns:r="http://schemas.openxmlformats.org/officeDocument/2006/relationships" xmlns:m="http://schemas.openxmlformats.org/officeDocument/2006/math" xmlns:v="urn:schemas-microsoft-com:vml" xmlns:wp14="http://schemas.microsoft.com/office/word/2010/wordprocessingDrawing" xmlns:wp="http://schemas.openxmlformats.org/drawingml/2006/wordprocessingDrawing" xmlns:w10="urn:schemas-microsoft-com:office:word" xmlns:w="http://schemas.openxmlformats.org/wordprocessingml/2006/main" xmlns:w14="http://schemas.microsoft.com/office/word/2010/wordml" xmlns:w15="http://schemas.microsoft.com/office/word/2012/wordml" xmlns:w16cex="http://schemas.microsoft.com/office/word/2018/wordml/cex" xmlns:w16cid="http://schemas.microsoft.com/office/word/2016/wordml/cid" xmlns:w16="http://schemas.microsoft.com/office/word/2018/wordml" xmlns:w16du="http://schemas.microsoft.com/office/word/2023/wordml/word16du" xmlns:w16sdtdh="http://schemas.microsoft.com/office/word/2020/wordml/sdtdatahash" xmlns:w16sdtfl="http://schemas.microsoft.com/office/word/2024/wordml/sdtformatlock" xmlns:w16se="http://schemas.microsoft.com/office/word/2015/wordml/symex" xmlns:wpg="http://schemas.microsoft.com/office/word/2010/wordprocessingGroup" xmlns:wpi="http://schemas.microsoft.com/office/word/2010/wordprocessingInk" xmlns:wne="http://schemas.microsoft.com/office/word/2006/wordml" xmlns:wps="http://schemas.microsoft.com/office/word/2010/wordprocessingShape" mc:Ignorable="w14 w15 w16se w16cid w16 w16cex w16sdtdh w16sdtfl w16du wp14">
   <w:abstractNum w:abstractNumId="0" w15:restartNumberingAfterBreak="0">
     <w:nsid w:val="020655F9"/>
     <w:multiLevelType w:val="hybridMultilevel"/>
@@ -16682,7 +14108,7 @@
 </file>
 
 <file path=word/styles.xml><?xml version="1.0" encoding="utf-8"?>
-<w:styles xmlns:mc="http://schemas.openxmlformats.org/markup-compatibility/2006" xmlns:r="http://schemas.openxmlformats.org/officeDocument/2006/relationships" xmlns:w="http://schemas.openxmlformats.org/wordprocessingml/2006/main" xmlns:w14="http://schemas.microsoft.com/office/word/2010/wordml" xmlns:w15="http://schemas.microsoft.com/office/word/2012/wordml" xmlns:w16cex="http://schemas.microsoft.com/office/word/2018/wordml/cex" xmlns:w16cid="http://schemas.microsoft.com/office/word/2016/wordml/cid" xmlns:w16="http://schemas.microsoft.com/office/word/2018/wordml" xmlns:w16du="http://schemas.microsoft.com/office/word/2023/wordml/word16du" xmlns:w16sdtdh="http://schemas.microsoft.com/office/word/2020/wordml/sdtdatahash" xmlns:w16se="http://schemas.microsoft.com/office/word/2015/wordml/symex" mc:Ignorable="w14 w15 w16se w16cid w16 w16cex w16sdtdh w16du">
+<w:styles xmlns:mc="http://schemas.openxmlformats.org/markup-compatibility/2006" xmlns:r="http://schemas.openxmlformats.org/officeDocument/2006/relationships" xmlns:w="http://schemas.openxmlformats.org/wordprocessingml/2006/main" xmlns:w14="http://schemas.microsoft.com/office/word/2010/wordml" xmlns:w15="http://schemas.microsoft.com/office/word/2012/wordml" xmlns:w16cex="http://schemas.microsoft.com/office/word/2018/wordml/cex" xmlns:w16cid="http://schemas.microsoft.com/office/word/2016/wordml/cid" xmlns:w16="http://schemas.microsoft.com/office/word/2018/wordml" xmlns:w16du="http://schemas.microsoft.com/office/word/2023/wordml/word16du" xmlns:w16sdtdh="http://schemas.microsoft.com/office/word/2020/wordml/sdtdatahash" xmlns:w16sdtfl="http://schemas.microsoft.com/office/word/2024/wordml/sdtformatlock" xmlns:w16se="http://schemas.microsoft.com/office/word/2015/wordml/symex" mc:Ignorable="w14 w15 w16se w16cid w16 w16cex w16sdtdh w16sdtfl w16du">
   <w:docDefaults>
     <w:rPrDefault>
       <w:rPr>
@@ -17159,6 +14585,7 @@
   <w:style w:type="character" w:default="1" w:styleId="a0">
     <w:name w:val="Default Paragraph Font"/>
     <w:uiPriority w:val="1"/>
+    <w:semiHidden/>
     <w:unhideWhenUsed/>
   </w:style>
   <w:style w:type="table" w:default="1" w:styleId="a1">
